--- a/fuentes/621602_CF08_DU.docx
+++ b/fuentes/621602_CF08_DU.docx
@@ -606,7 +606,7 @@
           <w:r>
             <w:fldChar w:fldCharType="separate"/>
           </w:r>
-          <w:hyperlink w:anchor="_Toc231483392" w:history="1">
+          <w:hyperlink w:anchor="_Toc235109753" w:history="1">
             <w:r>
               <w:rPr>
                 <w:rStyle w:val="Hipervnculo"/>
@@ -633,7 +633,7 @@
                 <w:noProof/>
                 <w:webHidden/>
               </w:rPr>
-              <w:instrText xml:space="preserve"> PAGEREF _Toc231483392 \h </w:instrText>
+              <w:instrText xml:space="preserve"> PAGEREF _Toc235109753 \h </w:instrText>
             </w:r>
             <w:r>
               <w:rPr>
@@ -679,7 +679,7 @@
               <w14:ligatures w14:val="none"/>
             </w:rPr>
           </w:pPr>
-          <w:hyperlink w:anchor="_Toc231483393" w:history="1">
+          <w:hyperlink w:anchor="_Toc235109754" w:history="1">
             <w:r>
               <w:rPr>
                 <w:rStyle w:val="Hipervnculo"/>
@@ -706,7 +706,7 @@
                 <w:noProof/>
                 <w:webHidden/>
               </w:rPr>
-              <w:instrText xml:space="preserve"> PAGEREF _Toc231483393 \h </w:instrText>
+              <w:instrText xml:space="preserve"> PAGEREF _Toc235109754 \h </w:instrText>
             </w:r>
             <w:r>
               <w:rPr>
@@ -752,7 +752,7 @@
               <w14:ligatures w14:val="none"/>
             </w:rPr>
           </w:pPr>
-          <w:hyperlink w:anchor="_Toc231483394" w:history="1">
+          <w:hyperlink w:anchor="_Toc235109755" w:history="1">
             <w:r>
               <w:rPr>
                 <w:rStyle w:val="Hipervnculo"/>
@@ -779,7 +779,7 @@
                 <w:noProof/>
                 <w:webHidden/>
               </w:rPr>
-              <w:instrText xml:space="preserve"> PAGEREF _Toc231483394 \h </w:instrText>
+              <w:instrText xml:space="preserve"> PAGEREF _Toc235109755 \h </w:instrText>
             </w:r>
             <w:r>
               <w:rPr>
@@ -825,7 +825,7 @@
               <w14:ligatures w14:val="none"/>
             </w:rPr>
           </w:pPr>
-          <w:hyperlink w:anchor="_Toc231483395" w:history="1">
+          <w:hyperlink w:anchor="_Toc235109756" w:history="1">
             <w:r>
               <w:rPr>
                 <w:rStyle w:val="Hipervnculo"/>
@@ -852,7 +852,7 @@
                 <w:noProof/>
                 <w:webHidden/>
               </w:rPr>
-              <w:instrText xml:space="preserve"> PAGEREF _Toc231483395 \h </w:instrText>
+              <w:instrText xml:space="preserve"> PAGEREF _Toc235109756 \h </w:instrText>
             </w:r>
             <w:r>
               <w:rPr>
@@ -898,7 +898,7 @@
               <w14:ligatures w14:val="none"/>
             </w:rPr>
           </w:pPr>
-          <w:hyperlink w:anchor="_Toc231483396" w:history="1">
+          <w:hyperlink w:anchor="_Toc235109757" w:history="1">
             <w:r>
               <w:rPr>
                 <w:rStyle w:val="Hipervnculo"/>
@@ -925,7 +925,7 @@
                 <w:noProof/>
                 <w:webHidden/>
               </w:rPr>
-              <w:instrText xml:space="preserve"> PAGEREF _Toc231483396 \h </w:instrText>
+              <w:instrText xml:space="preserve"> PAGEREF _Toc235109757 \h </w:instrText>
             </w:r>
             <w:r>
               <w:rPr>
@@ -971,7 +971,7 @@
               <w14:ligatures w14:val="none"/>
             </w:rPr>
           </w:pPr>
-          <w:hyperlink w:anchor="_Toc231483397" w:history="1">
+          <w:hyperlink w:anchor="_Toc235109758" w:history="1">
             <w:r>
               <w:rPr>
                 <w:rStyle w:val="Hipervnculo"/>
@@ -998,7 +998,7 @@
                 <w:noProof/>
                 <w:webHidden/>
               </w:rPr>
-              <w:instrText xml:space="preserve"> PAGEREF _Toc231483397 \h </w:instrText>
+              <w:instrText xml:space="preserve"> PAGEREF _Toc235109758 \h </w:instrText>
             </w:r>
             <w:r>
               <w:rPr>
@@ -1044,7 +1044,7 @@
               <w14:ligatures w14:val="none"/>
             </w:rPr>
           </w:pPr>
-          <w:hyperlink w:anchor="_Toc231483398" w:history="1">
+          <w:hyperlink w:anchor="_Toc235109759" w:history="1">
             <w:r>
               <w:rPr>
                 <w:rStyle w:val="Hipervnculo"/>
@@ -1071,7 +1071,7 @@
                 <w:noProof/>
                 <w:webHidden/>
               </w:rPr>
-              <w:instrText xml:space="preserve"> PAGEREF _Toc231483398 \h </w:instrText>
+              <w:instrText xml:space="preserve"> PAGEREF _Toc235109759 \h </w:instrText>
             </w:r>
             <w:r>
               <w:rPr>
@@ -1117,7 +1117,7 @@
               <w14:ligatures w14:val="none"/>
             </w:rPr>
           </w:pPr>
-          <w:hyperlink w:anchor="_Toc231483399" w:history="1">
+          <w:hyperlink w:anchor="_Toc235109760" w:history="1">
             <w:r>
               <w:rPr>
                 <w:rStyle w:val="Hipervnculo"/>
@@ -1144,7 +1144,7 @@
                 <w:noProof/>
                 <w:webHidden/>
               </w:rPr>
-              <w:instrText xml:space="preserve"> PAGEREF _Toc231483399 \h </w:instrText>
+              <w:instrText xml:space="preserve"> PAGEREF _Toc235109760 \h </w:instrText>
             </w:r>
             <w:r>
               <w:rPr>
@@ -1190,7 +1190,7 @@
               <w14:ligatures w14:val="none"/>
             </w:rPr>
           </w:pPr>
-          <w:hyperlink w:anchor="_Toc231483400" w:history="1">
+          <w:hyperlink w:anchor="_Toc235109761" w:history="1">
             <w:r>
               <w:rPr>
                 <w:rStyle w:val="Hipervnculo"/>
@@ -1217,7 +1217,7 @@
                 <w:noProof/>
                 <w:webHidden/>
               </w:rPr>
-              <w:instrText xml:space="preserve"> PAGEREF _Toc231483400 \h </w:instrText>
+              <w:instrText xml:space="preserve"> PAGEREF _Toc235109761 \h </w:instrText>
             </w:r>
             <w:r>
               <w:rPr>
@@ -1263,7 +1263,7 @@
               <w14:ligatures w14:val="none"/>
             </w:rPr>
           </w:pPr>
-          <w:hyperlink w:anchor="_Toc231483401" w:history="1">
+          <w:hyperlink w:anchor="_Toc235109762" w:history="1">
             <w:r>
               <w:rPr>
                 <w:rStyle w:val="Hipervnculo"/>
@@ -1290,7 +1290,7 @@
                 <w:noProof/>
                 <w:webHidden/>
               </w:rPr>
-              <w:instrText xml:space="preserve"> PAGEREF _Toc231483401 \h </w:instrText>
+              <w:instrText xml:space="preserve"> PAGEREF _Toc235109762 \h </w:instrText>
             </w:r>
             <w:r>
               <w:rPr>
@@ -1336,7 +1336,7 @@
               <w14:ligatures w14:val="none"/>
             </w:rPr>
           </w:pPr>
-          <w:hyperlink w:anchor="_Toc231483402" w:history="1">
+          <w:hyperlink w:anchor="_Toc235109763" w:history="1">
             <w:r>
               <w:rPr>
                 <w:rStyle w:val="Hipervnculo"/>
@@ -1363,7 +1363,7 @@
                 <w:noProof/>
                 <w:webHidden/>
               </w:rPr>
-              <w:instrText xml:space="preserve"> PAGEREF _Toc231483402 \h </w:instrText>
+              <w:instrText xml:space="preserve"> PAGEREF _Toc235109763 \h </w:instrText>
             </w:r>
             <w:r>
               <w:rPr>
@@ -1409,7 +1409,7 @@
               <w14:ligatures w14:val="none"/>
             </w:rPr>
           </w:pPr>
-          <w:hyperlink w:anchor="_Toc231483403" w:history="1">
+          <w:hyperlink w:anchor="_Toc235109764" w:history="1">
             <w:r>
               <w:rPr>
                 <w:rStyle w:val="Hipervnculo"/>
@@ -1436,7 +1436,7 @@
                 <w:noProof/>
                 <w:webHidden/>
               </w:rPr>
-              <w:instrText xml:space="preserve"> PAGEREF _Toc231483403 \h </w:instrText>
+              <w:instrText xml:space="preserve"> PAGEREF _Toc235109764 \h </w:instrText>
             </w:r>
             <w:r>
               <w:rPr>
@@ -1482,7 +1482,7 @@
               <w14:ligatures w14:val="none"/>
             </w:rPr>
           </w:pPr>
-          <w:hyperlink w:anchor="_Toc231483404" w:history="1">
+          <w:hyperlink w:anchor="_Toc235109765" w:history="1">
             <w:r>
               <w:rPr>
                 <w:rStyle w:val="Hipervnculo"/>
@@ -1509,7 +1509,7 @@
                 <w:noProof/>
                 <w:webHidden/>
               </w:rPr>
-              <w:instrText xml:space="preserve"> PAGEREF _Toc231483404 \h </w:instrText>
+              <w:instrText xml:space="preserve"> PAGEREF _Toc235109765 \h </w:instrText>
             </w:r>
             <w:r>
               <w:rPr>
@@ -1555,7 +1555,7 @@
               <w14:ligatures w14:val="none"/>
             </w:rPr>
           </w:pPr>
-          <w:hyperlink w:anchor="_Toc231483405" w:history="1">
+          <w:hyperlink w:anchor="_Toc235109766" w:history="1">
             <w:r>
               <w:rPr>
                 <w:rStyle w:val="Hipervnculo"/>
@@ -1582,7 +1582,7 @@
                 <w:noProof/>
                 <w:webHidden/>
               </w:rPr>
-              <w:instrText xml:space="preserve"> PAGEREF _Toc231483405 \h </w:instrText>
+              <w:instrText xml:space="preserve"> PAGEREF _Toc235109766 \h </w:instrText>
             </w:r>
             <w:r>
               <w:rPr>
@@ -1628,7 +1628,7 @@
               <w14:ligatures w14:val="none"/>
             </w:rPr>
           </w:pPr>
-          <w:hyperlink w:anchor="_Toc231483406" w:history="1">
+          <w:hyperlink w:anchor="_Toc235109767" w:history="1">
             <w:r>
               <w:rPr>
                 <w:rStyle w:val="Hipervnculo"/>
@@ -1655,7 +1655,7 @@
                 <w:noProof/>
                 <w:webHidden/>
               </w:rPr>
-              <w:instrText xml:space="preserve"> PAGEREF _Toc231483406 \h </w:instrText>
+              <w:instrText xml:space="preserve"> PAGEREF _Toc235109767 \h </w:instrText>
             </w:r>
             <w:r>
               <w:rPr>
@@ -1701,7 +1701,7 @@
               <w14:ligatures w14:val="none"/>
             </w:rPr>
           </w:pPr>
-          <w:hyperlink w:anchor="_Toc231483407" w:history="1">
+          <w:hyperlink w:anchor="_Toc235109768" w:history="1">
             <w:r>
               <w:rPr>
                 <w:rStyle w:val="Hipervnculo"/>
@@ -1728,7 +1728,7 @@
                 <w:noProof/>
                 <w:webHidden/>
               </w:rPr>
-              <w:instrText xml:space="preserve"> PAGEREF _Toc231483407 \h </w:instrText>
+              <w:instrText xml:space="preserve"> PAGEREF _Toc235109768 \h </w:instrText>
             </w:r>
             <w:r>
               <w:rPr>
@@ -1774,7 +1774,7 @@
               <w14:ligatures w14:val="none"/>
             </w:rPr>
           </w:pPr>
-          <w:hyperlink w:anchor="_Toc231483408" w:history="1">
+          <w:hyperlink w:anchor="_Toc235109769" w:history="1">
             <w:r>
               <w:rPr>
                 <w:rStyle w:val="Hipervnculo"/>
@@ -1801,7 +1801,7 @@
                 <w:noProof/>
                 <w:webHidden/>
               </w:rPr>
-              <w:instrText xml:space="preserve"> PAGEREF _Toc231483408 \h </w:instrText>
+              <w:instrText xml:space="preserve"> PAGEREF _Toc235109769 \h </w:instrText>
             </w:r>
             <w:r>
               <w:rPr>
@@ -1847,7 +1847,7 @@
               <w14:ligatures w14:val="none"/>
             </w:rPr>
           </w:pPr>
-          <w:hyperlink w:anchor="_Toc231483409" w:history="1">
+          <w:hyperlink w:anchor="_Toc235109770" w:history="1">
             <w:r>
               <w:rPr>
                 <w:rStyle w:val="Hipervnculo"/>
@@ -1874,7 +1874,7 @@
                 <w:noProof/>
                 <w:webHidden/>
               </w:rPr>
-              <w:instrText xml:space="preserve"> PAGEREF _Toc231483409 \h </w:instrText>
+              <w:instrText xml:space="preserve"> PAGEREF _Toc235109770 \h </w:instrText>
             </w:r>
             <w:r>
               <w:rPr>
@@ -1920,7 +1920,7 @@
               <w14:ligatures w14:val="none"/>
             </w:rPr>
           </w:pPr>
-          <w:hyperlink w:anchor="_Toc231483410" w:history="1">
+          <w:hyperlink w:anchor="_Toc235109771" w:history="1">
             <w:r>
               <w:rPr>
                 <w:rStyle w:val="Hipervnculo"/>
@@ -1947,7 +1947,7 @@
                 <w:noProof/>
                 <w:webHidden/>
               </w:rPr>
-              <w:instrText xml:space="preserve"> PAGEREF _Toc231483410 \h </w:instrText>
+              <w:instrText xml:space="preserve"> PAGEREF _Toc235109771 \h </w:instrText>
             </w:r>
             <w:r>
               <w:rPr>
@@ -1993,7 +1993,7 @@
               <w14:ligatures w14:val="none"/>
             </w:rPr>
           </w:pPr>
-          <w:hyperlink w:anchor="_Toc231483411" w:history="1">
+          <w:hyperlink w:anchor="_Toc235109772" w:history="1">
             <w:r>
               <w:rPr>
                 <w:rStyle w:val="Hipervnculo"/>
@@ -2020,7 +2020,7 @@
                 <w:noProof/>
                 <w:webHidden/>
               </w:rPr>
-              <w:instrText xml:space="preserve"> PAGEREF _Toc231483411 \h </w:instrText>
+              <w:instrText xml:space="preserve"> PAGEREF _Toc235109772 \h </w:instrText>
             </w:r>
             <w:r>
               <w:rPr>
@@ -2066,7 +2066,7 @@
               <w14:ligatures w14:val="none"/>
             </w:rPr>
           </w:pPr>
-          <w:hyperlink w:anchor="_Toc231483412" w:history="1">
+          <w:hyperlink w:anchor="_Toc235109773" w:history="1">
             <w:r>
               <w:rPr>
                 <w:rStyle w:val="Hipervnculo"/>
@@ -2093,7 +2093,7 @@
                 <w:noProof/>
                 <w:webHidden/>
               </w:rPr>
-              <w:instrText xml:space="preserve"> PAGEREF _Toc231483412 \h </w:instrText>
+              <w:instrText xml:space="preserve"> PAGEREF _Toc235109773 \h </w:instrText>
             </w:r>
             <w:r>
               <w:rPr>
@@ -2139,7 +2139,7 @@
               <w14:ligatures w14:val="none"/>
             </w:rPr>
           </w:pPr>
-          <w:hyperlink w:anchor="_Toc231483413" w:history="1">
+          <w:hyperlink w:anchor="_Toc235109774" w:history="1">
             <w:r>
               <w:rPr>
                 <w:rStyle w:val="Hipervnculo"/>
@@ -2166,7 +2166,7 @@
                 <w:noProof/>
                 <w:webHidden/>
               </w:rPr>
-              <w:instrText xml:space="preserve"> PAGEREF _Toc231483413 \h </w:instrText>
+              <w:instrText xml:space="preserve"> PAGEREF _Toc235109774 \h </w:instrText>
             </w:r>
             <w:r>
               <w:rPr>
@@ -2212,7 +2212,7 @@
               <w14:ligatures w14:val="none"/>
             </w:rPr>
           </w:pPr>
-          <w:hyperlink w:anchor="_Toc231483414" w:history="1">
+          <w:hyperlink w:anchor="_Toc235109775" w:history="1">
             <w:r>
               <w:rPr>
                 <w:rStyle w:val="Hipervnculo"/>
@@ -2239,7 +2239,7 @@
                 <w:noProof/>
                 <w:webHidden/>
               </w:rPr>
-              <w:instrText xml:space="preserve"> PAGEREF _Toc231483414 \h </w:instrText>
+              <w:instrText xml:space="preserve"> PAGEREF _Toc235109775 \h </w:instrText>
             </w:r>
             <w:r>
               <w:rPr>
@@ -2285,7 +2285,7 @@
               <w14:ligatures w14:val="none"/>
             </w:rPr>
           </w:pPr>
-          <w:hyperlink w:anchor="_Toc231483415" w:history="1">
+          <w:hyperlink w:anchor="_Toc235109776" w:history="1">
             <w:r>
               <w:rPr>
                 <w:rStyle w:val="Hipervnculo"/>
@@ -2312,7 +2312,7 @@
                 <w:noProof/>
                 <w:webHidden/>
               </w:rPr>
-              <w:instrText xml:space="preserve"> PAGEREF _Toc231483415 \h </w:instrText>
+              <w:instrText xml:space="preserve"> PAGEREF _Toc235109776 \h </w:instrText>
             </w:r>
             <w:r>
               <w:rPr>
@@ -2332,7 +2332,7 @@
                 <w:noProof/>
                 <w:webHidden/>
               </w:rPr>
-              <w:t>45</w:t>
+              <w:t>44</w:t>
             </w:r>
             <w:r>
               <w:rPr>
@@ -2358,7 +2358,7 @@
               <w14:ligatures w14:val="none"/>
             </w:rPr>
           </w:pPr>
-          <w:hyperlink w:anchor="_Toc231483416" w:history="1">
+          <w:hyperlink w:anchor="_Toc235109777" w:history="1">
             <w:r>
               <w:rPr>
                 <w:rStyle w:val="Hipervnculo"/>
@@ -2385,7 +2385,7 @@
                 <w:noProof/>
                 <w:webHidden/>
               </w:rPr>
-              <w:instrText xml:space="preserve"> PAGEREF _Toc231483416 \h </w:instrText>
+              <w:instrText xml:space="preserve"> PAGEREF _Toc235109777 \h </w:instrText>
             </w:r>
             <w:r>
               <w:rPr>
@@ -2405,7 +2405,7 @@
                 <w:noProof/>
                 <w:webHidden/>
               </w:rPr>
-              <w:t>48</w:t>
+              <w:t>47</w:t>
             </w:r>
             <w:r>
               <w:rPr>
@@ -2431,7 +2431,7 @@
               <w14:ligatures w14:val="none"/>
             </w:rPr>
           </w:pPr>
-          <w:hyperlink w:anchor="_Toc231483417" w:history="1">
+          <w:hyperlink w:anchor="_Toc235109778" w:history="1">
             <w:r>
               <w:rPr>
                 <w:rStyle w:val="Hipervnculo"/>
@@ -2458,7 +2458,7 @@
                 <w:noProof/>
                 <w:webHidden/>
               </w:rPr>
-              <w:instrText xml:space="preserve"> PAGEREF _Toc231483417 \h </w:instrText>
+              <w:instrText xml:space="preserve"> PAGEREF _Toc235109778 \h </w:instrText>
             </w:r>
             <w:r>
               <w:rPr>
@@ -2506,7 +2506,7 @@
       <w:pPr>
         <w:pStyle w:val="Titulosgenerales"/>
       </w:pPr>
-      <w:bookmarkStart w:id="0" w:name="_Toc231483392"/>
+      <w:bookmarkStart w:id="0" w:name="_Toc235109753"/>
       <w:r>
         <w:lastRenderedPageBreak/>
         <w:t>Introducción</w:t>
@@ -2548,7 +2548,7 @@
       <w:pPr>
         <w:pStyle w:val="Ttulo1"/>
       </w:pPr>
-      <w:bookmarkStart w:id="1" w:name="_Toc231483393"/>
+      <w:bookmarkStart w:id="1" w:name="_Toc235109754"/>
       <w:r>
         <w:lastRenderedPageBreak/>
         <w:t>Turismo</w:t>
@@ -2661,7 +2661,7 @@
           <w:lang w:val="es-419" w:eastAsia="es-CO"/>
         </w:rPr>
         <w:lastRenderedPageBreak/>
-        <w:t>Socio cultural. Intercambio de experiencias.</w:t>
+        <w:t>Sociocultural. Intercambio de experiencias.</w:t>
       </w:r>
     </w:p>
     <w:p>
@@ -2699,7 +2699,7 @@
       <w:pPr>
         <w:pStyle w:val="Ttulo2"/>
       </w:pPr>
-      <w:bookmarkStart w:id="2" w:name="_Toc231483394"/>
+      <w:bookmarkStart w:id="2" w:name="_Toc235109755"/>
       <w:r>
         <w:t>Tipología</w:t>
       </w:r>
@@ -2715,55 +2715,7 @@
         <w:rPr>
           <w:lang w:val="es-419" w:eastAsia="es-CO"/>
         </w:rPr>
-        <w:t>El turismo es una actividad diversa y estrechamente relacionada con el entorno y la motivación del viaje. En esta relación del turismo con entorno</w:t>
-      </w:r>
-      <w:r>
-        <w:rPr>
-          <w:lang w:val="es-419" w:eastAsia="es-CO"/>
-        </w:rPr>
-        <w:t xml:space="preserve"> </w:t>
-      </w:r>
-      <w:r>
-        <w:rPr>
-          <w:lang w:val="es-419" w:eastAsia="es-CO"/>
-        </w:rPr>
-        <w:t>/</w:t>
-      </w:r>
-      <w:r>
-        <w:rPr>
-          <w:lang w:val="es-419" w:eastAsia="es-CO"/>
-        </w:rPr>
-        <w:t xml:space="preserve"> </w:t>
-      </w:r>
-      <w:r>
-        <w:rPr>
-          <w:lang w:val="es-419" w:eastAsia="es-CO"/>
-        </w:rPr>
-        <w:t>motivación</w:t>
-      </w:r>
-      <w:r>
-        <w:rPr>
-          <w:lang w:val="es-419" w:eastAsia="es-CO"/>
-        </w:rPr>
-        <w:t xml:space="preserve"> </w:t>
-      </w:r>
-      <w:r>
-        <w:rPr>
-          <w:lang w:val="es-419" w:eastAsia="es-CO"/>
-        </w:rPr>
-        <w:t>/</w:t>
-      </w:r>
-      <w:r>
-        <w:rPr>
-          <w:lang w:val="es-419" w:eastAsia="es-CO"/>
-        </w:rPr>
-        <w:t xml:space="preserve"> </w:t>
-      </w:r>
-      <w:r>
-        <w:rPr>
-          <w:lang w:val="es-419" w:eastAsia="es-CO"/>
-        </w:rPr>
-        <w:t>duración, se crean los diferentes tipos de turismo que cada día tienden a ser más dinámicos y a crear nuevos tipos de experiencias. En la siguiente infografía se reconocen algunos tipos de turismo.</w:t>
+        <w:t>El turismo es una actividad diversa y estrechamente relacionada con el entorno y la motivación del viaje. En esta relación del turismo con entorno/motivación/duración, se crean los diferentes tipos de turismo que cada día tienden a ser más dinámicos y a crear nuevos tipos de experiencias. En la siguiente infografía se reconocen algunos tipos de turismo.</w:t>
       </w:r>
     </w:p>
     <w:p>
@@ -3020,7 +2972,7 @@
       <w:pPr>
         <w:pStyle w:val="Ttulo2"/>
       </w:pPr>
-      <w:bookmarkStart w:id="3" w:name="_Toc231483395"/>
+      <w:bookmarkStart w:id="3" w:name="_Toc235109756"/>
       <w:r>
         <w:t>Características</w:t>
       </w:r>
@@ -3405,7 +3357,7 @@
         <w:rPr>
           <w:lang w:val="es-419" w:eastAsia="es-CO"/>
         </w:rPr>
-        <w:t xml:space="preserve"> -</w:t>
+        <w:t>-</w:t>
       </w:r>
       <w:r>
         <w:rPr>
@@ -3418,7 +3370,7 @@
       <w:pPr>
         <w:pStyle w:val="Ttulo2"/>
       </w:pPr>
-      <w:bookmarkStart w:id="4" w:name="_Toc231483396"/>
+      <w:bookmarkStart w:id="4" w:name="_Toc235109757"/>
       <w:r>
         <w:lastRenderedPageBreak/>
         <w:t>Sistema turístico</w:t>
@@ -3443,7 +3395,7 @@
         <w:pStyle w:val="Prrafodelista"/>
         <w:numPr>
           <w:ilvl w:val="0"/>
-          <w:numId w:val="7"/>
+          <w:numId w:val="28"/>
         </w:numPr>
         <w:rPr>
           <w:lang w:val="es-419" w:eastAsia="es-CO"/>
@@ -3475,7 +3427,7 @@
         <w:pStyle w:val="Prrafodelista"/>
         <w:numPr>
           <w:ilvl w:val="0"/>
-          <w:numId w:val="7"/>
+          <w:numId w:val="28"/>
         </w:numPr>
         <w:rPr>
           <w:lang w:val="es-419" w:eastAsia="es-CO"/>
@@ -3507,7 +3459,7 @@
         <w:pStyle w:val="Prrafodelista"/>
         <w:numPr>
           <w:ilvl w:val="0"/>
-          <w:numId w:val="7"/>
+          <w:numId w:val="28"/>
         </w:numPr>
         <w:rPr>
           <w:lang w:val="es-419" w:eastAsia="es-CO"/>
@@ -3540,7 +3492,7 @@
         <w:pStyle w:val="Prrafodelista"/>
         <w:numPr>
           <w:ilvl w:val="0"/>
-          <w:numId w:val="7"/>
+          <w:numId w:val="28"/>
         </w:numPr>
         <w:rPr>
           <w:lang w:val="es-419" w:eastAsia="es-CO"/>
@@ -3572,7 +3524,7 @@
         <w:pStyle w:val="Prrafodelista"/>
         <w:numPr>
           <w:ilvl w:val="0"/>
-          <w:numId w:val="7"/>
+          <w:numId w:val="28"/>
         </w:numPr>
         <w:rPr>
           <w:lang w:val="es-419" w:eastAsia="es-CO"/>
@@ -3660,7 +3612,7 @@
         <w:pStyle w:val="Prrafodelista"/>
         <w:numPr>
           <w:ilvl w:val="0"/>
-          <w:numId w:val="9"/>
+          <w:numId w:val="29"/>
         </w:numPr>
         <w:rPr>
           <w:lang w:val="es-419" w:eastAsia="es-CO"/>
@@ -3678,7 +3630,7 @@
         <w:pStyle w:val="Prrafodelista"/>
         <w:numPr>
           <w:ilvl w:val="0"/>
-          <w:numId w:val="9"/>
+          <w:numId w:val="29"/>
         </w:numPr>
         <w:rPr>
           <w:lang w:val="es-419" w:eastAsia="es-CO"/>
@@ -3696,7 +3648,7 @@
         <w:pStyle w:val="Prrafodelista"/>
         <w:numPr>
           <w:ilvl w:val="0"/>
-          <w:numId w:val="9"/>
+          <w:numId w:val="29"/>
         </w:numPr>
         <w:rPr>
           <w:lang w:val="es-419" w:eastAsia="es-CO"/>
@@ -3732,7 +3684,7 @@
         <w:pStyle w:val="Prrafodelista"/>
         <w:numPr>
           <w:ilvl w:val="0"/>
-          <w:numId w:val="10"/>
+          <w:numId w:val="30"/>
         </w:numPr>
         <w:rPr>
           <w:lang w:val="es-419" w:eastAsia="es-CO"/>
@@ -3750,7 +3702,7 @@
         <w:pStyle w:val="Prrafodelista"/>
         <w:numPr>
           <w:ilvl w:val="0"/>
-          <w:numId w:val="10"/>
+          <w:numId w:val="30"/>
         </w:numPr>
         <w:rPr>
           <w:lang w:val="es-419" w:eastAsia="es-CO"/>
@@ -3760,7 +3712,19 @@
         <w:rPr>
           <w:lang w:val="es-419" w:eastAsia="es-CO"/>
         </w:rPr>
-        <w:t>Sistemas Comunicación.</w:t>
+        <w:t xml:space="preserve">Sistemas </w:t>
+      </w:r>
+      <w:r>
+        <w:rPr>
+          <w:lang w:val="es-419" w:eastAsia="es-CO"/>
+        </w:rPr>
+        <w:t>c</w:t>
+      </w:r>
+      <w:r>
+        <w:rPr>
+          <w:lang w:val="es-419" w:eastAsia="es-CO"/>
+        </w:rPr>
+        <w:t>omunicación.</w:t>
       </w:r>
     </w:p>
     <w:p>
@@ -3768,7 +3732,7 @@
         <w:pStyle w:val="Prrafodelista"/>
         <w:numPr>
           <w:ilvl w:val="0"/>
-          <w:numId w:val="10"/>
+          <w:numId w:val="30"/>
         </w:numPr>
         <w:rPr>
           <w:lang w:val="es-419" w:eastAsia="es-CO"/>
@@ -3778,7 +3742,19 @@
         <w:rPr>
           <w:lang w:val="es-419" w:eastAsia="es-CO"/>
         </w:rPr>
-        <w:t>Sistema Sanitario.</w:t>
+        <w:t xml:space="preserve">Sistema </w:t>
+      </w:r>
+      <w:r>
+        <w:rPr>
+          <w:lang w:val="es-419" w:eastAsia="es-CO"/>
+        </w:rPr>
+        <w:t>s</w:t>
+      </w:r>
+      <w:r>
+        <w:rPr>
+          <w:lang w:val="es-419" w:eastAsia="es-CO"/>
+        </w:rPr>
+        <w:t>anitario.</w:t>
       </w:r>
     </w:p>
     <w:p>
@@ -3786,7 +3762,7 @@
         <w:pStyle w:val="Prrafodelista"/>
         <w:numPr>
           <w:ilvl w:val="0"/>
-          <w:numId w:val="10"/>
+          <w:numId w:val="30"/>
         </w:numPr>
         <w:rPr>
           <w:lang w:val="es-419" w:eastAsia="es-CO"/>
@@ -3822,7 +3798,7 @@
         <w:pStyle w:val="Prrafodelista"/>
         <w:numPr>
           <w:ilvl w:val="0"/>
-          <w:numId w:val="11"/>
+          <w:numId w:val="31"/>
         </w:numPr>
         <w:rPr>
           <w:lang w:val="es-419" w:eastAsia="es-CO"/>
@@ -3858,7 +3834,7 @@
         <w:pStyle w:val="Prrafodelista"/>
         <w:numPr>
           <w:ilvl w:val="0"/>
-          <w:numId w:val="11"/>
+          <w:numId w:val="31"/>
         </w:numPr>
         <w:rPr>
           <w:lang w:val="es-419" w:eastAsia="es-CO"/>
@@ -3888,7 +3864,7 @@
         <w:pStyle w:val="Prrafodelista"/>
         <w:numPr>
           <w:ilvl w:val="0"/>
-          <w:numId w:val="11"/>
+          <w:numId w:val="31"/>
         </w:numPr>
       </w:pPr>
       <w:r>
@@ -3899,7 +3875,7 @@
       <w:pPr>
         <w:pStyle w:val="Ttulo2"/>
       </w:pPr>
-      <w:bookmarkStart w:id="5" w:name="_Toc231483397"/>
+      <w:bookmarkStart w:id="5" w:name="_Toc235109758"/>
       <w:r>
         <w:lastRenderedPageBreak/>
         <w:t>Producto turístico</w:t>
@@ -3913,6 +3889,11 @@
     </w:p>
     <w:p>
       <w:pPr>
+        <w:pStyle w:val="Prrafodelista"/>
+        <w:numPr>
+          <w:ilvl w:val="0"/>
+          <w:numId w:val="23"/>
+        </w:numPr>
         <w:rPr>
           <w:b/>
           <w:bCs/>
@@ -3933,6 +3914,11 @@
     </w:p>
     <w:p>
       <w:pPr>
+        <w:pStyle w:val="Prrafodelista"/>
+        <w:numPr>
+          <w:ilvl w:val="0"/>
+          <w:numId w:val="23"/>
+        </w:numPr>
         <w:rPr>
           <w:b/>
           <w:bCs/>
@@ -3953,6 +3939,11 @@
     </w:p>
     <w:p>
       <w:pPr>
+        <w:pStyle w:val="Prrafodelista"/>
+        <w:numPr>
+          <w:ilvl w:val="0"/>
+          <w:numId w:val="23"/>
+        </w:numPr>
         <w:rPr>
           <w:b/>
           <w:bCs/>
@@ -3975,7 +3966,7 @@
       <w:pPr>
         <w:pStyle w:val="Ttulo2"/>
       </w:pPr>
-      <w:bookmarkStart w:id="6" w:name="_Toc231483398"/>
+      <w:bookmarkStart w:id="6" w:name="_Toc235109759"/>
       <w:r>
         <w:lastRenderedPageBreak/>
         <w:t>Cadena de valor</w:t>
@@ -4094,7 +4085,7 @@
       <w:pPr>
         <w:pStyle w:val="Ttulo1"/>
       </w:pPr>
-      <w:bookmarkStart w:id="7" w:name="_Toc231483399"/>
+      <w:bookmarkStart w:id="7" w:name="_Toc235109760"/>
       <w:r>
         <w:lastRenderedPageBreak/>
         <w:t>Atractivo turístico</w:t>
@@ -4124,7 +4115,7 @@
       <w:pPr>
         <w:pStyle w:val="Ttulo2"/>
       </w:pPr>
-      <w:bookmarkStart w:id="8" w:name="_Toc231483400"/>
+      <w:bookmarkStart w:id="8" w:name="_Toc235109761"/>
       <w:r>
         <w:t>Clasificación de los atractivos turísticos</w:t>
       </w:r>
@@ -4140,7 +4131,19 @@
         <w:rPr>
           <w:lang w:val="es-419" w:eastAsia="es-CO"/>
         </w:rPr>
-        <w:t>En primer lugar, están los elementos naturales, los cuales pueden ser montañas, planicies, valles, quebradas, cañones, lagos y lagunas, pantanos, ríos, caídas agua, manantiales, costas, grutas y cavernas, áreas protegidas.</w:t>
+        <w:t xml:space="preserve">En primer lugar, están los elementos naturales, los cuales pueden ser montañas, planicies, valles, quebradas, cañones, lagos y lagunas, pantanos, ríos, caídas </w:t>
+      </w:r>
+      <w:r>
+        <w:rPr>
+          <w:lang w:val="es-419" w:eastAsia="es-CO"/>
+        </w:rPr>
+        <w:t xml:space="preserve">de </w:t>
+      </w:r>
+      <w:r>
+        <w:rPr>
+          <w:lang w:val="es-419" w:eastAsia="es-CO"/>
+        </w:rPr>
+        <w:t>agua, manantiales, costas, grutas y cavernas, áreas protegidas.</w:t>
       </w:r>
     </w:p>
     <w:p>
@@ -4167,236 +4170,6 @@
           <w:lang w:val="es-419" w:eastAsia="es-CO"/>
         </w:rPr>
         <w:t>A continuación, se realiza un recorrido por algunos de los más famosos y hermosos sitios de la naturaleza.</w:t>
-      </w:r>
-    </w:p>
-    <w:p>
-      <w:pPr>
-        <w:rPr>
-          <w:lang w:val="es-419" w:eastAsia="es-CO"/>
-        </w:rPr>
-      </w:pPr>
-      <w:r>
-        <w:rPr>
-          <w:b/>
-          <w:bCs/>
-          <w:lang w:val="es-419" w:eastAsia="es-CO"/>
-        </w:rPr>
-        <w:t>Montañas y lago</w:t>
-      </w:r>
-      <w:r>
-        <w:rPr>
-          <w:b/>
-          <w:bCs/>
-          <w:lang w:val="es-419" w:eastAsia="es-CO"/>
-        </w:rPr>
-        <w:t xml:space="preserve">. </w:t>
-      </w:r>
-      <w:r>
-        <w:rPr>
-          <w:lang w:val="es-419" w:eastAsia="es-CO"/>
-        </w:rPr>
-        <w:t>Fantástico panorama del Lago Bachalp / Bachalpsee, Suiza.</w:t>
-      </w:r>
-    </w:p>
-    <w:p>
-      <w:pPr>
-        <w:rPr>
-          <w:lang w:val="es-419" w:eastAsia="es-CO"/>
-        </w:rPr>
-      </w:pPr>
-      <w:r>
-        <w:rPr>
-          <w:b/>
-          <w:bCs/>
-          <w:lang w:val="es-419" w:eastAsia="es-CO"/>
-        </w:rPr>
-        <w:t>Cañones</w:t>
-      </w:r>
-      <w:r>
-        <w:rPr>
-          <w:lang w:val="es-419" w:eastAsia="es-CO"/>
-        </w:rPr>
-        <w:t xml:space="preserve">. </w:t>
-      </w:r>
-      <w:r>
-        <w:rPr>
-          <w:lang w:val="es-419" w:eastAsia="es-CO"/>
-        </w:rPr>
-        <w:t>El más famoso de los cañones del mundo es el Gran Cañón del Colorado. En Colombia, está el cañón del río Chicamocha en Santander.</w:t>
-      </w:r>
-    </w:p>
-    <w:p>
-      <w:pPr>
-        <w:rPr>
-          <w:lang w:val="es-419" w:eastAsia="es-CO"/>
-        </w:rPr>
-      </w:pPr>
-      <w:r>
-        <w:rPr>
-          <w:b/>
-          <w:bCs/>
-          <w:lang w:val="es-419" w:eastAsia="es-CO"/>
-        </w:rPr>
-        <w:t>Ríos</w:t>
-      </w:r>
-      <w:r>
-        <w:rPr>
-          <w:lang w:val="es-419" w:eastAsia="es-CO"/>
-        </w:rPr>
-        <w:t xml:space="preserve">. </w:t>
-      </w:r>
-      <w:r>
-        <w:rPr>
-          <w:lang w:val="es-419" w:eastAsia="es-CO"/>
-        </w:rPr>
-        <w:t>El más hermoso de los ríos del mundo está en Colombia, es el Caño Cristales o río de los siete colores.</w:t>
-      </w:r>
-    </w:p>
-    <w:p>
-      <w:pPr>
-        <w:rPr>
-          <w:lang w:val="es-419" w:eastAsia="es-CO"/>
-        </w:rPr>
-      </w:pPr>
-      <w:r>
-        <w:rPr>
-          <w:b/>
-          <w:bCs/>
-          <w:lang w:val="es-419" w:eastAsia="es-CO"/>
-        </w:rPr>
-        <w:lastRenderedPageBreak/>
-        <w:t>Pantanos</w:t>
-      </w:r>
-      <w:r>
-        <w:rPr>
-          <w:lang w:val="es-419" w:eastAsia="es-CO"/>
-        </w:rPr>
-        <w:t>.</w:t>
-      </w:r>
-      <w:r>
-        <w:rPr>
-          <w:lang w:val="es-419" w:eastAsia="es-CO"/>
-        </w:rPr>
-        <w:t xml:space="preserve"> Son de gran importancia para la conservación de ecosistemas. En esta imagen, una vista aérea de los </w:t>
-      </w:r>
-      <w:r>
-        <w:rPr>
-          <w:rStyle w:val="Extranjerismo"/>
-          <w:lang w:val="es-419" w:eastAsia="es-CO"/>
-        </w:rPr>
-        <w:t>Everglades</w:t>
-      </w:r>
-      <w:r>
-        <w:rPr>
-          <w:lang w:val="es-419" w:eastAsia="es-CO"/>
-        </w:rPr>
-        <w:t xml:space="preserve"> de la Florida en Estados Unidos.</w:t>
-      </w:r>
-    </w:p>
-    <w:p>
-      <w:pPr>
-        <w:rPr>
-          <w:lang w:val="es-419" w:eastAsia="es-CO"/>
-        </w:rPr>
-      </w:pPr>
-      <w:r>
-        <w:rPr>
-          <w:b/>
-          <w:bCs/>
-          <w:lang w:val="es-419" w:eastAsia="es-CO"/>
-        </w:rPr>
-        <w:t>Caídas de agua</w:t>
-      </w:r>
-      <w:r>
-        <w:rPr>
-          <w:lang w:val="es-419" w:eastAsia="es-CO"/>
-        </w:rPr>
-        <w:t>.</w:t>
-      </w:r>
-      <w:r>
-        <w:rPr>
-          <w:lang w:val="es-419" w:eastAsia="es-CO"/>
-        </w:rPr>
-        <w:t xml:space="preserve"> El Salto Ángel es la cascada más alta del mundo, con 979 metros, y se encuentra en el Parque Nacional Canaima, Venezuela.</w:t>
-      </w:r>
-    </w:p>
-    <w:p>
-      <w:pPr>
-        <w:rPr>
-          <w:lang w:val="es-419" w:eastAsia="es-CO"/>
-        </w:rPr>
-      </w:pPr>
-      <w:r>
-        <w:rPr>
-          <w:b/>
-          <w:bCs/>
-          <w:lang w:val="es-419" w:eastAsia="es-CO"/>
-        </w:rPr>
-        <w:t>Costas</w:t>
-      </w:r>
-      <w:r>
-        <w:rPr>
-          <w:lang w:val="es-419" w:eastAsia="es-CO"/>
-        </w:rPr>
-        <w:t>.</w:t>
-      </w:r>
-      <w:r>
-        <w:rPr>
-          <w:lang w:val="es-419" w:eastAsia="es-CO"/>
-        </w:rPr>
-        <w:t xml:space="preserve"> Las costas tienen una especial atracción para el ser humano. Whitehaven, en Australia, tiene el título de la playa </w:t>
-      </w:r>
-      <w:r>
-        <w:rPr>
-          <w:lang w:val="es-419" w:eastAsia="es-CO"/>
-        </w:rPr>
-        <w:t>más</w:t>
-      </w:r>
-      <w:r>
-        <w:rPr>
-          <w:lang w:val="es-419" w:eastAsia="es-CO"/>
-        </w:rPr>
-        <w:t xml:space="preserve"> linda del mundo.</w:t>
-      </w:r>
-    </w:p>
-    <w:p>
-      <w:pPr>
-        <w:rPr>
-          <w:lang w:val="es-419" w:eastAsia="es-CO"/>
-        </w:rPr>
-      </w:pPr>
-      <w:r>
-        <w:rPr>
-          <w:b/>
-          <w:bCs/>
-          <w:lang w:val="es-419" w:eastAsia="es-CO"/>
-        </w:rPr>
-        <w:t>Grutas y cavernas</w:t>
-      </w:r>
-      <w:r>
-        <w:rPr>
-          <w:lang w:val="es-419" w:eastAsia="es-CO"/>
-        </w:rPr>
-        <w:t>.</w:t>
-      </w:r>
-      <w:r>
-        <w:rPr>
-          <w:lang w:val="es-419" w:eastAsia="es-CO"/>
-        </w:rPr>
-        <w:t xml:space="preserve"> Cueva de Eisriesenwelt (interior de esta cueva de hielo) está situada en Austria, a 40 kilómetros de Salzburgo.</w:t>
-      </w:r>
-    </w:p>
-    <w:p>
-      <w:pPr>
-        <w:rPr>
-          <w:lang w:val="es-419" w:eastAsia="es-CO"/>
-        </w:rPr>
-      </w:pPr>
-      <w:r>
-        <w:rPr>
-          <w:lang w:val="es-419" w:eastAsia="es-CO"/>
-        </w:rPr>
-        <w:t>En segundo lugar, están las manifestaciones culturales. Estas hablan de la historia y de la realización de la humanidad como sociedad. A través del mundo, es posible observar muestras, como son museos, arquitectura, espacios urbanos, lugares históricos, restos y lugares arqueológicos y pueblos.</w:t>
       </w:r>
     </w:p>
     <w:p>
@@ -4404,7 +4177,7 @@
         <w:pStyle w:val="Prrafodelista"/>
         <w:numPr>
           <w:ilvl w:val="0"/>
-          <w:numId w:val="11"/>
+          <w:numId w:val="24"/>
         </w:numPr>
         <w:rPr>
           <w:lang w:val="es-419" w:eastAsia="es-CO"/>
@@ -4412,9 +4185,25 @@
       </w:pPr>
       <w:r>
         <w:rPr>
-          <w:lang w:val="es-419" w:eastAsia="es-CO"/>
-        </w:rPr>
-        <w:t>Museos - Museo del Oro - Bogotá (Colombia).</w:t>
+          <w:b/>
+          <w:bCs/>
+          <w:lang w:val="es-419" w:eastAsia="es-CO"/>
+        </w:rPr>
+        <w:t>Montañas y lago</w:t>
+      </w:r>
+      <w:r>
+        <w:rPr>
+          <w:b/>
+          <w:bCs/>
+          <w:lang w:val="es-419" w:eastAsia="es-CO"/>
+        </w:rPr>
+        <w:t xml:space="preserve">. </w:t>
+      </w:r>
+      <w:r>
+        <w:rPr>
+          <w:lang w:val="es-419" w:eastAsia="es-CO"/>
+        </w:rPr>
+        <w:t>Fantástico panorama del Lago Bachalp / Bachalpsee, Suiza.</w:t>
       </w:r>
     </w:p>
     <w:p>
@@ -4422,7 +4211,7 @@
         <w:pStyle w:val="Prrafodelista"/>
         <w:numPr>
           <w:ilvl w:val="0"/>
-          <w:numId w:val="11"/>
+          <w:numId w:val="24"/>
         </w:numPr>
         <w:rPr>
           <w:lang w:val="es-419" w:eastAsia="es-CO"/>
@@ -4430,21 +4219,23 @@
       </w:pPr>
       <w:r>
         <w:rPr>
-          <w:lang w:val="es-419" w:eastAsia="es-CO"/>
-        </w:rPr>
-        <w:t xml:space="preserve">Arquitectura - Burj Khalifa (edificio más alto del mundo) </w:t>
-      </w:r>
-      <w:r>
-        <w:rPr>
-          <w:lang w:val="es-419" w:eastAsia="es-CO"/>
-        </w:rPr>
-        <w:t>-</w:t>
-      </w:r>
-      <w:r>
-        <w:rPr>
-          <w:lang w:val="es-419" w:eastAsia="es-CO"/>
-        </w:rPr>
-        <w:t xml:space="preserve"> Dubái (Emiratos Árabes).</w:t>
+          <w:b/>
+          <w:bCs/>
+          <w:lang w:val="es-419" w:eastAsia="es-CO"/>
+        </w:rPr>
+        <w:t>Cañones</w:t>
+      </w:r>
+      <w:r>
+        <w:rPr>
+          <w:lang w:val="es-419" w:eastAsia="es-CO"/>
+        </w:rPr>
+        <w:t xml:space="preserve">. </w:t>
+      </w:r>
+      <w:r>
+        <w:rPr>
+          <w:lang w:val="es-419" w:eastAsia="es-CO"/>
+        </w:rPr>
+        <w:t>El más famoso de los cañones del mundo es el Gran Cañón del Colorado. En Colombia, está el cañón del río Chicamocha en Santander.</w:t>
       </w:r>
     </w:p>
     <w:p>
@@ -4452,7 +4243,7 @@
         <w:pStyle w:val="Prrafodelista"/>
         <w:numPr>
           <w:ilvl w:val="0"/>
-          <w:numId w:val="11"/>
+          <w:numId w:val="24"/>
         </w:numPr>
         <w:rPr>
           <w:lang w:val="es-419" w:eastAsia="es-CO"/>
@@ -4460,21 +4251,23 @@
       </w:pPr>
       <w:r>
         <w:rPr>
-          <w:lang w:val="es-419" w:eastAsia="es-CO"/>
-        </w:rPr>
-        <w:t xml:space="preserve">Arquitectura icónica - Opera House </w:t>
-      </w:r>
-      <w:r>
-        <w:rPr>
-          <w:lang w:val="es-419" w:eastAsia="es-CO"/>
-        </w:rPr>
-        <w:t>-</w:t>
-      </w:r>
-      <w:r>
-        <w:rPr>
-          <w:lang w:val="es-419" w:eastAsia="es-CO"/>
-        </w:rPr>
-        <w:t xml:space="preserve"> Sídney (Australia).</w:t>
+          <w:b/>
+          <w:bCs/>
+          <w:lang w:val="es-419" w:eastAsia="es-CO"/>
+        </w:rPr>
+        <w:t>Ríos</w:t>
+      </w:r>
+      <w:r>
+        <w:rPr>
+          <w:lang w:val="es-419" w:eastAsia="es-CO"/>
+        </w:rPr>
+        <w:t xml:space="preserve">. </w:t>
+      </w:r>
+      <w:r>
+        <w:rPr>
+          <w:lang w:val="es-419" w:eastAsia="es-CO"/>
+        </w:rPr>
+        <w:t>El más hermoso de los ríos del mundo está en Colombia, es el Caño Cristales o río de los siete colores.</w:t>
       </w:r>
     </w:p>
     <w:p>
@@ -4482,7 +4275,7 @@
         <w:pStyle w:val="Prrafodelista"/>
         <w:numPr>
           <w:ilvl w:val="0"/>
-          <w:numId w:val="11"/>
+          <w:numId w:val="24"/>
         </w:numPr>
         <w:rPr>
           <w:lang w:val="es-419" w:eastAsia="es-CO"/>
@@ -4490,21 +4283,37 @@
       </w:pPr>
       <w:r>
         <w:rPr>
-          <w:lang w:val="es-419" w:eastAsia="es-CO"/>
-        </w:rPr>
-        <w:t xml:space="preserve">Espacios urbanos - Jardines de Luxemburgo </w:t>
-      </w:r>
-      <w:r>
-        <w:rPr>
-          <w:lang w:val="es-419" w:eastAsia="es-CO"/>
-        </w:rPr>
-        <w:t>-</w:t>
-      </w:r>
-      <w:r>
-        <w:rPr>
-          <w:lang w:val="es-419" w:eastAsia="es-CO"/>
-        </w:rPr>
-        <w:t xml:space="preserve"> París (Francia).</w:t>
+          <w:b/>
+          <w:bCs/>
+          <w:lang w:val="es-419" w:eastAsia="es-CO"/>
+        </w:rPr>
+        <w:lastRenderedPageBreak/>
+        <w:t>Pantanos</w:t>
+      </w:r>
+      <w:r>
+        <w:rPr>
+          <w:lang w:val="es-419" w:eastAsia="es-CO"/>
+        </w:rPr>
+        <w:t>.</w:t>
+      </w:r>
+      <w:r>
+        <w:rPr>
+          <w:lang w:val="es-419" w:eastAsia="es-CO"/>
+        </w:rPr>
+        <w:t xml:space="preserve"> Son de gran importancia para la conservación de ecosistemas. En esta imagen, una vista aérea de los </w:t>
+      </w:r>
+      <w:r>
+        <w:rPr>
+          <w:rStyle w:val="Extranjerismo"/>
+          <w:lang w:val="es-419" w:eastAsia="es-CO"/>
+        </w:rPr>
+        <w:t>Everglades</w:t>
+      </w:r>
+      <w:r>
+        <w:rPr>
+          <w:lang w:val="es-419" w:eastAsia="es-CO"/>
+        </w:rPr>
+        <w:t xml:space="preserve"> de la Florida en Estados Unidos.</w:t>
       </w:r>
     </w:p>
     <w:p>
@@ -4512,7 +4321,7 @@
         <w:pStyle w:val="Prrafodelista"/>
         <w:numPr>
           <w:ilvl w:val="0"/>
-          <w:numId w:val="11"/>
+          <w:numId w:val="24"/>
         </w:numPr>
         <w:rPr>
           <w:lang w:val="es-419" w:eastAsia="es-CO"/>
@@ -4520,21 +4329,23 @@
       </w:pPr>
       <w:r>
         <w:rPr>
-          <w:lang w:val="es-419" w:eastAsia="es-CO"/>
-        </w:rPr>
-        <w:t xml:space="preserve">Lugares históricos - Ciudad amurallada </w:t>
-      </w:r>
-      <w:r>
-        <w:rPr>
-          <w:lang w:val="es-419" w:eastAsia="es-CO"/>
-        </w:rPr>
-        <w:t xml:space="preserve">- </w:t>
-      </w:r>
-      <w:r>
-        <w:rPr>
-          <w:lang w:val="es-419" w:eastAsia="es-CO"/>
-        </w:rPr>
-        <w:t>Cartagena (Colombia).</w:t>
+          <w:b/>
+          <w:bCs/>
+          <w:lang w:val="es-419" w:eastAsia="es-CO"/>
+        </w:rPr>
+        <w:t>Caídas de agua</w:t>
+      </w:r>
+      <w:r>
+        <w:rPr>
+          <w:lang w:val="es-419" w:eastAsia="es-CO"/>
+        </w:rPr>
+        <w:t>.</w:t>
+      </w:r>
+      <w:r>
+        <w:rPr>
+          <w:lang w:val="es-419" w:eastAsia="es-CO"/>
+        </w:rPr>
+        <w:t xml:space="preserve"> El Salto Ángel es la cascada más alta del mundo, con 979 metros, y se encuentra en el Parque Nacional Canaima, Venezuela.</w:t>
       </w:r>
     </w:p>
     <w:p>
@@ -4542,7 +4353,7 @@
         <w:pStyle w:val="Prrafodelista"/>
         <w:numPr>
           <w:ilvl w:val="0"/>
-          <w:numId w:val="11"/>
+          <w:numId w:val="24"/>
         </w:numPr>
         <w:rPr>
           <w:lang w:val="es-419" w:eastAsia="es-CO"/>
@@ -4550,21 +4361,35 @@
       </w:pPr>
       <w:r>
         <w:rPr>
-          <w:lang w:val="es-419" w:eastAsia="es-CO"/>
-        </w:rPr>
-        <w:t xml:space="preserve">Lugares históricos - Gran Muralla China </w:t>
-      </w:r>
-      <w:r>
-        <w:rPr>
-          <w:lang w:val="es-419" w:eastAsia="es-CO"/>
-        </w:rPr>
-        <w:t>-</w:t>
-      </w:r>
-      <w:r>
-        <w:rPr>
-          <w:lang w:val="es-419" w:eastAsia="es-CO"/>
-        </w:rPr>
-        <w:t xml:space="preserve"> (China).</w:t>
+          <w:b/>
+          <w:bCs/>
+          <w:lang w:val="es-419" w:eastAsia="es-CO"/>
+        </w:rPr>
+        <w:t>Costas</w:t>
+      </w:r>
+      <w:r>
+        <w:rPr>
+          <w:lang w:val="es-419" w:eastAsia="es-CO"/>
+        </w:rPr>
+        <w:t>.</w:t>
+      </w:r>
+      <w:r>
+        <w:rPr>
+          <w:lang w:val="es-419" w:eastAsia="es-CO"/>
+        </w:rPr>
+        <w:t xml:space="preserve"> Las costas tienen una especial atracción para el ser humano. Whitehaven, en Australia, tiene el título de la playa </w:t>
+      </w:r>
+      <w:r>
+        <w:rPr>
+          <w:lang w:val="es-419" w:eastAsia="es-CO"/>
+        </w:rPr>
+        <w:t>más</w:t>
+      </w:r>
+      <w:r>
+        <w:rPr>
+          <w:lang w:val="es-419" w:eastAsia="es-CO"/>
+        </w:rPr>
+        <w:t xml:space="preserve"> linda del mundo.</w:t>
       </w:r>
     </w:p>
     <w:p>
@@ -4572,7 +4397,220 @@
         <w:pStyle w:val="Prrafodelista"/>
         <w:numPr>
           <w:ilvl w:val="0"/>
-          <w:numId w:val="11"/>
+          <w:numId w:val="24"/>
+        </w:numPr>
+        <w:rPr>
+          <w:lang w:val="es-419" w:eastAsia="es-CO"/>
+        </w:rPr>
+      </w:pPr>
+      <w:r>
+        <w:rPr>
+          <w:b/>
+          <w:bCs/>
+          <w:lang w:val="es-419" w:eastAsia="es-CO"/>
+        </w:rPr>
+        <w:t>Grutas y cavernas</w:t>
+      </w:r>
+      <w:r>
+        <w:rPr>
+          <w:lang w:val="es-419" w:eastAsia="es-CO"/>
+        </w:rPr>
+        <w:t>.</w:t>
+      </w:r>
+      <w:r>
+        <w:rPr>
+          <w:lang w:val="es-419" w:eastAsia="es-CO"/>
+        </w:rPr>
+        <w:t xml:space="preserve"> Cueva de Eisriesenwelt (interior de esta cueva de hielo) está situada en Austria, a 40 kilómetros de Salzburgo.</w:t>
+      </w:r>
+    </w:p>
+    <w:p>
+      <w:pPr>
+        <w:rPr>
+          <w:lang w:val="es-419" w:eastAsia="es-CO"/>
+        </w:rPr>
+      </w:pPr>
+      <w:r>
+        <w:rPr>
+          <w:lang w:val="es-419" w:eastAsia="es-CO"/>
+        </w:rPr>
+        <w:t>En segundo lugar, están las manifestaciones culturales. Estas hablan de la historia y de la realización de la humanidad como sociedad. A través del mundo, es posible observar muestras, como son museos, arquitectura, espacios urbanos, lugares históricos, restos y lugares arqueológicos y pueblos.</w:t>
+      </w:r>
+    </w:p>
+    <w:p>
+      <w:pPr>
+        <w:pStyle w:val="Prrafodelista"/>
+        <w:numPr>
+          <w:ilvl w:val="0"/>
+          <w:numId w:val="25"/>
+        </w:numPr>
+        <w:rPr>
+          <w:lang w:val="es-419" w:eastAsia="es-CO"/>
+        </w:rPr>
+      </w:pPr>
+      <w:r>
+        <w:rPr>
+          <w:lang w:val="es-419" w:eastAsia="es-CO"/>
+        </w:rPr>
+        <w:t>Museos - Museo del Oro - Bogotá (Colombia).</w:t>
+      </w:r>
+    </w:p>
+    <w:p>
+      <w:pPr>
+        <w:pStyle w:val="Prrafodelista"/>
+        <w:numPr>
+          <w:ilvl w:val="0"/>
+          <w:numId w:val="25"/>
+        </w:numPr>
+        <w:rPr>
+          <w:lang w:val="es-419" w:eastAsia="es-CO"/>
+        </w:rPr>
+      </w:pPr>
+      <w:r>
+        <w:rPr>
+          <w:lang w:val="es-419" w:eastAsia="es-CO"/>
+        </w:rPr>
+        <w:t xml:space="preserve">Arquitectura - Burj Khalifa (edificio más alto del mundo) </w:t>
+      </w:r>
+      <w:r>
+        <w:rPr>
+          <w:lang w:val="es-419" w:eastAsia="es-CO"/>
+        </w:rPr>
+        <w:t>-</w:t>
+      </w:r>
+      <w:r>
+        <w:rPr>
+          <w:lang w:val="es-419" w:eastAsia="es-CO"/>
+        </w:rPr>
+        <w:t xml:space="preserve"> Dubái (Emiratos Árabes).</w:t>
+      </w:r>
+    </w:p>
+    <w:p>
+      <w:pPr>
+        <w:pStyle w:val="Prrafodelista"/>
+        <w:numPr>
+          <w:ilvl w:val="0"/>
+          <w:numId w:val="25"/>
+        </w:numPr>
+        <w:rPr>
+          <w:lang w:val="es-419" w:eastAsia="es-CO"/>
+        </w:rPr>
+      </w:pPr>
+      <w:r>
+        <w:rPr>
+          <w:lang w:val="es-419" w:eastAsia="es-CO"/>
+        </w:rPr>
+        <w:t xml:space="preserve">Arquitectura icónica - Opera House </w:t>
+      </w:r>
+      <w:r>
+        <w:rPr>
+          <w:lang w:val="es-419" w:eastAsia="es-CO"/>
+        </w:rPr>
+        <w:t>-</w:t>
+      </w:r>
+      <w:r>
+        <w:rPr>
+          <w:lang w:val="es-419" w:eastAsia="es-CO"/>
+        </w:rPr>
+        <w:t xml:space="preserve"> Sídney (Australia).</w:t>
+      </w:r>
+    </w:p>
+    <w:p>
+      <w:pPr>
+        <w:pStyle w:val="Prrafodelista"/>
+        <w:numPr>
+          <w:ilvl w:val="0"/>
+          <w:numId w:val="25"/>
+        </w:numPr>
+        <w:rPr>
+          <w:lang w:val="es-419" w:eastAsia="es-CO"/>
+        </w:rPr>
+      </w:pPr>
+      <w:r>
+        <w:rPr>
+          <w:lang w:val="es-419" w:eastAsia="es-CO"/>
+        </w:rPr>
+        <w:t xml:space="preserve">Espacios urbanos - Jardines de Luxemburgo </w:t>
+      </w:r>
+      <w:r>
+        <w:rPr>
+          <w:lang w:val="es-419" w:eastAsia="es-CO"/>
+        </w:rPr>
+        <w:t>-</w:t>
+      </w:r>
+      <w:r>
+        <w:rPr>
+          <w:lang w:val="es-419" w:eastAsia="es-CO"/>
+        </w:rPr>
+        <w:t xml:space="preserve"> París (Francia).</w:t>
+      </w:r>
+    </w:p>
+    <w:p>
+      <w:pPr>
+        <w:pStyle w:val="Prrafodelista"/>
+        <w:numPr>
+          <w:ilvl w:val="0"/>
+          <w:numId w:val="25"/>
+        </w:numPr>
+        <w:rPr>
+          <w:lang w:val="es-419" w:eastAsia="es-CO"/>
+        </w:rPr>
+      </w:pPr>
+      <w:r>
+        <w:rPr>
+          <w:lang w:val="es-419" w:eastAsia="es-CO"/>
+        </w:rPr>
+        <w:t xml:space="preserve">Lugares históricos - Ciudad amurallada </w:t>
+      </w:r>
+      <w:r>
+        <w:rPr>
+          <w:lang w:val="es-419" w:eastAsia="es-CO"/>
+        </w:rPr>
+        <w:t xml:space="preserve">- </w:t>
+      </w:r>
+      <w:r>
+        <w:rPr>
+          <w:lang w:val="es-419" w:eastAsia="es-CO"/>
+        </w:rPr>
+        <w:t>Cartagena (Colombia).</w:t>
+      </w:r>
+    </w:p>
+    <w:p>
+      <w:pPr>
+        <w:pStyle w:val="Prrafodelista"/>
+        <w:numPr>
+          <w:ilvl w:val="0"/>
+          <w:numId w:val="25"/>
+        </w:numPr>
+        <w:rPr>
+          <w:lang w:val="es-419" w:eastAsia="es-CO"/>
+        </w:rPr>
+      </w:pPr>
+      <w:r>
+        <w:rPr>
+          <w:lang w:val="es-419" w:eastAsia="es-CO"/>
+        </w:rPr>
+        <w:t xml:space="preserve">Lugares históricos - Gran Muralla China </w:t>
+      </w:r>
+      <w:r>
+        <w:rPr>
+          <w:lang w:val="es-419" w:eastAsia="es-CO"/>
+        </w:rPr>
+        <w:t>-</w:t>
+      </w:r>
+      <w:r>
+        <w:rPr>
+          <w:lang w:val="es-419" w:eastAsia="es-CO"/>
+        </w:rPr>
+        <w:t xml:space="preserve"> (China).</w:t>
+      </w:r>
+    </w:p>
+    <w:p>
+      <w:pPr>
+        <w:pStyle w:val="Prrafodelista"/>
+        <w:numPr>
+          <w:ilvl w:val="0"/>
+          <w:numId w:val="25"/>
         </w:numPr>
         <w:rPr>
           <w:lang w:val="es-419" w:eastAsia="es-CO"/>
@@ -4810,9 +4848,9 @@
           <w:noProof/>
         </w:rPr>
         <w:drawing>
-          <wp:inline distT="0" distB="0" distL="0" distR="0" wp14:anchorId="21B9EB12" wp14:editId="6E7986C1">
-            <wp:extent cx="4561368" cy="2564740"/>
-            <wp:effectExtent l="0" t="0" r="0" b="7620"/>
+          <wp:inline distT="0" distB="0" distL="0" distR="0" wp14:anchorId="21B9EB12" wp14:editId="1C291D92">
+            <wp:extent cx="4714504" cy="2650844"/>
+            <wp:effectExtent l="0" t="0" r="0" b="0"/>
             <wp:docPr id="2" name="Imagen 2">
               <a:extLst xmlns:a="http://schemas.openxmlformats.org/drawingml/2006/main">
                 <a:ext uri="{C183D7F6-B498-43B3-948B-1728B52AA6E4}">
@@ -4854,7 +4892,7 @@
                   <pic:spPr bwMode="auto">
                     <a:xfrm>
                       <a:off x="0" y="0"/>
-                      <a:ext cx="4571004" cy="2570158"/>
+                      <a:ext cx="4731308" cy="2660292"/>
                     </a:xfrm>
                     <a:prstGeom prst="rect">
                       <a:avLst/>
@@ -5040,13 +5078,31 @@
               <w:t xml:space="preserve"> </w:t>
             </w:r>
             <w:r>
-              <w:t>Valle del cauca,</w:t>
+              <w:t xml:space="preserve">Valle del </w:t>
+            </w:r>
+            <w:r>
+              <w:t>C</w:t>
+            </w:r>
+            <w:r>
+              <w:t>auca,</w:t>
             </w:r>
             <w:r>
               <w:t xml:space="preserve"> </w:t>
             </w:r>
             <w:r>
-              <w:t xml:space="preserve">Antioquia, Santander Chocó y la </w:t>
+              <w:t>Antioquia, Santander</w:t>
+            </w:r>
+            <w:r>
+              <w:t>,</w:t>
+            </w:r>
+            <w:r>
+              <w:t xml:space="preserve"> Chocó y </w:t>
+            </w:r>
+            <w:r>
+              <w:t>L</w:t>
+            </w:r>
+            <w:r>
+              <w:t xml:space="preserve">a </w:t>
             </w:r>
             <w:r>
               <w:t>G</w:t>
@@ -5137,10 +5193,16 @@
               <w:t>on un fuerte enfoque en la sostenibilidad y la inclusión social</w:t>
             </w:r>
             <w:r>
-              <w:t xml:space="preserve">; </w:t>
-            </w:r>
-            <w:r>
-              <w:t>además se están implementando convenios de competitividad que permiten a las regiones identificar sus fortalezas turísticas y recibir apoyo para desarrollar productos únicos y atractivos</w:t>
+              <w:t>. A</w:t>
+            </w:r>
+            <w:r>
+              <w:t>demás</w:t>
+            </w:r>
+            <w:r>
+              <w:t>,</w:t>
+            </w:r>
+            <w:r>
+              <w:t xml:space="preserve"> se están implementando convenios de competitividad que permiten a las regiones identificar sus fortalezas turísticas y recibir apoyo para desarrollar productos únicos y atractivos</w:t>
             </w:r>
             <w:r>
               <w:t xml:space="preserve">. </w:t>
@@ -5229,7 +5291,7 @@
       <w:pPr>
         <w:pStyle w:val="Ttulo2"/>
       </w:pPr>
-      <w:bookmarkStart w:id="9" w:name="_Toc231483401"/>
+      <w:bookmarkStart w:id="9" w:name="_Toc235109762"/>
       <w:r>
         <w:lastRenderedPageBreak/>
         <w:t>Bienes y recursos turísticos</w:t>
@@ -5298,38 +5360,7 @@
         <w:rPr>
           <w:lang w:val="es-419" w:eastAsia="es-CO"/>
         </w:rPr>
-        <w:t>Anexo 1.</w:t>
-      </w:r>
-      <w:r>
-        <w:rPr>
-          <w:lang w:val="es-419" w:eastAsia="es-CO"/>
-        </w:rPr>
-        <w:t xml:space="preserve"> Sistema de Cuentas Nacionales 2008, definición de bienes y su </w:t>
-      </w:r>
-    </w:p>
-    <w:p>
-      <w:pPr>
-        <w:rPr>
-          <w:lang w:val="es-419" w:eastAsia="es-CO"/>
-        </w:rPr>
-      </w:pPr>
-      <w:r>
-        <w:rPr>
-          <w:lang w:val="es-419" w:eastAsia="es-CO"/>
-        </w:rPr>
-        <w:t>aplicación al sector turístico.</w:t>
-      </w:r>
-      <w:r>
-        <w:rPr>
-          <w:lang w:val="es-419" w:eastAsia="es-CO"/>
-        </w:rPr>
-        <w:t xml:space="preserve"> Puede obtener la información en la carpeta Anexos: </w:t>
-      </w:r>
-      <w:r>
-        <w:rPr>
-          <w:lang w:val="es-419" w:eastAsia="es-CO"/>
-        </w:rPr>
-        <w:t>Anexo1_CF08__Sistema_Cuentas_Nacionales_2008-2</w:t>
+        <w:t>Anexo 1. Sistema de Cuentas Nacionales 2008: definición de bienes y su aplicación al sector turístico. La información se encuentra en el documento ubicado en la carpeta de anexos: Anexo1_CF08__Sistema_Cuentas_Nacionales_2008-2</w:t>
       </w:r>
       <w:r>
         <w:rPr>
@@ -5368,25 +5399,21 @@
           <w:lang w:val="es-419" w:eastAsia="es-CO"/>
         </w:rPr>
         <w:lastRenderedPageBreak/>
-        <w:t>Anexo 2. Clasificación de los recursos turísticos según Ana García Silberman</w:t>
-      </w:r>
-      <w:r>
-        <w:rPr>
-          <w:lang w:val="es-419" w:eastAsia="es-CO"/>
-        </w:rPr>
-        <w:t>.</w:t>
-      </w:r>
-      <w:r>
-        <w:rPr>
-          <w:lang w:val="es-419" w:eastAsia="es-CO"/>
-        </w:rPr>
-        <w:t xml:space="preserve"> Se amplia la información en la carpeta Anexos: </w:t>
-      </w:r>
-      <w:r>
-        <w:rPr>
-          <w:lang w:val="es-419" w:eastAsia="es-CO"/>
-        </w:rPr>
-        <w:t>Anexo2_CF08_Clasificacion_Recursos_Turisticos</w:t>
+        <w:t xml:space="preserve">Anexo 2. Clasificación de los recursos turísticos según Ana García </w:t>
+      </w:r>
+      <w:proofErr w:type="spellStart"/>
+      <w:r>
+        <w:rPr>
+          <w:lang w:val="es-419" w:eastAsia="es-CO"/>
+        </w:rPr>
+        <w:t>Silberman</w:t>
+      </w:r>
+      <w:proofErr w:type="spellEnd"/>
+      <w:r>
+        <w:rPr>
+          <w:lang w:val="es-419" w:eastAsia="es-CO"/>
+        </w:rPr>
+        <w:t>. Se amplía la información en el documento ubicado en la carpeta de anexos: Anexo2_CF08_Clasificacion_Recursos_Turisticos</w:t>
       </w:r>
       <w:r>
         <w:rPr>
@@ -5456,17 +5483,9 @@
           </w:tcPr>
           <w:p>
             <w:pPr>
-              <w:pStyle w:val="Tablas"/>
-              <w:rPr>
-                <w:sz w:val="28"/>
-                <w:szCs w:val="28"/>
-              </w:rPr>
+              <w:pStyle w:val="TextoTablas"/>
             </w:pPr>
             <w:r>
-              <w:rPr>
-                <w:sz w:val="28"/>
-                <w:szCs w:val="28"/>
-              </w:rPr>
               <w:t>Categoría</w:t>
             </w:r>
           </w:p>
@@ -5477,17 +5496,9 @@
           </w:tcPr>
           <w:p>
             <w:pPr>
-              <w:pStyle w:val="Tablas"/>
-              <w:rPr>
-                <w:sz w:val="28"/>
-                <w:szCs w:val="28"/>
-              </w:rPr>
+              <w:pStyle w:val="TextoTablas"/>
             </w:pPr>
             <w:r>
-              <w:rPr>
-                <w:sz w:val="28"/>
-                <w:szCs w:val="28"/>
-              </w:rPr>
               <w:t>Subcategoría</w:t>
             </w:r>
           </w:p>
@@ -5498,17 +5509,9 @@
           </w:tcPr>
           <w:p>
             <w:pPr>
-              <w:pStyle w:val="Tablas"/>
-              <w:rPr>
-                <w:sz w:val="28"/>
-                <w:szCs w:val="28"/>
-              </w:rPr>
+              <w:pStyle w:val="TextoTablas"/>
             </w:pPr>
             <w:r>
-              <w:rPr>
-                <w:sz w:val="28"/>
-                <w:szCs w:val="28"/>
-              </w:rPr>
               <w:t>Elementos</w:t>
             </w:r>
           </w:p>
@@ -5524,17 +5527,9 @@
           </w:tcPr>
           <w:p>
             <w:pPr>
-              <w:pStyle w:val="Tablas"/>
-              <w:rPr>
-                <w:sz w:val="28"/>
-                <w:szCs w:val="28"/>
-              </w:rPr>
+              <w:pStyle w:val="TextoTablas"/>
             </w:pPr>
             <w:r>
-              <w:rPr>
-                <w:sz w:val="28"/>
-                <w:szCs w:val="28"/>
-              </w:rPr>
               <w:t>Naturales</w:t>
             </w:r>
           </w:p>
@@ -5545,18 +5540,19 @@
           </w:tcPr>
           <w:p>
             <w:pPr>
-              <w:pStyle w:val="Tablas"/>
-              <w:rPr>
-                <w:sz w:val="28"/>
-                <w:szCs w:val="28"/>
-              </w:rPr>
+              <w:pStyle w:val="TextoTablas"/>
             </w:pPr>
             <w:r>
-              <w:rPr>
-                <w:sz w:val="28"/>
-                <w:szCs w:val="28"/>
-              </w:rPr>
-              <w:t>Geomorfológicos - Litorales</w:t>
+              <w:t xml:space="preserve">Geomorfológicos </w:t>
+            </w:r>
+            <w:r>
+              <w:t>-</w:t>
+            </w:r>
+            <w:r>
+              <w:t xml:space="preserve"> Litorales</w:t>
+            </w:r>
+            <w:r>
+              <w:t>.</w:t>
             </w:r>
           </w:p>
         </w:tc>
@@ -5566,18 +5562,13 @@
           </w:tcPr>
           <w:p>
             <w:pPr>
-              <w:pStyle w:val="Tablas"/>
-              <w:rPr>
-                <w:sz w:val="28"/>
-                <w:szCs w:val="28"/>
-              </w:rPr>
+              <w:pStyle w:val="TextoTablas"/>
             </w:pPr>
             <w:r>
-              <w:rPr>
-                <w:sz w:val="28"/>
-                <w:szCs w:val="28"/>
-              </w:rPr>
               <w:t>Rocas e islas, playas, acantilados, desembocaduras de ríos</w:t>
+            </w:r>
+            <w:r>
+              <w:t>.</w:t>
             </w:r>
           </w:p>
         </w:tc>
@@ -5589,17 +5580,9 @@
           </w:tcPr>
           <w:p>
             <w:pPr>
-              <w:pStyle w:val="Tablas"/>
-              <w:rPr>
-                <w:sz w:val="28"/>
-                <w:szCs w:val="28"/>
-              </w:rPr>
+              <w:pStyle w:val="TextoTablas"/>
             </w:pPr>
             <w:r>
-              <w:rPr>
-                <w:sz w:val="28"/>
-                <w:szCs w:val="28"/>
-              </w:rPr>
               <w:t>Naturales</w:t>
             </w:r>
           </w:p>
@@ -5610,32 +5593,19 @@
           </w:tcPr>
           <w:p>
             <w:pPr>
-              <w:pStyle w:val="Tablas"/>
-              <w:rPr>
-                <w:sz w:val="28"/>
-                <w:szCs w:val="28"/>
-              </w:rPr>
+              <w:pStyle w:val="TextoTablas"/>
             </w:pPr>
             <w:r>
-              <w:rPr>
-                <w:sz w:val="28"/>
-                <w:szCs w:val="28"/>
-              </w:rPr>
               <w:t xml:space="preserve">Geomorfológicos </w:t>
             </w:r>
             <w:r>
-              <w:rPr>
-                <w:sz w:val="28"/>
-                <w:szCs w:val="28"/>
-              </w:rPr>
               <w:t>-</w:t>
             </w:r>
             <w:r>
-              <w:rPr>
-                <w:sz w:val="28"/>
-                <w:szCs w:val="28"/>
-              </w:rPr>
               <w:t xml:space="preserve"> Lagunas y depósitos de agua</w:t>
+            </w:r>
+            <w:r>
+              <w:t>.</w:t>
             </w:r>
           </w:p>
         </w:tc>
@@ -5645,18 +5615,13 @@
           </w:tcPr>
           <w:p>
             <w:pPr>
-              <w:pStyle w:val="Tablas"/>
-              <w:rPr>
-                <w:sz w:val="28"/>
-                <w:szCs w:val="28"/>
-              </w:rPr>
+              <w:pStyle w:val="TextoTablas"/>
             </w:pPr>
             <w:r>
-              <w:rPr>
-                <w:sz w:val="28"/>
-                <w:szCs w:val="28"/>
-              </w:rPr>
               <w:t>Lagos, lagunas</w:t>
+            </w:r>
+            <w:r>
+              <w:t>.</w:t>
             </w:r>
           </w:p>
         </w:tc>
@@ -5671,17 +5636,9 @@
           </w:tcPr>
           <w:p>
             <w:pPr>
-              <w:pStyle w:val="Tablas"/>
-              <w:rPr>
-                <w:sz w:val="28"/>
-                <w:szCs w:val="28"/>
-              </w:rPr>
+              <w:pStyle w:val="TextoTablas"/>
             </w:pPr>
             <w:r>
-              <w:rPr>
-                <w:sz w:val="28"/>
-                <w:szCs w:val="28"/>
-              </w:rPr>
               <w:t>Naturales</w:t>
             </w:r>
           </w:p>
@@ -5692,32 +5649,19 @@
           </w:tcPr>
           <w:p>
             <w:pPr>
-              <w:pStyle w:val="Tablas"/>
-              <w:rPr>
-                <w:sz w:val="28"/>
-                <w:szCs w:val="28"/>
-              </w:rPr>
+              <w:pStyle w:val="TextoTablas"/>
             </w:pPr>
             <w:r>
-              <w:rPr>
-                <w:sz w:val="28"/>
-                <w:szCs w:val="28"/>
-              </w:rPr>
               <w:t xml:space="preserve">Geomorfológicos </w:t>
             </w:r>
             <w:r>
-              <w:rPr>
-                <w:sz w:val="28"/>
-                <w:szCs w:val="28"/>
-              </w:rPr>
               <w:t>-</w:t>
             </w:r>
             <w:r>
-              <w:rPr>
-                <w:sz w:val="28"/>
-                <w:szCs w:val="28"/>
-              </w:rPr>
               <w:t xml:space="preserve"> Corrientes de agua</w:t>
+            </w:r>
+            <w:r>
+              <w:t>.</w:t>
             </w:r>
           </w:p>
         </w:tc>
@@ -5727,18 +5671,13 @@
           </w:tcPr>
           <w:p>
             <w:pPr>
-              <w:pStyle w:val="Tablas"/>
-              <w:rPr>
-                <w:sz w:val="28"/>
-                <w:szCs w:val="28"/>
-              </w:rPr>
+              <w:pStyle w:val="TextoTablas"/>
             </w:pPr>
             <w:r>
-              <w:rPr>
-                <w:sz w:val="28"/>
-                <w:szCs w:val="28"/>
-              </w:rPr>
               <w:t>Superficiales: cañones, cascadas. Subterráneas: manantiales, grutas</w:t>
+            </w:r>
+            <w:r>
+              <w:t>.</w:t>
             </w:r>
           </w:p>
         </w:tc>
@@ -5750,17 +5689,9 @@
           </w:tcPr>
           <w:p>
             <w:pPr>
-              <w:pStyle w:val="Tablas"/>
-              <w:rPr>
-                <w:sz w:val="28"/>
-                <w:szCs w:val="28"/>
-              </w:rPr>
+              <w:pStyle w:val="TextoTablas"/>
             </w:pPr>
             <w:r>
-              <w:rPr>
-                <w:sz w:val="28"/>
-                <w:szCs w:val="28"/>
-              </w:rPr>
               <w:t>Naturales</w:t>
             </w:r>
           </w:p>
@@ -5771,32 +5702,19 @@
           </w:tcPr>
           <w:p>
             <w:pPr>
-              <w:pStyle w:val="Tablas"/>
-              <w:rPr>
-                <w:sz w:val="28"/>
-                <w:szCs w:val="28"/>
-              </w:rPr>
+              <w:pStyle w:val="TextoTablas"/>
             </w:pPr>
             <w:r>
-              <w:rPr>
-                <w:sz w:val="28"/>
-                <w:szCs w:val="28"/>
-              </w:rPr>
               <w:t xml:space="preserve">Geomorfológicos </w:t>
             </w:r>
             <w:r>
-              <w:rPr>
-                <w:sz w:val="28"/>
-                <w:szCs w:val="28"/>
-              </w:rPr>
               <w:t>-</w:t>
             </w:r>
             <w:r>
-              <w:rPr>
-                <w:sz w:val="28"/>
-                <w:szCs w:val="28"/>
-              </w:rPr>
               <w:t xml:space="preserve"> Volcanismo</w:t>
+            </w:r>
+            <w:r>
+              <w:t>.</w:t>
             </w:r>
           </w:p>
         </w:tc>
@@ -5806,18 +5724,13 @@
           </w:tcPr>
           <w:p>
             <w:pPr>
-              <w:pStyle w:val="Tablas"/>
-              <w:rPr>
-                <w:sz w:val="28"/>
-                <w:szCs w:val="28"/>
-              </w:rPr>
+              <w:pStyle w:val="TextoTablas"/>
             </w:pPr>
             <w:r>
-              <w:rPr>
-                <w:sz w:val="28"/>
-                <w:szCs w:val="28"/>
-              </w:rPr>
               <w:t>Cráteres, aguas termales y minerales, géiseres</w:t>
+            </w:r>
+            <w:r>
+              <w:t>.</w:t>
             </w:r>
           </w:p>
         </w:tc>
@@ -5832,17 +5745,9 @@
           </w:tcPr>
           <w:p>
             <w:pPr>
-              <w:pStyle w:val="Tablas"/>
-              <w:rPr>
-                <w:sz w:val="28"/>
-                <w:szCs w:val="28"/>
-              </w:rPr>
+              <w:pStyle w:val="TextoTablas"/>
             </w:pPr>
             <w:r>
-              <w:rPr>
-                <w:sz w:val="28"/>
-                <w:szCs w:val="28"/>
-              </w:rPr>
               <w:t>Naturales</w:t>
             </w:r>
           </w:p>
@@ -5853,32 +5758,19 @@
           </w:tcPr>
           <w:p>
             <w:pPr>
-              <w:pStyle w:val="Tablas"/>
-              <w:rPr>
-                <w:sz w:val="28"/>
-                <w:szCs w:val="28"/>
-              </w:rPr>
+              <w:pStyle w:val="TextoTablas"/>
             </w:pPr>
             <w:r>
-              <w:rPr>
-                <w:sz w:val="28"/>
-                <w:szCs w:val="28"/>
-              </w:rPr>
               <w:t xml:space="preserve">Geomorfológicos </w:t>
             </w:r>
             <w:r>
-              <w:rPr>
-                <w:sz w:val="28"/>
-                <w:szCs w:val="28"/>
-              </w:rPr>
               <w:t>-</w:t>
             </w:r>
             <w:r>
-              <w:rPr>
-                <w:sz w:val="28"/>
-                <w:szCs w:val="28"/>
-              </w:rPr>
               <w:t xml:space="preserve"> Relieves</w:t>
+            </w:r>
+            <w:r>
+              <w:t>.</w:t>
             </w:r>
           </w:p>
         </w:tc>
@@ -5888,18 +5780,13 @@
           </w:tcPr>
           <w:p>
             <w:pPr>
-              <w:pStyle w:val="Tablas"/>
-              <w:rPr>
-                <w:sz w:val="28"/>
-                <w:szCs w:val="28"/>
-              </w:rPr>
+              <w:pStyle w:val="TextoTablas"/>
             </w:pPr>
             <w:r>
-              <w:rPr>
-                <w:sz w:val="28"/>
-                <w:szCs w:val="28"/>
-              </w:rPr>
               <w:t>Montañas, barrancas y cañones, planicies, dunas</w:t>
+            </w:r>
+            <w:r>
+              <w:t>.</w:t>
             </w:r>
           </w:p>
         </w:tc>
@@ -5911,17 +5798,9 @@
           </w:tcPr>
           <w:p>
             <w:pPr>
-              <w:pStyle w:val="Tablas"/>
-              <w:rPr>
-                <w:sz w:val="28"/>
-                <w:szCs w:val="28"/>
-              </w:rPr>
+              <w:pStyle w:val="TextoTablas"/>
             </w:pPr>
             <w:r>
-              <w:rPr>
-                <w:sz w:val="28"/>
-                <w:szCs w:val="28"/>
-              </w:rPr>
               <w:t>Naturales</w:t>
             </w:r>
           </w:p>
@@ -5932,32 +5811,19 @@
           </w:tcPr>
           <w:p>
             <w:pPr>
-              <w:pStyle w:val="Tablas"/>
-              <w:rPr>
-                <w:sz w:val="28"/>
-                <w:szCs w:val="28"/>
-              </w:rPr>
+              <w:pStyle w:val="TextoTablas"/>
             </w:pPr>
             <w:r>
-              <w:rPr>
-                <w:sz w:val="28"/>
-                <w:szCs w:val="28"/>
-              </w:rPr>
               <w:t xml:space="preserve">Biogeográficos </w:t>
             </w:r>
             <w:r>
-              <w:rPr>
-                <w:sz w:val="28"/>
-                <w:szCs w:val="28"/>
-              </w:rPr>
               <w:t>-</w:t>
             </w:r>
             <w:r>
-              <w:rPr>
-                <w:sz w:val="28"/>
-                <w:szCs w:val="28"/>
-              </w:rPr>
               <w:t xml:space="preserve"> Agrupaciones vegetales</w:t>
+            </w:r>
+            <w:r>
+              <w:t>.</w:t>
             </w:r>
           </w:p>
         </w:tc>
@@ -5967,18 +5833,13 @@
           </w:tcPr>
           <w:p>
             <w:pPr>
-              <w:pStyle w:val="Tablas"/>
-              <w:rPr>
-                <w:sz w:val="28"/>
-                <w:szCs w:val="28"/>
-              </w:rPr>
+              <w:pStyle w:val="TextoTablas"/>
             </w:pPr>
             <w:r>
-              <w:rPr>
-                <w:sz w:val="28"/>
-                <w:szCs w:val="28"/>
-              </w:rPr>
               <w:t>Selvas, bosques</w:t>
+            </w:r>
+            <w:r>
+              <w:t>.</w:t>
             </w:r>
           </w:p>
         </w:tc>
@@ -5993,17 +5854,9 @@
           </w:tcPr>
           <w:p>
             <w:pPr>
-              <w:pStyle w:val="Tablas"/>
-              <w:rPr>
-                <w:sz w:val="28"/>
-                <w:szCs w:val="28"/>
-              </w:rPr>
+              <w:pStyle w:val="TextoTablas"/>
             </w:pPr>
             <w:r>
-              <w:rPr>
-                <w:sz w:val="28"/>
-                <w:szCs w:val="28"/>
-              </w:rPr>
               <w:t>Naturales</w:t>
             </w:r>
           </w:p>
@@ -6014,32 +5867,19 @@
           </w:tcPr>
           <w:p>
             <w:pPr>
-              <w:pStyle w:val="Tablas"/>
-              <w:rPr>
-                <w:sz w:val="28"/>
-                <w:szCs w:val="28"/>
-              </w:rPr>
+              <w:pStyle w:val="TextoTablas"/>
             </w:pPr>
             <w:r>
-              <w:rPr>
-                <w:sz w:val="28"/>
-                <w:szCs w:val="28"/>
-              </w:rPr>
               <w:t xml:space="preserve">Biogeográficos </w:t>
             </w:r>
             <w:r>
-              <w:rPr>
-                <w:sz w:val="28"/>
-                <w:szCs w:val="28"/>
-              </w:rPr>
               <w:t>-</w:t>
             </w:r>
             <w:r>
-              <w:rPr>
-                <w:sz w:val="28"/>
-                <w:szCs w:val="28"/>
-              </w:rPr>
               <w:t xml:space="preserve"> Agrupaciones animales</w:t>
+            </w:r>
+            <w:r>
+              <w:t>.</w:t>
             </w:r>
           </w:p>
         </w:tc>
@@ -6049,18 +5889,13 @@
           </w:tcPr>
           <w:p>
             <w:pPr>
-              <w:pStyle w:val="Tablas"/>
-              <w:rPr>
-                <w:sz w:val="28"/>
-                <w:szCs w:val="28"/>
-              </w:rPr>
+              <w:pStyle w:val="TextoTablas"/>
             </w:pPr>
             <w:r>
-              <w:rPr>
-                <w:sz w:val="28"/>
-                <w:szCs w:val="28"/>
-              </w:rPr>
               <w:t>Fauna silvestre, zonas de caza</w:t>
+            </w:r>
+            <w:r>
+              <w:t>.</w:t>
             </w:r>
           </w:p>
         </w:tc>
@@ -6072,18 +5907,9 @@
           </w:tcPr>
           <w:p>
             <w:pPr>
-              <w:pStyle w:val="Tablas"/>
-              <w:rPr>
-                <w:sz w:val="28"/>
-                <w:szCs w:val="28"/>
-              </w:rPr>
+              <w:pStyle w:val="TextoTablas"/>
             </w:pPr>
             <w:r>
-              <w:rPr>
-                <w:sz w:val="28"/>
-                <w:szCs w:val="28"/>
-              </w:rPr>
-              <w:lastRenderedPageBreak/>
               <w:t>Culturales</w:t>
             </w:r>
           </w:p>
@@ -6094,18 +5920,13 @@
           </w:tcPr>
           <w:p>
             <w:pPr>
-              <w:pStyle w:val="Tablas"/>
-              <w:rPr>
-                <w:sz w:val="28"/>
-                <w:szCs w:val="28"/>
-              </w:rPr>
+              <w:pStyle w:val="TextoTablas"/>
             </w:pPr>
             <w:r>
-              <w:rPr>
-                <w:sz w:val="28"/>
-                <w:szCs w:val="28"/>
-              </w:rPr>
               <w:t>Históricos</w:t>
+            </w:r>
+            <w:r>
+              <w:t>.</w:t>
             </w:r>
           </w:p>
         </w:tc>
@@ -6115,17 +5936,9 @@
           </w:tcPr>
           <w:p>
             <w:pPr>
-              <w:pStyle w:val="Tablas"/>
-              <w:rPr>
-                <w:sz w:val="28"/>
-                <w:szCs w:val="28"/>
-              </w:rPr>
+              <w:pStyle w:val="TextoTablas"/>
             </w:pPr>
             <w:r>
-              <w:rPr>
-                <w:sz w:val="28"/>
-                <w:szCs w:val="28"/>
-              </w:rPr>
               <w:t>Zonas arqueológicas, arquitectura antigua, lugares históricos, poblados típicos, folklore, fiestas tradicionales.</w:t>
             </w:r>
           </w:p>
@@ -6141,17 +5954,9 @@
           </w:tcPr>
           <w:p>
             <w:pPr>
-              <w:pStyle w:val="Tablas"/>
-              <w:rPr>
-                <w:sz w:val="28"/>
-                <w:szCs w:val="28"/>
-              </w:rPr>
+              <w:pStyle w:val="TextoTablas"/>
             </w:pPr>
             <w:r>
-              <w:rPr>
-                <w:sz w:val="28"/>
-                <w:szCs w:val="28"/>
-              </w:rPr>
               <w:t>Culturales</w:t>
             </w:r>
           </w:p>
@@ -6162,18 +5967,13 @@
           </w:tcPr>
           <w:p>
             <w:pPr>
-              <w:pStyle w:val="Tablas"/>
-              <w:rPr>
-                <w:sz w:val="28"/>
-                <w:szCs w:val="28"/>
-              </w:rPr>
+              <w:pStyle w:val="TextoTablas"/>
             </w:pPr>
             <w:r>
-              <w:rPr>
-                <w:sz w:val="28"/>
-                <w:szCs w:val="28"/>
-              </w:rPr>
               <w:t>Contemporáneos (comerciales)</w:t>
+            </w:r>
+            <w:r>
+              <w:t>.</w:t>
             </w:r>
           </w:p>
         </w:tc>
@@ -6183,18 +5983,14 @@
           </w:tcPr>
           <w:p>
             <w:pPr>
-              <w:pStyle w:val="Tablas"/>
-              <w:rPr>
-                <w:sz w:val="28"/>
-                <w:szCs w:val="28"/>
-              </w:rPr>
+              <w:pStyle w:val="TextoTablas"/>
             </w:pPr>
             <w:r>
-              <w:rPr>
-                <w:sz w:val="28"/>
-                <w:szCs w:val="28"/>
-              </w:rPr>
-              <w:t>Centros de convenciones, instituciones de enseñanza, bibliotecas, museos y pinturas murales, obras monumentales, invernaderos, zoológicos.</w:t>
+              <w:t xml:space="preserve">Centros de convenciones, instituciones de enseñanza, bibliotecas, museos y pinturas </w:t>
+            </w:r>
+            <w:r>
+              <w:lastRenderedPageBreak/>
+              <w:t>murales, obras monumentales, invernaderos, zoológicos.</w:t>
             </w:r>
           </w:p>
         </w:tc>
@@ -6206,17 +6002,10 @@
           </w:tcPr>
           <w:p>
             <w:pPr>
-              <w:pStyle w:val="Tablas"/>
-              <w:rPr>
-                <w:sz w:val="28"/>
-                <w:szCs w:val="28"/>
-              </w:rPr>
+              <w:pStyle w:val="TextoTablas"/>
             </w:pPr>
             <w:r>
-              <w:rPr>
-                <w:sz w:val="28"/>
-                <w:szCs w:val="28"/>
-              </w:rPr>
+              <w:lastRenderedPageBreak/>
               <w:t>Culturales</w:t>
             </w:r>
           </w:p>
@@ -6227,18 +6016,13 @@
           </w:tcPr>
           <w:p>
             <w:pPr>
-              <w:pStyle w:val="Tablas"/>
-              <w:rPr>
-                <w:sz w:val="28"/>
-                <w:szCs w:val="28"/>
-              </w:rPr>
+              <w:pStyle w:val="TextoTablas"/>
             </w:pPr>
             <w:r>
-              <w:rPr>
-                <w:sz w:val="28"/>
-                <w:szCs w:val="28"/>
-              </w:rPr>
               <w:t>Contemporáneos (no comerciales)</w:t>
+            </w:r>
+            <w:r>
+              <w:t>.</w:t>
             </w:r>
           </w:p>
         </w:tc>
@@ -6248,17 +6032,9 @@
           </w:tcPr>
           <w:p>
             <w:pPr>
-              <w:pStyle w:val="Tablas"/>
-              <w:rPr>
-                <w:sz w:val="28"/>
-                <w:szCs w:val="28"/>
-              </w:rPr>
+              <w:pStyle w:val="TextoTablas"/>
             </w:pPr>
             <w:r>
-              <w:rPr>
-                <w:sz w:val="28"/>
-                <w:szCs w:val="28"/>
-              </w:rPr>
               <w:t>Parques de diversiones, balnearios, espectáculos culturales, espectáculos deportivos, campos deportivos, exposiciones nacionales e internacionales, mercados de artesanías, comercios, centros de salud, ferias y carnavales, celebraciones religiosas, casinos, concursos y competencias.</w:t>
             </w:r>
           </w:p>
@@ -6283,7 +6059,7 @@
       <w:pPr>
         <w:pStyle w:val="Ttulo2"/>
       </w:pPr>
-      <w:bookmarkStart w:id="10" w:name="_Toc231483402"/>
+      <w:bookmarkStart w:id="10" w:name="_Toc235109763"/>
       <w:r>
         <w:t>Zona turística</w:t>
       </w:r>
@@ -6299,53 +6075,47 @@
         <w:rPr>
           <w:lang w:val="es-419" w:eastAsia="es-CO"/>
         </w:rPr>
-        <w:t xml:space="preserve">Es un espacio territorial físico que contiene atractivos turísticos y que por lo tanto genera un flujo de personas (turistas) hacia ella. Su tamaño es variable y debe contar </w:t>
-      </w:r>
-      <w:r>
-        <w:rPr>
-          <w:lang w:val="es-419" w:eastAsia="es-CO"/>
+        <w:t>Es un espacio territorial físico que contiene atractivos turísticos y que por lo tanto genera un flujo de personas (turistas) hacia ella. Su tamaño es variable y debe contar con unas cualidades homogéneas y un conjunto paisajístico común. Una zona turística puede agrupar extensiones territoriales de tamaño más pequeño y que se denominan áreas turísticas. Como rasgo relevante, la zona turística debe contar con infraestructura y servicios de comunicación entre las áreas que la integran.</w:t>
+      </w:r>
+    </w:p>
+    <w:p>
+      <w:pPr>
+        <w:rPr>
+          <w:lang w:val="es-419" w:eastAsia="es-CO"/>
+        </w:rPr>
+      </w:pPr>
+      <w:r>
+        <w:rPr>
+          <w:lang w:val="es-419" w:eastAsia="es-CO"/>
+        </w:rPr>
+        <w:t>El autor Boullón (2006) destaca la zona turística como la unidad de mayor tamaño dentro de la organización del espacio turístico y determina que, para que exista una zona turística, esta debe contar con un número mínimo de diez (10) atractivos turísticos próximos, sin importar de qué tipo o categoría son.</w:t>
+      </w:r>
+    </w:p>
+    <w:p>
+      <w:pPr>
+        <w:rPr>
+          <w:lang w:val="es-419" w:eastAsia="es-CO"/>
+        </w:rPr>
+      </w:pPr>
+      <w:r>
+        <w:rPr>
+          <w:lang w:val="es-419" w:eastAsia="es-CO"/>
+        </w:rPr>
+        <w:t>Esta característica hace que la zona turística sea por excelencia la unidad más importante de clasificación y organización del espacio turístico moderno.</w:t>
+      </w:r>
+    </w:p>
+    <w:p>
+      <w:pPr>
+        <w:pStyle w:val="Figura"/>
+        <w:rPr>
+          <w:lang w:val="es-419"/>
+        </w:rPr>
+      </w:pPr>
+      <w:r>
+        <w:rPr>
+          <w:lang w:val="es-419"/>
         </w:rPr>
         <w:lastRenderedPageBreak/>
-        <w:t>con unas cualidades homogéneas y un conjunto paisajístico común. Una zona turística puede agrupar extensiones territoriales de tamaño más pequeño y que se denominan áreas turísticas. Como rasgo relevante, la zona turística debe contar con infraestructura y servicios de comunicación entre las áreas que la integran.</w:t>
-      </w:r>
-    </w:p>
-    <w:p>
-      <w:pPr>
-        <w:rPr>
-          <w:lang w:val="es-419" w:eastAsia="es-CO"/>
-        </w:rPr>
-      </w:pPr>
-      <w:r>
-        <w:rPr>
-          <w:lang w:val="es-419" w:eastAsia="es-CO"/>
-        </w:rPr>
-        <w:t>El autor Boullón (2006) destaca la zona turística como la unidad de mayor tamaño dentro de la organización del espacio turístico y determina que, para que exista una zona turística, esta debe contar con un número mínimo de diez (10) atractivos turísticos próximos, sin importar de qué tipo o categoría son.</w:t>
-      </w:r>
-    </w:p>
-    <w:p>
-      <w:pPr>
-        <w:rPr>
-          <w:lang w:val="es-419" w:eastAsia="es-CO"/>
-        </w:rPr>
-      </w:pPr>
-      <w:r>
-        <w:rPr>
-          <w:lang w:val="es-419" w:eastAsia="es-CO"/>
-        </w:rPr>
-        <w:t>Esta característica hace que la zona turística sea por excelencia la unidad más importante de clasificación y organización del espacio turístico moderno.</w:t>
-      </w:r>
-    </w:p>
-    <w:p>
-      <w:pPr>
-        <w:pStyle w:val="Figura"/>
-        <w:rPr>
-          <w:lang w:val="es-419"/>
-        </w:rPr>
-      </w:pPr>
-      <w:r>
-        <w:rPr>
-          <w:lang w:val="es-419"/>
-        </w:rPr>
         <w:t xml:space="preserve"> Zona turística</w:t>
       </w:r>
     </w:p>
@@ -6419,9 +6189,24 @@
     </w:p>
     <w:p>
       <w:pPr>
+        <w:spacing w:before="0" w:after="160" w:line="259" w:lineRule="auto"/>
+        <w:ind w:firstLine="0"/>
+        <w:rPr>
+          <w:lang w:val="es-419" w:eastAsia="es-CO"/>
+        </w:rPr>
+      </w:pPr>
+      <w:r>
+        <w:rPr>
+          <w:lang w:val="es-419" w:eastAsia="es-CO"/>
+        </w:rPr>
+        <w:br w:type="page"/>
+      </w:r>
+    </w:p>
+    <w:p>
+      <w:pPr>
         <w:pStyle w:val="Ttulo1"/>
       </w:pPr>
-      <w:bookmarkStart w:id="11" w:name="_Toc231483403"/>
+      <w:bookmarkStart w:id="11" w:name="_Toc235109764"/>
       <w:r>
         <w:lastRenderedPageBreak/>
         <w:t>Información turística</w:t>
@@ -6470,38 +6255,14 @@
         <w:rPr>
           <w:lang w:val="es-419" w:eastAsia="es-CO"/>
         </w:rPr>
-        <w:t xml:space="preserve">Es conveniente diferenciar la información turística de otras actividades relacionadas, como la promoción y la comunicación turística. En ese sentido, la característica más relevante que debe tener la información turística </w:t>
-      </w:r>
-      <w:r>
-        <w:rPr>
-          <w:lang w:val="es-419" w:eastAsia="es-CO"/>
-        </w:rPr>
-        <w:t>-</w:t>
-      </w:r>
-      <w:r>
-        <w:rPr>
-          <w:lang w:val="es-419" w:eastAsia="es-CO"/>
-        </w:rPr>
-        <w:t xml:space="preserve"> y que constituye su principal diferenciador frente a las otras actividades mencionadas </w:t>
-      </w:r>
-      <w:r>
-        <w:rPr>
-          <w:lang w:val="es-419" w:eastAsia="es-CO"/>
-        </w:rPr>
-        <w:t>-</w:t>
-      </w:r>
-      <w:r>
-        <w:rPr>
-          <w:lang w:val="es-419" w:eastAsia="es-CO"/>
-        </w:rPr>
-        <w:t xml:space="preserve"> es ser imparcial.</w:t>
+        <w:t>Es conveniente diferenciar la información turística de otras actividades relacionadas, como la promoción y la comunicación turística. En ese sentido, la característica más relevante que debe tener la información turística —y que constituye su principal diferenciador frente a las otras actividades mencionadas — es ser imparcial.</w:t>
       </w:r>
     </w:p>
     <w:p>
       <w:pPr>
         <w:pStyle w:val="Ttulo2"/>
       </w:pPr>
-      <w:bookmarkStart w:id="12" w:name="_Toc231483404"/>
+      <w:bookmarkStart w:id="12" w:name="_Toc235109765"/>
       <w:r>
         <w:t>Características del informador turístico</w:t>
       </w:r>
@@ -6942,7 +6703,19 @@
         <w:rPr>
           <w:lang w:val="es-419" w:eastAsia="es-CO"/>
         </w:rPr>
-        <w:t xml:space="preserve">Fijarse de los elementos paralingüísticos (tono, entonación). </w:t>
+        <w:t xml:space="preserve">Fijarse </w:t>
+      </w:r>
+      <w:r>
+        <w:rPr>
+          <w:lang w:val="es-419" w:eastAsia="es-CO"/>
+        </w:rPr>
+        <w:t>en</w:t>
+      </w:r>
+      <w:r>
+        <w:rPr>
+          <w:lang w:val="es-419" w:eastAsia="es-CO"/>
+        </w:rPr>
+        <w:t xml:space="preserve"> los elementos paralingüísticos (tono, entonación). </w:t>
       </w:r>
     </w:p>
     <w:p>
@@ -6952,7 +6725,7 @@
       <w:r>
         <w:t xml:space="preserve">   </w:t>
       </w:r>
-      <w:bookmarkStart w:id="13" w:name="_Toc231483405"/>
+      <w:bookmarkStart w:id="13" w:name="_Toc235109766"/>
       <w:r>
         <w:t>Atención y orientación al visitante</w:t>
       </w:r>
@@ -7060,31 +6833,7 @@
         <w:rPr>
           <w:lang w:val="es-419" w:eastAsia="es-CO"/>
         </w:rPr>
-        <w:t xml:space="preserve">Sin importar lo que esté sucediendo o el estado de ánimo del momento, cuando se cumple la función de atención al cliente </w:t>
-      </w:r>
-      <w:r>
-        <w:rPr>
-          <w:lang w:val="es-419" w:eastAsia="es-CO"/>
-        </w:rPr>
-        <w:t>-</w:t>
-      </w:r>
-      <w:r>
-        <w:rPr>
-          <w:lang w:val="es-419" w:eastAsia="es-CO"/>
-        </w:rPr>
-        <w:t xml:space="preserve"> de forma presencial o telefónica </w:t>
-      </w:r>
-      <w:r>
-        <w:rPr>
-          <w:lang w:val="es-419" w:eastAsia="es-CO"/>
-        </w:rPr>
-        <w:t>-</w:t>
-      </w:r>
-      <w:r>
-        <w:rPr>
-          <w:lang w:val="es-419" w:eastAsia="es-CO"/>
-        </w:rPr>
-        <w:t xml:space="preserve"> siempre se debe mantener un trato cordial.</w:t>
+        <w:t>Sin importar lo que esté sucediendo o el estado de ánimo del momento, cuando se cumple la función de atención al cliente — de forma presencial o telefónica — siempre se debe mantener un trato cordial.</w:t>
       </w:r>
     </w:p>
     <w:p>
@@ -7362,8 +7111,8 @@
         <w:tblLook w:val="04A0" w:firstRow="1" w:lastRow="0" w:firstColumn="1" w:lastColumn="0" w:noHBand="0" w:noVBand="1"/>
       </w:tblPr>
       <w:tblGrid>
-        <w:gridCol w:w="2689"/>
-        <w:gridCol w:w="6520"/>
+        <w:gridCol w:w="4248"/>
+        <w:gridCol w:w="4961"/>
       </w:tblGrid>
       <w:tr>
         <w:trPr>
@@ -7372,42 +7121,26 @@
         </w:trPr>
         <w:tc>
           <w:tcPr>
-            <w:tcW w:w="2689" w:type="dxa"/>
+            <w:tcW w:w="4248" w:type="dxa"/>
           </w:tcPr>
           <w:p>
             <w:pPr>
-              <w:pStyle w:val="Tablas"/>
-              <w:rPr>
-                <w:sz w:val="28"/>
-                <w:szCs w:val="28"/>
-              </w:rPr>
+              <w:pStyle w:val="TextoTablas"/>
             </w:pPr>
             <w:r>
-              <w:rPr>
-                <w:sz w:val="28"/>
-                <w:szCs w:val="28"/>
-              </w:rPr>
               <w:t xml:space="preserve">Principio de comunicación </w:t>
             </w:r>
           </w:p>
         </w:tc>
         <w:tc>
           <w:tcPr>
-            <w:tcW w:w="6520" w:type="dxa"/>
+            <w:tcW w:w="4961" w:type="dxa"/>
           </w:tcPr>
           <w:p>
             <w:pPr>
-              <w:pStyle w:val="Tablas"/>
-              <w:rPr>
-                <w:sz w:val="28"/>
-                <w:szCs w:val="28"/>
-              </w:rPr>
+              <w:pStyle w:val="TextoTablas"/>
             </w:pPr>
             <w:r>
-              <w:rPr>
-                <w:sz w:val="28"/>
-                <w:szCs w:val="28"/>
-              </w:rPr>
               <w:t>Aplicación en el servicio al cliente</w:t>
             </w:r>
           </w:p>
@@ -7419,42 +7152,26 @@
         </w:trPr>
         <w:tc>
           <w:tcPr>
-            <w:tcW w:w="2689" w:type="dxa"/>
+            <w:tcW w:w="4248" w:type="dxa"/>
           </w:tcPr>
           <w:p>
             <w:pPr>
-              <w:pStyle w:val="Tablas"/>
-              <w:rPr>
-                <w:sz w:val="28"/>
-                <w:szCs w:val="28"/>
-              </w:rPr>
+              <w:pStyle w:val="TextoTablas"/>
             </w:pPr>
             <w:r>
-              <w:rPr>
-                <w:sz w:val="28"/>
-                <w:szCs w:val="28"/>
-              </w:rPr>
               <w:t>Amabilidad y cortesía</w:t>
             </w:r>
           </w:p>
         </w:tc>
         <w:tc>
           <w:tcPr>
-            <w:tcW w:w="6520" w:type="dxa"/>
+            <w:tcW w:w="4961" w:type="dxa"/>
           </w:tcPr>
           <w:p>
             <w:pPr>
-              <w:pStyle w:val="Tablas"/>
-              <w:rPr>
-                <w:sz w:val="28"/>
-                <w:szCs w:val="28"/>
-              </w:rPr>
+              <w:pStyle w:val="TextoTablas"/>
             </w:pPr>
             <w:r>
-              <w:rPr>
-                <w:sz w:val="28"/>
-                <w:szCs w:val="28"/>
-              </w:rPr>
               <w:t>Inicie cualquier interacción con un saludo. Sonría y hable en un tono de voz adecuado. Esto permitirá que el interlocutor perciba una actitud positiva y receptiva.</w:t>
             </w:r>
           </w:p>
@@ -7463,42 +7180,26 @@
       <w:tr>
         <w:tc>
           <w:tcPr>
-            <w:tcW w:w="2689" w:type="dxa"/>
+            <w:tcW w:w="4248" w:type="dxa"/>
           </w:tcPr>
           <w:p>
             <w:pPr>
-              <w:pStyle w:val="Tablas"/>
-              <w:rPr>
-                <w:sz w:val="28"/>
-                <w:szCs w:val="28"/>
-              </w:rPr>
+              <w:pStyle w:val="TextoTablas"/>
             </w:pPr>
             <w:r>
-              <w:rPr>
-                <w:sz w:val="28"/>
-                <w:szCs w:val="28"/>
-              </w:rPr>
               <w:t>Emisor y receptor intercambian códigos y mensajes con un propósito</w:t>
             </w:r>
           </w:p>
         </w:tc>
         <w:tc>
           <w:tcPr>
-            <w:tcW w:w="6520" w:type="dxa"/>
+            <w:tcW w:w="4961" w:type="dxa"/>
           </w:tcPr>
           <w:p>
             <w:pPr>
-              <w:pStyle w:val="Tablas"/>
-              <w:rPr>
-                <w:sz w:val="28"/>
-                <w:szCs w:val="28"/>
-              </w:rPr>
+              <w:pStyle w:val="TextoTablas"/>
             </w:pPr>
             <w:r>
-              <w:rPr>
-                <w:sz w:val="28"/>
-                <w:szCs w:val="28"/>
-              </w:rPr>
               <w:t>Comprender el propósito de la comunicación facilita transmitir y recibir la información de manera clara y efectiva.</w:t>
             </w:r>
           </w:p>
@@ -7510,43 +7211,26 @@
         </w:trPr>
         <w:tc>
           <w:tcPr>
-            <w:tcW w:w="2689" w:type="dxa"/>
+            <w:tcW w:w="4248" w:type="dxa"/>
           </w:tcPr>
           <w:p>
             <w:pPr>
-              <w:pStyle w:val="Tablas"/>
-              <w:rPr>
-                <w:sz w:val="28"/>
-                <w:szCs w:val="28"/>
-              </w:rPr>
+              <w:pStyle w:val="TextoTablas"/>
             </w:pPr>
             <w:r>
-              <w:rPr>
-                <w:sz w:val="28"/>
-                <w:szCs w:val="28"/>
-              </w:rPr>
-              <w:lastRenderedPageBreak/>
               <w:t>Todos somos distintos</w:t>
             </w:r>
           </w:p>
         </w:tc>
         <w:tc>
           <w:tcPr>
-            <w:tcW w:w="6520" w:type="dxa"/>
+            <w:tcW w:w="4961" w:type="dxa"/>
           </w:tcPr>
           <w:p>
             <w:pPr>
-              <w:pStyle w:val="Tablas"/>
-              <w:rPr>
-                <w:sz w:val="28"/>
-                <w:szCs w:val="28"/>
-              </w:rPr>
+              <w:pStyle w:val="TextoTablas"/>
             </w:pPr>
             <w:r>
-              <w:rPr>
-                <w:sz w:val="28"/>
-                <w:szCs w:val="28"/>
-              </w:rPr>
               <w:t>Procure empatizar con el cliente, comprendiendo que cada persona tiene necesidades, expectativas y formas de comunicación diferentes.</w:t>
             </w:r>
           </w:p>
@@ -7555,42 +7239,27 @@
       <w:tr>
         <w:tc>
           <w:tcPr>
-            <w:tcW w:w="2689" w:type="dxa"/>
+            <w:tcW w:w="4248" w:type="dxa"/>
           </w:tcPr>
           <w:p>
             <w:pPr>
-              <w:pStyle w:val="Tablas"/>
-              <w:rPr>
-                <w:sz w:val="28"/>
-                <w:szCs w:val="28"/>
-              </w:rPr>
+              <w:pStyle w:val="TextoTablas"/>
             </w:pPr>
             <w:r>
-              <w:rPr>
-                <w:sz w:val="28"/>
-                <w:szCs w:val="28"/>
-              </w:rPr>
+              <w:lastRenderedPageBreak/>
               <w:t>Escuchar con atención</w:t>
             </w:r>
           </w:p>
         </w:tc>
         <w:tc>
           <w:tcPr>
-            <w:tcW w:w="6520" w:type="dxa"/>
+            <w:tcW w:w="4961" w:type="dxa"/>
           </w:tcPr>
           <w:p>
             <w:pPr>
-              <w:pStyle w:val="Tablas"/>
-              <w:rPr>
-                <w:sz w:val="28"/>
-                <w:szCs w:val="28"/>
-              </w:rPr>
+              <w:pStyle w:val="TextoTablas"/>
             </w:pPr>
             <w:r>
-              <w:rPr>
-                <w:sz w:val="28"/>
-                <w:szCs w:val="28"/>
-              </w:rPr>
               <w:t>Durante la interacción brinde toda su atención al interlocutor y mantenga contacto visual. Esto demuestra interés genuino por lo que el cliente desea comunicar.</w:t>
             </w:r>
           </w:p>
@@ -7602,42 +7271,26 @@
         </w:trPr>
         <w:tc>
           <w:tcPr>
-            <w:tcW w:w="2689" w:type="dxa"/>
+            <w:tcW w:w="4248" w:type="dxa"/>
           </w:tcPr>
           <w:p>
             <w:pPr>
-              <w:pStyle w:val="Tablas"/>
-              <w:rPr>
-                <w:sz w:val="28"/>
-                <w:szCs w:val="28"/>
-              </w:rPr>
+              <w:pStyle w:val="TextoTablas"/>
             </w:pPr>
             <w:r>
-              <w:rPr>
-                <w:sz w:val="28"/>
-                <w:szCs w:val="28"/>
-              </w:rPr>
               <w:t>Indagar</w:t>
             </w:r>
           </w:p>
         </w:tc>
         <w:tc>
           <w:tcPr>
-            <w:tcW w:w="6520" w:type="dxa"/>
+            <w:tcW w:w="4961" w:type="dxa"/>
           </w:tcPr>
           <w:p>
             <w:pPr>
-              <w:pStyle w:val="Tablas"/>
-              <w:rPr>
-                <w:sz w:val="28"/>
-                <w:szCs w:val="28"/>
-              </w:rPr>
+              <w:pStyle w:val="TextoTablas"/>
             </w:pPr>
             <w:r>
-              <w:rPr>
-                <w:sz w:val="28"/>
-                <w:szCs w:val="28"/>
-              </w:rPr>
               <w:t>Realice preguntas cuando sea necesario para comprender correctamente el requerimiento o la necesidad del cliente.</w:t>
             </w:r>
           </w:p>
@@ -7646,42 +7299,26 @@
       <w:tr>
         <w:tc>
           <w:tcPr>
-            <w:tcW w:w="2689" w:type="dxa"/>
+            <w:tcW w:w="4248" w:type="dxa"/>
           </w:tcPr>
           <w:p>
             <w:pPr>
-              <w:pStyle w:val="Tablas"/>
-              <w:rPr>
-                <w:sz w:val="28"/>
-                <w:szCs w:val="28"/>
-              </w:rPr>
+              <w:pStyle w:val="TextoTablas"/>
             </w:pPr>
             <w:r>
-              <w:rPr>
-                <w:sz w:val="28"/>
-                <w:szCs w:val="28"/>
-              </w:rPr>
               <w:t>La sencillez y la claridad</w:t>
             </w:r>
           </w:p>
         </w:tc>
         <w:tc>
           <w:tcPr>
-            <w:tcW w:w="6520" w:type="dxa"/>
+            <w:tcW w:w="4961" w:type="dxa"/>
           </w:tcPr>
           <w:p>
             <w:pPr>
-              <w:pStyle w:val="Tablas"/>
-              <w:rPr>
-                <w:sz w:val="28"/>
-                <w:szCs w:val="28"/>
-              </w:rPr>
+              <w:pStyle w:val="TextoTablas"/>
             </w:pPr>
             <w:r>
-              <w:rPr>
-                <w:sz w:val="28"/>
-                <w:szCs w:val="28"/>
-              </w:rPr>
               <w:t>Al proporcionar información evite el uso de vocabulario demasiado técnico. Utilice frases claras y comprensibles.</w:t>
             </w:r>
           </w:p>
@@ -7693,42 +7330,26 @@
         </w:trPr>
         <w:tc>
           <w:tcPr>
-            <w:tcW w:w="2689" w:type="dxa"/>
+            <w:tcW w:w="4248" w:type="dxa"/>
           </w:tcPr>
           <w:p>
             <w:pPr>
-              <w:pStyle w:val="Tablas"/>
-              <w:rPr>
-                <w:sz w:val="28"/>
-                <w:szCs w:val="28"/>
-              </w:rPr>
+              <w:pStyle w:val="TextoTablas"/>
             </w:pPr>
             <w:r>
-              <w:rPr>
-                <w:sz w:val="28"/>
-                <w:szCs w:val="28"/>
-              </w:rPr>
               <w:t>Brevedad y concreción</w:t>
             </w:r>
           </w:p>
         </w:tc>
         <w:tc>
           <w:tcPr>
-            <w:tcW w:w="6520" w:type="dxa"/>
+            <w:tcW w:w="4961" w:type="dxa"/>
           </w:tcPr>
           <w:p>
             <w:pPr>
-              <w:pStyle w:val="Tablas"/>
-              <w:rPr>
-                <w:sz w:val="28"/>
-                <w:szCs w:val="28"/>
-              </w:rPr>
+              <w:pStyle w:val="TextoTablas"/>
             </w:pPr>
             <w:r>
-              <w:rPr>
-                <w:sz w:val="28"/>
-                <w:szCs w:val="28"/>
-              </w:rPr>
               <w:t>Procure ser directo y preciso en la información, evitando extenderse más de lo necesario y centrándose en el tema principal.</w:t>
             </w:r>
           </w:p>
@@ -7753,7 +7374,7 @@
       <w:pPr>
         <w:pStyle w:val="Ttulo2"/>
       </w:pPr>
-      <w:bookmarkStart w:id="14" w:name="_Toc231483406"/>
+      <w:bookmarkStart w:id="14" w:name="_Toc235109767"/>
       <w:r>
         <w:t>Diferencia entre promoción e información turística</w:t>
       </w:r>
@@ -7782,20 +7403,27 @@
         <w:rPr>
           <w:lang w:val="es-419" w:eastAsia="es-CO"/>
         </w:rPr>
+        <w:t xml:space="preserve">Aunque ambos procesos involucran la transmisión de información de un destino o atractivo turístico, la información tiene un carácter imparcial (no comercial) y simplemente explicativo, mientras que la promoción obedece a una serie de acciones planificadas y ejecutadas para presentar un destino o atractivo turístico a un determinado mercado, con el objetivo de influir en el surgimiento o desarrollo del desplazamiento turístico hacia el mismo e impulsar su aprovechamiento económico. </w:t>
+      </w:r>
+    </w:p>
+    <w:p>
+      <w:pPr>
+        <w:rPr>
+          <w:lang w:val="es-419" w:eastAsia="es-CO"/>
+        </w:rPr>
+      </w:pPr>
+    </w:p>
+    <w:p>
+      <w:pPr>
+        <w:rPr>
+          <w:lang w:val="es-419" w:eastAsia="es-CO"/>
+        </w:rPr>
+      </w:pPr>
+      <w:r>
+        <w:rPr>
+          <w:lang w:val="es-419" w:eastAsia="es-CO"/>
+        </w:rPr>
         <w:lastRenderedPageBreak/>
-        <w:t xml:space="preserve">Aunque ambos procesos involucran la transmisión de información de un destino o atractivo turístico, la información tiene un carácter imparcial (no comercial) y simplemente explicativo, mientras que la promoción obedece a una serie de acciones planificadas y ejecutadas para presentar un destino o atractivo turístico a un determinado mercado, con el objetivo de influir en el surgimiento o desarrollo del desplazamiento turístico hacia el mismo e impulsar su aprovechamiento económico. </w:t>
-      </w:r>
-    </w:p>
-    <w:p>
-      <w:pPr>
-        <w:rPr>
-          <w:lang w:val="es-419" w:eastAsia="es-CO"/>
-        </w:rPr>
-      </w:pPr>
-      <w:r>
-        <w:rPr>
-          <w:lang w:val="es-419" w:eastAsia="es-CO"/>
-        </w:rPr>
         <w:t>Para que el proceso de promoción tenga éxito, debe cumplir los siguientes pasos:</w:t>
       </w:r>
     </w:p>
@@ -7893,7 +7521,7 @@
       <w:pPr>
         <w:pStyle w:val="Ttulo2"/>
       </w:pPr>
-      <w:bookmarkStart w:id="15" w:name="_Toc231483407"/>
+      <w:bookmarkStart w:id="15" w:name="_Toc235109768"/>
       <w:r>
         <w:t>Fuentes de información turística</w:t>
       </w:r>
@@ -7959,6 +7587,12 @@
         </w:rPr>
         <w:t>La información que va dirigida a los profesionales del turismo</w:t>
       </w:r>
+      <w:r>
+        <w:rPr>
+          <w:lang w:val="es-419" w:eastAsia="es-CO"/>
+        </w:rPr>
+        <w:t>.</w:t>
+      </w:r>
     </w:p>
     <w:p>
       <w:pPr>
@@ -7972,40 +7606,40 @@
         <w:rPr>
           <w:lang w:val="es-419" w:eastAsia="es-CO"/>
         </w:rPr>
-        <w:t xml:space="preserve">Esta la emiten las entidades de promoción turística oficiales y los mismos operadores turísticos. Esta información es la que nos interesa, en términos </w:t>
+        <w:t>Esta la emiten las entidades de promoción turística oficiales y los mismos operadores turísticos. Esta información es la que nos interesa, en términos de poderla retransmitir a los visitantes. Se debe renovar y complementar la información que tienen los clientes.</w:t>
+      </w:r>
+    </w:p>
+    <w:p>
+      <w:pPr>
+        <w:rPr>
+          <w:lang w:val="es-419" w:eastAsia="es-CO"/>
+        </w:rPr>
+      </w:pPr>
+      <w:r>
+        <w:rPr>
+          <w:lang w:val="es-419" w:eastAsia="es-CO"/>
+        </w:rPr>
+        <w:t>Es claro que los turistas cada vez son más independientes y que, con el uso de herramientas y aplicaciones de viaje y el acceso a información publicada en internet (</w:t>
+      </w:r>
+      <w:r>
+        <w:rPr>
+          <w:rStyle w:val="Extranjerismo"/>
+          <w:lang w:val="es-419" w:eastAsia="es-CO"/>
+        </w:rPr>
+        <w:t>blogs</w:t>
+      </w:r>
+      <w:r>
+        <w:rPr>
+          <w:lang w:val="es-419" w:eastAsia="es-CO"/>
+        </w:rPr>
+        <w:t xml:space="preserve">, recomendaciones de plataformas web), se han convertido en viajeros </w:t>
       </w:r>
       <w:r>
         <w:rPr>
           <w:lang w:val="es-419" w:eastAsia="es-CO"/>
         </w:rPr>
         <w:lastRenderedPageBreak/>
-        <w:t>de poderla retransmitir a los visitantes. Se debe renovar y complementar la información que tienen los clientes.</w:t>
-      </w:r>
-    </w:p>
-    <w:p>
-      <w:pPr>
-        <w:rPr>
-          <w:lang w:val="es-419" w:eastAsia="es-CO"/>
-        </w:rPr>
-      </w:pPr>
-      <w:r>
-        <w:rPr>
-          <w:lang w:val="es-419" w:eastAsia="es-CO"/>
-        </w:rPr>
-        <w:t>Es claro que los turistas cada vez son más independientes y que, con el uso de herramientas y aplicaciones de viaje y el acceso a información publicada en internet (</w:t>
-      </w:r>
-      <w:r>
-        <w:rPr>
-          <w:rStyle w:val="Extranjerismo"/>
-          <w:lang w:val="es-419" w:eastAsia="es-CO"/>
-        </w:rPr>
-        <w:t>blogs</w:t>
-      </w:r>
-      <w:r>
-        <w:rPr>
-          <w:lang w:val="es-419" w:eastAsia="es-CO"/>
-        </w:rPr>
-        <w:t>, recomendaciones de plataformas web), se han convertido en viajeros hiperinformados. No es raro encontrar personas que conocen más sobre una zona o un atractivo que los propios habitantes del lugar.</w:t>
+        <w:t>hiperinformados. No es raro encontrar personas que conocen más sobre una zona o un atractivo que los propios habitantes del lugar.</w:t>
       </w:r>
     </w:p>
     <w:p>
@@ -8044,7 +7678,35 @@
         <w:rPr>
           <w:lang w:val="es-419" w:eastAsia="es-CO"/>
         </w:rPr>
-        <w:t>Para explorar un ejemplo del tratamiento profesional de la información turística en Colombia, se recomienda visitar el portal oficial de turismo del país: Colombia Travel Turismo en Colombia.</w:t>
+        <w:t xml:space="preserve">Para explorar un ejemplo del tratamiento profesional de la información turística en Colombia, se recomienda visitar el portal oficial de turismo del país: Colombia Travel </w:t>
+      </w:r>
+      <w:r>
+        <w:rPr>
+          <w:color w:val="000000" w:themeColor="text1"/>
+          <w:sz w:val="20"/>
+          <w:szCs w:val="20"/>
+        </w:rPr>
+        <w:t>—</w:t>
+      </w:r>
+      <w:r>
+        <w:rPr>
+          <w:color w:val="000000" w:themeColor="text1"/>
+          <w:sz w:val="20"/>
+          <w:szCs w:val="20"/>
+        </w:rPr>
+        <w:t xml:space="preserve"> </w:t>
+      </w:r>
+      <w:r>
+        <w:rPr>
+          <w:lang w:val="es-419" w:eastAsia="es-CO"/>
+        </w:rPr>
+        <w:t>Turismo en Colombia.</w:t>
+      </w:r>
+      <w:r>
+        <w:rPr>
+          <w:lang w:val="es-419" w:eastAsia="es-CO"/>
+        </w:rPr>
+        <w:t xml:space="preserve"> </w:t>
       </w:r>
       <w:r>
         <w:rPr>
@@ -8064,6 +7726,11 @@
     </w:p>
     <w:p>
       <w:pPr>
+        <w:pStyle w:val="Prrafodelista"/>
+        <w:numPr>
+          <w:ilvl w:val="0"/>
+          <w:numId w:val="26"/>
+        </w:numPr>
         <w:rPr>
           <w:b/>
           <w:bCs/>
@@ -8089,31 +7756,48 @@
         <w:rPr>
           <w:lang w:val="es-419" w:eastAsia="es-CO"/>
         </w:rPr>
-        <w:t xml:space="preserve">La calidad de la información está directamente relacionada a la fuente de donde proviene. Nuevamente, las entidades oficiales son la fuente más fidedigna. También es </w:t>
+        <w:t xml:space="preserve">La calidad de la información está directamente relacionada a la fuente de donde proviene. Nuevamente, las entidades oficiales son la fuente más fidedigna. También es válido consultar sitios de Internet, pero la recomendación es no quedarse con informaciones que no estén referenciadas y que no estén verificadas. </w:t>
+      </w:r>
+    </w:p>
+    <w:p>
+      <w:pPr>
+        <w:rPr>
+          <w:lang w:val="es-419" w:eastAsia="es-CO"/>
+        </w:rPr>
+      </w:pPr>
+      <w:r>
+        <w:rPr>
+          <w:lang w:val="es-419" w:eastAsia="es-CO"/>
+        </w:rPr>
+        <w:t xml:space="preserve">Hay que tener particular cuidado y responsabilidad con los estereotipos acerca de la información turística, ya que es frecuente, por ejemplo, oír noticias negativas </w:t>
       </w:r>
       <w:r>
         <w:rPr>
           <w:lang w:val="es-419" w:eastAsia="es-CO"/>
         </w:rPr>
         <w:lastRenderedPageBreak/>
-        <w:t xml:space="preserve">válido consultar sitios de Internet, pero la recomendación es no quedarse con informaciones que no estén referenciadas y que no estén verificadas. </w:t>
-      </w:r>
-    </w:p>
-    <w:p>
-      <w:pPr>
-        <w:rPr>
-          <w:lang w:val="es-419" w:eastAsia="es-CO"/>
-        </w:rPr>
-      </w:pPr>
-      <w:r>
-        <w:rPr>
-          <w:lang w:val="es-419" w:eastAsia="es-CO"/>
-        </w:rPr>
-        <w:t>Hay que tener particular cuidado y responsabilidad con los estereotipos acerca de la información turística, ya que es frecuente, por ejemplo, oír noticias negativas respecto a la seguridad de un determinado sitio. No significa que se deba mentir o disfrazar la verdad, pero si se debe buscar la mejor forma de entregar la información.</w:t>
-      </w:r>
-    </w:p>
-    <w:p>
-      <w:pPr>
+        <w:t>respecto a la seguridad de un determinado sitio. No significa que se deba mentir o disfrazar la verdad, pero s</w:t>
+      </w:r>
+      <w:r>
+        <w:rPr>
+          <w:lang w:val="es-419" w:eastAsia="es-CO"/>
+        </w:rPr>
+        <w:t>í</w:t>
+      </w:r>
+      <w:r>
+        <w:rPr>
+          <w:lang w:val="es-419" w:eastAsia="es-CO"/>
+        </w:rPr>
+        <w:t xml:space="preserve"> se debe buscar la mejor forma de entregar la información.</w:t>
+      </w:r>
+    </w:p>
+    <w:p>
+      <w:pPr>
+        <w:pStyle w:val="Prrafodelista"/>
+        <w:numPr>
+          <w:ilvl w:val="0"/>
+          <w:numId w:val="26"/>
+        </w:numPr>
         <w:rPr>
           <w:b/>
           <w:bCs/>
@@ -8247,12 +7931,25 @@
         <w:rPr>
           <w:lang w:val="es-419" w:eastAsia="es-CO"/>
         </w:rPr>
-        <w:lastRenderedPageBreak/>
         <w:t>Propia observación: nada mejor que la información que se recibe de propia mano; por eso es recomendable asistir a tours guiados, cursos de información turística e ir directamente a los atractivos y, de ser posible, hacer uso de ellos o recibir la información directamente.</w:t>
       </w:r>
     </w:p>
     <w:p>
       <w:pPr>
+        <w:pStyle w:val="Prrafodelista"/>
+        <w:ind w:left="1429" w:firstLine="0"/>
+        <w:rPr>
+          <w:lang w:val="es-419" w:eastAsia="es-CO"/>
+        </w:rPr>
+      </w:pPr>
+    </w:p>
+    <w:p>
+      <w:pPr>
+        <w:pStyle w:val="Prrafodelista"/>
+        <w:numPr>
+          <w:ilvl w:val="0"/>
+          <w:numId w:val="26"/>
+        </w:numPr>
         <w:rPr>
           <w:b/>
           <w:bCs/>
@@ -8265,6 +7962,7 @@
           <w:bCs/>
           <w:lang w:val="es-419" w:eastAsia="es-CO"/>
         </w:rPr>
+        <w:lastRenderedPageBreak/>
         <w:t>Clasificación y validación</w:t>
       </w:r>
     </w:p>
@@ -8326,7 +8024,7 @@
       <w:pPr>
         <w:pStyle w:val="Ttulo1"/>
       </w:pPr>
-      <w:bookmarkStart w:id="16" w:name="_Toc231483408"/>
+      <w:bookmarkStart w:id="16" w:name="_Toc235109769"/>
       <w:r>
         <w:lastRenderedPageBreak/>
         <w:t>Ubicación espacial</w:t>
@@ -8379,7 +8077,7 @@
       <w:r>
         <w:t xml:space="preserve">   </w:t>
       </w:r>
-      <w:bookmarkStart w:id="17" w:name="_Toc231483409"/>
+      <w:bookmarkStart w:id="17" w:name="_Toc235109770"/>
       <w:r>
         <w:t>Puntos cardinales</w:t>
       </w:r>
@@ -8395,7 +8093,19 @@
         <w:rPr>
           <w:lang w:val="es-419" w:eastAsia="es-CO"/>
         </w:rPr>
-        <w:t xml:space="preserve">Los puntos cardinales son las cuatro direcciones principales que permiten orientarse y ubicarse en un mapa o sobre la superficie terrestre. Para comprender el sentido de la orientación, es necesario considerar la perspectiva del entorno desde el lugar en el que se encuentra el observador en la tierra. Desde esta posición se identifican las diferentes direcciones: oriente, occidente, norte y sur. La comprensión </w:t>
+        <w:t xml:space="preserve">Los puntos cardinales son las cuatro direcciones principales que permiten orientarse y ubicarse en un mapa o sobre la superficie terrestre. Para comprender el sentido de la orientación, es necesario considerar la perspectiva del entorno desde el lugar en el que se encuentra el observador en la </w:t>
+      </w:r>
+      <w:r>
+        <w:rPr>
+          <w:lang w:val="es-419" w:eastAsia="es-CO"/>
+        </w:rPr>
+        <w:t>T</w:t>
+      </w:r>
+      <w:r>
+        <w:rPr>
+          <w:lang w:val="es-419" w:eastAsia="es-CO"/>
+        </w:rPr>
+        <w:t xml:space="preserve">ierra. Desde esta posición se identifican las diferentes direcciones: oriente, occidente, norte y sur. La comprensión </w:t>
       </w:r>
       <w:r>
         <w:rPr>
@@ -8415,44 +8125,14 @@
         <w:rPr>
           <w:lang w:val="es-419" w:eastAsia="es-CO"/>
         </w:rPr>
-        <w:t>Anexo 3. Orientación geográfica: enfoque</w:t>
-      </w:r>
-      <w:r>
-        <w:rPr>
-          <w:lang w:val="es-419" w:eastAsia="es-CO"/>
-        </w:rPr>
-        <w:t xml:space="preserve"> de Cobo Arízaga (2013)</w:t>
-      </w:r>
-      <w:r>
-        <w:rPr>
-          <w:lang w:val="es-419" w:eastAsia="es-CO"/>
-        </w:rPr>
-        <w:t>.</w:t>
-      </w:r>
-      <w:r>
-        <w:rPr>
-          <w:lang w:val="es-419" w:eastAsia="es-CO"/>
-        </w:rPr>
-        <w:t xml:space="preserve"> Puede detallar la información en la carpeta Anexos: </w:t>
-      </w:r>
-      <w:r>
-        <w:rPr>
-          <w:lang w:val="es-419" w:eastAsia="es-CO"/>
-        </w:rPr>
-        <w:t>Anexo3_CF08_Orientacion_Geografica</w:t>
-      </w:r>
-      <w:r>
-        <w:rPr>
-          <w:lang w:val="es-419" w:eastAsia="es-CO"/>
-        </w:rPr>
-        <w:t>.</w:t>
+        <w:t>Anexo 3. Orientación geográfica: enfoque de Cobo Arízaga (2013). Puede consultar la información en el documento ubicado en la carpeta de anexos: Anexo3_CF08_Orientacion_Geografica.</w:t>
       </w:r>
     </w:p>
     <w:p>
       <w:pPr>
         <w:pStyle w:val="Ttulo2"/>
       </w:pPr>
-      <w:bookmarkStart w:id="18" w:name="_Toc231483410"/>
+      <w:bookmarkStart w:id="18" w:name="_Toc235109771"/>
       <w:r>
         <w:t>Técnicas de ubicación y orientación</w:t>
       </w:r>
@@ -8468,7 +8148,19 @@
         <w:rPr>
           <w:lang w:val="es-419" w:eastAsia="es-CO"/>
         </w:rPr>
-        <w:t>Existen varios métodos en que es posible orientarse. El primero de ellos empieza con la información que brindan los puntos cardinales:</w:t>
+        <w:t xml:space="preserve">Existen varios métodos </w:t>
+      </w:r>
+      <w:r>
+        <w:rPr>
+          <w:lang w:val="es-419" w:eastAsia="es-CO"/>
+        </w:rPr>
+        <w:t xml:space="preserve">con los que </w:t>
+      </w:r>
+      <w:r>
+        <w:rPr>
+          <w:lang w:val="es-419" w:eastAsia="es-CO"/>
+        </w:rPr>
+        <w:t>es posible orientarse. El primero de ellos empieza con la información que brindan los puntos cardinales:</w:t>
       </w:r>
     </w:p>
     <w:p>
@@ -8524,36 +8216,37 @@
         </w:rPr>
         <w:t>Orientación con la sombra de un palo</w:t>
       </w:r>
-      <w:r>
-        <w:rPr>
-          <w:lang w:val="es-419" w:eastAsia="es-CO"/>
-        </w:rPr>
-        <w:t xml:space="preserve">. </w:t>
-      </w:r>
-      <w:r>
-        <w:rPr>
-          <w:lang w:val="es-419" w:eastAsia="es-CO"/>
-        </w:rPr>
-        <w:t>Orientación con la sombra de un palo</w:t>
-      </w:r>
-      <w:r>
-        <w:rPr>
-          <w:lang w:val="es-419" w:eastAsia="es-CO"/>
-        </w:rPr>
-        <w:t>.</w:t>
-      </w:r>
-    </w:p>
-    <w:p>
-      <w:pPr>
-        <w:rPr>
-          <w:lang w:val="es-419" w:eastAsia="es-CO"/>
-        </w:rPr>
-      </w:pPr>
-      <w:r>
-        <w:rPr>
-          <w:lang w:val="es-419" w:eastAsia="es-CO"/>
-        </w:rPr>
-        <w:t xml:space="preserve">Este método solo funciona cuando hay sol. Se clava en un terreno abierto y llano un palo que proyecte una sombra de unos 30 o 40 cm. Luego de esto marcamos el extremo de la sombra. A continuación, con un cordón de un zapato, una rama u otro método improvisado, se traza una semicircunferencia usando como radio la longitud de la sombra. Ahora es necesario esperar el movimiento del Sol. La sombra se irá reduciendo a medida que nos acercamos a las 12:00 del día. Momento en que alcanzará su menor tamaño para después volver a crecer. En el punto en el que la sombra vuelva a alcanzar la semicircunferencia pondremos una marca. Al unir las dos marcas s traza una línea occidente (primera marca) </w:t>
+    </w:p>
+    <w:p>
+      <w:pPr>
+        <w:rPr>
+          <w:lang w:val="es-419" w:eastAsia="es-CO"/>
+        </w:rPr>
+      </w:pPr>
+      <w:r>
+        <w:rPr>
+          <w:lang w:val="es-419" w:eastAsia="es-CO"/>
+        </w:rPr>
+        <w:t xml:space="preserve">Este método solo funciona cuando hay sol. Se clava en un terreno abierto y llano un palo que proyecte una sombra de unos 30 o 40 cm. Luego de esto marcamos el extremo de la sombra. A continuación, con un cordón de un zapato, una rama u otro método improvisado, se traza una semicircunferencia usando como radio la longitud de la sombra. Ahora es necesario esperar el movimiento del Sol. La sombra se irá reduciendo a medida que nos acercamos a las 12:00 del día. Momento en que alcanzará su menor tamaño para después volver a crecer. En el punto en el que la sombra vuelva a alcanzar la semicircunferencia pondremos una marca. Al unir las dos </w:t>
+      </w:r>
+      <w:r>
+        <w:rPr>
+          <w:lang w:val="es-419" w:eastAsia="es-CO"/>
+        </w:rPr>
+        <w:lastRenderedPageBreak/>
+        <w:t>marcas s</w:t>
+      </w:r>
+      <w:r>
+        <w:rPr>
+          <w:lang w:val="es-419" w:eastAsia="es-CO"/>
+        </w:rPr>
+        <w:t>e</w:t>
+      </w:r>
+      <w:r>
+        <w:rPr>
+          <w:lang w:val="es-419" w:eastAsia="es-CO"/>
+        </w:rPr>
+        <w:t xml:space="preserve"> traza una línea occidente (primera marca) </w:t>
       </w:r>
       <w:r>
         <w:rPr>
@@ -8565,14 +8258,7 @@
         <w:rPr>
           <w:lang w:val="es-419" w:eastAsia="es-CO"/>
         </w:rPr>
-        <w:t xml:space="preserve"> oriente (segunda marca). En la </w:t>
-      </w:r>
-      <w:r>
-        <w:rPr>
-          <w:lang w:val="es-419" w:eastAsia="es-CO"/>
-        </w:rPr>
-        <w:lastRenderedPageBreak/>
-        <w:t>perpendicular se encontrarán el norte y el sur. Este método requiere tiempo y condiciones de luz solar adecuadas.</w:t>
+        <w:t xml:space="preserve"> oriente (segunda marca). En la perpendicular se encontrarán el norte y el sur. Este método requiere tiempo y condiciones de luz solar adecuadas.</w:t>
       </w:r>
     </w:p>
     <w:p>
@@ -8587,7 +8273,23 @@
           <w:bCs/>
           <w:lang w:val="es-419" w:eastAsia="es-CO"/>
         </w:rPr>
-        <w:t>Orientarse con las estrellas (hemisferio norte)</w:t>
+        <w:t>Orienta</w:t>
+      </w:r>
+      <w:r>
+        <w:rPr>
+          <w:b/>
+          <w:bCs/>
+          <w:lang w:val="es-419" w:eastAsia="es-CO"/>
+        </w:rPr>
+        <w:t>ción</w:t>
+      </w:r>
+      <w:r>
+        <w:rPr>
+          <w:b/>
+          <w:bCs/>
+          <w:lang w:val="es-419" w:eastAsia="es-CO"/>
+        </w:rPr>
+        <w:t xml:space="preserve"> con las estrellas (hemisferio norte)</w:t>
       </w:r>
       <w:r>
         <w:rPr>
@@ -8692,7 +8394,7 @@
       <w:pPr>
         <w:pStyle w:val="Ttulo2"/>
       </w:pPr>
-      <w:bookmarkStart w:id="19" w:name="_Toc231483411"/>
+      <w:bookmarkStart w:id="19" w:name="_Toc235109772"/>
       <w:r>
         <w:lastRenderedPageBreak/>
         <w:t>Puntos de referenciación en el destino</w:t>
@@ -8716,7 +8418,7 @@
       <w:pPr>
         <w:pStyle w:val="Ttulo2"/>
       </w:pPr>
-      <w:bookmarkStart w:id="20" w:name="_Toc231483412"/>
+      <w:bookmarkStart w:id="20" w:name="_Toc235109773"/>
       <w:r>
         <w:t>Mapas turísticos</w:t>
       </w:r>
@@ -8791,7 +8493,7 @@
       <w:pPr>
         <w:pStyle w:val="Ttulo1"/>
       </w:pPr>
-      <w:bookmarkStart w:id="21" w:name="_Toc231483413"/>
+      <w:bookmarkStart w:id="21" w:name="_Toc235109774"/>
       <w:r>
         <w:lastRenderedPageBreak/>
         <w:t>Brindar información asertivamente</w:t>
@@ -8846,13 +8548,13 @@
         <w:rPr>
           <w:lang w:val="es-419" w:eastAsia="es-CO"/>
         </w:rPr>
-        <w:t xml:space="preserve"> Puede detallar la información en la carpeta Anexos: </w:t>
-      </w:r>
-      <w:r>
-        <w:rPr>
-          <w:lang w:val="es-419" w:eastAsia="es-CO"/>
-        </w:rPr>
-        <w:t>Anexo4_CF08_Comunicacion_asertiva_con_turistas</w:t>
+        <w:t xml:space="preserve"> </w:t>
+      </w:r>
+      <w:r>
+        <w:rPr>
+          <w:lang w:val="es-419" w:eastAsia="es-CO"/>
+        </w:rPr>
+        <w:t>Puede consultar la información en el documento ubicado en la carpeta de anexos: Anexo4_CF08_Comunicacion_asertiva_con_turistas</w:t>
       </w:r>
       <w:r>
         <w:rPr>
@@ -8884,7 +8586,19 @@
         <w:rPr>
           <w:lang w:val="es-419" w:eastAsia="es-CO"/>
         </w:rPr>
-        <w:t>El desarrollo de la actividad como guía de turismo no es una tarea fácil de realizar, al tener que entablar relaciones interpersonales con personas que hace pocos segundos se ha conocido. Y es ahí donde la comunicación, como proceso de transmisión y recepción de ideas, información y mensajes, entra en acción al ser el requisito que permitirá durante todo el recorrido la interacción entre el turista y el guía. (Blanco Amaya, 2011).</w:t>
+        <w:t>El desarrollo de la actividad como guía de turismo no es una tarea fácil de realizar, al tener que entablar relaciones interpersonales con personas que hace pocos segundos se ha</w:t>
+      </w:r>
+      <w:r>
+        <w:rPr>
+          <w:lang w:val="es-419" w:eastAsia="es-CO"/>
+        </w:rPr>
+        <w:t>n</w:t>
+      </w:r>
+      <w:r>
+        <w:rPr>
+          <w:lang w:val="es-419" w:eastAsia="es-CO"/>
+        </w:rPr>
+        <w:t xml:space="preserve"> conocido. Y es ahí donde la comunicación, como proceso de transmisión y recepción de ideas, información y mensajes, entra en acción al ser el requisito que permitirá durante todo el recorrido la interacción entre el turista y el guía. (Blanco Amaya, 2011).</w:t>
       </w:r>
     </w:p>
     <w:p>
@@ -9560,7 +9274,7 @@
         <w:lastRenderedPageBreak/>
         <w:t xml:space="preserve">     </w:t>
       </w:r>
-      <w:bookmarkStart w:id="22" w:name="_Toc231483414"/>
+      <w:bookmarkStart w:id="22" w:name="_Toc235109775"/>
       <w:r>
         <w:t>Síntesis</w:t>
       </w:r>
@@ -9586,6 +9300,7 @@
     </w:p>
     <w:p>
       <w:pPr>
+        <w:ind w:firstLine="0"/>
         <w:jc w:val="center"/>
         <w:rPr>
           <w:noProof/>
@@ -9598,10 +9313,10 @@
           <w:lang w:eastAsia="es-CO"/>
         </w:rPr>
         <w:drawing>
-          <wp:inline distT="0" distB="0" distL="0" distR="0" wp14:anchorId="35F583FD" wp14:editId="0303A0C7">
-            <wp:extent cx="5619750" cy="2723651"/>
-            <wp:effectExtent l="0" t="0" r="0" b="635"/>
-            <wp:docPr id="6" name="Imagen 6" descr="Mapa conceptual titulado “Sistema turístico”. Del concepto central se desprenden cinco componentes principales: turismo, atractivo turístico, información turística, ubicación espacial e información asertiva. Cada uno incluye palabras clave asociadas: turismo (características, sistema turístico, producto turístico, cadena de valor), atractivo turístico (clasificación, bienes y recursos, zona turística), información turística (informador, atención al visitante, información vs. promoción, fuentes), ubicación espacial (puntos cardinales, técnicas de orientación, referenciación, mapas turísticos) e información asertiva (claridad, veracidad, actualización, precisión)."/>
+          <wp:inline distT="0" distB="0" distL="0" distR="0" wp14:anchorId="06D4FC44" wp14:editId="73976115">
+            <wp:extent cx="6332220" cy="2974975"/>
+            <wp:effectExtent l="0" t="0" r="0" b="0"/>
+            <wp:docPr id="4" name="Gráfico 4" descr="Mapa conceptual titulado “Sistema turístico”. Del concepto central se desprenden cinco componentes principales: turismo, atractivo turístico, información turística, ubicación espacial e información asertiva. Cada uno incluye palabras clave asociadas: turismo (características, sistema turístico, producto turístico, cadena de valor), atractivo turístico (clasificación, bienes y recursos, zona turística), información turística (informador, atención al visitante, información vs. promoción, fuentes), ubicación espacial (puntos cardinales, técnicas de orientación, referenciación, mapas turísticos) e información asertiva (claridad, veracidad, actualización, precisión)."/>
             <wp:cNvGraphicFramePr>
               <a:graphicFrameLocks xmlns:a="http://schemas.openxmlformats.org/drawingml/2006/main" noChangeAspect="1"/>
             </wp:cNvGraphicFramePr>
@@ -9609,11 +9324,20 @@
               <a:graphicData uri="http://schemas.openxmlformats.org/drawingml/2006/picture">
                 <pic:pic xmlns:pic="http://schemas.openxmlformats.org/drawingml/2006/picture">
                   <pic:nvPicPr>
-                    <pic:cNvPr id="6" name="Imagen 6" descr="Mapa conceptual titulado “Sistema turístico”. Del concepto central se desprenden cinco componentes principales: turismo, atractivo turístico, información turística, ubicación espacial e información asertiva. Cada uno incluye palabras clave asociadas: turismo (características, sistema turístico, producto turístico, cadena de valor), atractivo turístico (clasificación, bienes y recursos, zona turística), información turística (informador, atención al visitante, información vs. promoción, fuentes), ubicación espacial (puntos cardinales, técnicas de orientación, referenciación, mapas turísticos) e información asertiva (claridad, veracidad, actualización, precisión)."/>
+                    <pic:cNvPr id="4" name="Gráfico 4" descr="Mapa conceptual titulado “Sistema turístico”. Del concepto central se desprenden cinco componentes principales: turismo, atractivo turístico, información turística, ubicación espacial e información asertiva. Cada uno incluye palabras clave asociadas: turismo (características, sistema turístico, producto turístico, cadena de valor), atractivo turístico (clasificación, bienes y recursos, zona turística), información turística (informador, atención al visitante, información vs. promoción, fuentes), ubicación espacial (puntos cardinales, técnicas de orientación, referenciación, mapas turísticos) e información asertiva (claridad, veracidad, actualización, precisión)."/>
                     <pic:cNvPicPr/>
                   </pic:nvPicPr>
                   <pic:blipFill>
-                    <a:blip r:embed="rId18"/>
+                    <a:blip r:embed="rId18">
+                      <a:extLst>
+                        <a:ext uri="{28A0092B-C50C-407E-A947-70E740481C1C}">
+                          <a14:useLocalDpi xmlns:a14="http://schemas.microsoft.com/office/drawing/2010/main" val="0"/>
+                        </a:ext>
+                        <a:ext uri="{96DAC541-7B7A-43D3-8B79-37D633B846F1}">
+                          <asvg:svgBlip xmlns:asvg="http://schemas.microsoft.com/office/drawing/2016/SVG/main" r:embed="rId19"/>
+                        </a:ext>
+                      </a:extLst>
+                    </a:blip>
                     <a:stretch>
                       <a:fillRect/>
                     </a:stretch>
@@ -9621,7 +9345,7 @@
                   <pic:spPr>
                     <a:xfrm>
                       <a:off x="0" y="0"/>
-                      <a:ext cx="5626613" cy="2726977"/>
+                      <a:ext cx="6332220" cy="2974975"/>
                     </a:xfrm>
                     <a:prstGeom prst="rect">
                       <a:avLst/>
@@ -9656,7 +9380,7 @@
       <w:pPr>
         <w:pStyle w:val="Titulosgenerales"/>
       </w:pPr>
-      <w:bookmarkStart w:id="23" w:name="_Toc231483415"/>
+      <w:bookmarkStart w:id="23" w:name="_Toc235109776"/>
       <w:r>
         <w:lastRenderedPageBreak/>
         <w:t>Glosario</w:t>
@@ -9809,25 +9533,13 @@
           <w:b/>
           <w:bCs/>
         </w:rPr>
-        <w:t>Plano cartesiano</w:t>
-      </w:r>
-      <w:r>
-        <w:t>: s</w:t>
-      </w:r>
-      <w:r>
-        <w:t xml:space="preserve">istema de coordenadas formado por dos rectas numéricas perpendiculares </w:t>
-      </w:r>
-      <w:r>
-        <w:t xml:space="preserve">- </w:t>
-      </w:r>
-      <w:r>
-        <w:t>una horizontal y una vertical</w:t>
-      </w:r>
-      <w:r>
-        <w:t xml:space="preserve"> -</w:t>
-      </w:r>
-      <w:r>
-        <w:t xml:space="preserve"> que se intersectan en un punto llamado origen, utilizado para describir la posición de un punto en el plano.</w:t>
+        <w:t>Planta turística</w:t>
+      </w:r>
+      <w:r>
+        <w:t>: c</w:t>
+      </w:r>
+      <w:r>
+        <w:t>onjunto de instalaciones, equipos y servicios que hacen posible la permanencia del turista en el destino: alojamiento, alimentación, transporte y entretenimiento.</w:t>
       </w:r>
     </w:p>
     <w:p>
@@ -9836,13 +9548,13 @@
           <w:b/>
           <w:bCs/>
         </w:rPr>
-        <w:t>Planta turística</w:t>
+        <w:t>Producto turístico</w:t>
       </w:r>
       <w:r>
         <w:t>: c</w:t>
       </w:r>
       <w:r>
-        <w:t>onjunto de instalaciones, equipos y servicios que hacen posible la permanencia del turista en el destino: alojamiento, alimentación, transporte y entretenimiento.</w:t>
+        <w:t>ombinación de atractivos, planta turística y accesibilidad que se ofrece al visitante como una experiencia integral en un destino determinado.</w:t>
       </w:r>
     </w:p>
     <w:p>
@@ -9851,13 +9563,25 @@
           <w:b/>
           <w:bCs/>
         </w:rPr>
-        <w:t>Producto turístico</w:t>
-      </w:r>
-      <w:r>
-        <w:t>: c</w:t>
-      </w:r>
-      <w:r>
-        <w:t>ombinación de atractivos, planta turística y accesibilidad que se ofrece al visitante como una experiencia integral en un destino determinado.</w:t>
+        <w:t>Puntos cardinales</w:t>
+      </w:r>
+      <w:r>
+        <w:t>: l</w:t>
+      </w:r>
+      <w:r>
+        <w:t xml:space="preserve">as cuatro direcciones principales </w:t>
+      </w:r>
+      <w:r>
+        <w:t xml:space="preserve">- </w:t>
+      </w:r>
+      <w:r>
+        <w:t>norte, sur, oriente y occidente</w:t>
+      </w:r>
+      <w:r>
+        <w:t xml:space="preserve"> -</w:t>
+      </w:r>
+      <w:r>
+        <w:t xml:space="preserve"> que sirven de referencia para la orientación y ubicación geográfica sobre la superficie terrestre.</w:t>
       </w:r>
     </w:p>
     <w:p>
@@ -9866,25 +9590,13 @@
           <w:b/>
           <w:bCs/>
         </w:rPr>
-        <w:t>Puntos cardinales</w:t>
-      </w:r>
-      <w:r>
-        <w:t>: l</w:t>
-      </w:r>
-      <w:r>
-        <w:t xml:space="preserve">as cuatro direcciones principales </w:t>
-      </w:r>
-      <w:r>
-        <w:t xml:space="preserve">- </w:t>
-      </w:r>
-      <w:r>
-        <w:t>norte, sur, oriente y occidente</w:t>
-      </w:r>
-      <w:r>
-        <w:t xml:space="preserve"> -</w:t>
-      </w:r>
-      <w:r>
-        <w:t xml:space="preserve"> que sirven de referencia para la orientación y ubicación geográfica sobre la superficie terrestre.</w:t>
+        <w:t>Sistema turístico</w:t>
+      </w:r>
+      <w:r>
+        <w:t>: e</w:t>
+      </w:r>
+      <w:r>
+        <w:t>structura dinámica formada por la demanda turística, la oferta, los atractivos, la planta turística, la infraestructura, la superestructura y la cadena de valor, que interactúan para hacer posible la actividad turística.</w:t>
       </w:r>
     </w:p>
     <w:p>
@@ -9894,21 +9606,6 @@
           <w:bCs/>
         </w:rPr>
         <w:lastRenderedPageBreak/>
-        <w:t>Sistema turístico</w:t>
-      </w:r>
-      <w:r>
-        <w:t>: e</w:t>
-      </w:r>
-      <w:r>
-        <w:t>structura dinámica formada por la demanda turística, la oferta, los atractivos, la planta turística, la infraestructura, la superestructura y la cadena de valor, que interactúan para hacer posible la actividad turística.</w:t>
-      </w:r>
-    </w:p>
-    <w:p>
-      <w:r>
-        <w:rPr>
-          <w:b/>
-          <w:bCs/>
-        </w:rPr>
         <w:t>Turismo</w:t>
       </w:r>
       <w:r>
@@ -9929,7 +9626,7 @@
       <w:pPr>
         <w:pStyle w:val="Titulosgenerales"/>
       </w:pPr>
-      <w:bookmarkStart w:id="24" w:name="_Toc231483416"/>
+      <w:bookmarkStart w:id="24" w:name="_Toc235109777"/>
       <w:r>
         <w:lastRenderedPageBreak/>
         <w:t>Referencias bibliográficas</w:t>
@@ -9940,19 +9637,64 @@
       </w:r>
     </w:p>
     <w:p>
-      <w:r>
-        <w:t>Boullón, R. C. (2006). Planificación del espacio turístico. Trillas.</w:t>
-      </w:r>
-    </w:p>
-    <w:p>
-      <w:r>
-        <w:t>Cobo, C. (2013). Orientación geográfica: la geoperspectiva integral. Geograficando, 9(9).</w:t>
-      </w:r>
-    </w:p>
-    <w:p>
-      <w:r>
-        <w:t>Comisión Europea, Fondo Monetario Internacional, Organización de Cooperación y Desarrollo Económicos, Naciones Unidas y Banco Mundial. (2008). Sistema de cuentas nacionales 2008. Naciones Unidas.</w:t>
-      </w:r>
+      <w:proofErr w:type="spellStart"/>
+      <w:r>
+        <w:t>Boullón</w:t>
+      </w:r>
+      <w:proofErr w:type="spellEnd"/>
+      <w:r>
+        <w:t xml:space="preserve">, R. C. (2006). Planificación del espacio turístico (4.ª ed.). Trillas. </w:t>
+      </w:r>
+      <w:hyperlink r:id="rId20" w:history="1">
+        <w:r>
+          <w:rPr>
+            <w:rStyle w:val="Hipervnculo"/>
+          </w:rPr>
+          <w:t>https://www.entornoturistico.com/wp-content/uploads/2017/02/Planificaci%C3%B3n-del-espacio-tur%C3%ADstico-de-Roberto-C.-Boullon-PDF.pdf</w:t>
+        </w:r>
+      </w:hyperlink>
+    </w:p>
+    <w:p>
+      <w:r>
+        <w:t xml:space="preserve">Cobo, C. (2013). Orientación geográfica: la </w:t>
+      </w:r>
+      <w:proofErr w:type="spellStart"/>
+      <w:r>
+        <w:t>geoperspectiva</w:t>
+      </w:r>
+      <w:proofErr w:type="spellEnd"/>
+      <w:r>
+        <w:t xml:space="preserve"> integral. </w:t>
+      </w:r>
+      <w:proofErr w:type="spellStart"/>
+      <w:r>
+        <w:t>Geograficando</w:t>
+      </w:r>
+      <w:proofErr w:type="spellEnd"/>
+      <w:r>
+        <w:t xml:space="preserve">, 9(9). </w:t>
+      </w:r>
+      <w:hyperlink r:id="rId21" w:history="1">
+        <w:r>
+          <w:rPr>
+            <w:rStyle w:val="Hipervnculo"/>
+          </w:rPr>
+          <w:t>https://www.memoria.fahce.unlp.edu.ar/art_revistas/pr.6061/pr.6061.pdf</w:t>
+        </w:r>
+      </w:hyperlink>
+    </w:p>
+    <w:p>
+      <w:r>
+        <w:t xml:space="preserve">Comisión Europea, Fondo Monetario Internacional, Organización de Cooperación y Desarrollo Económicos, Naciones Unidas y Banco Mundial. (2025). Sistema de cuentas nacionales 2025. Naciones Unidas. </w:t>
+      </w:r>
+      <w:hyperlink r:id="rId22" w:history="1">
+        <w:r>
+          <w:rPr>
+            <w:rStyle w:val="Hipervnculo"/>
+          </w:rPr>
+          <w:t>https://unstats.un.org/unsd/nationalaccount/sna2025.asp</w:t>
+        </w:r>
+      </w:hyperlink>
     </w:p>
     <w:p>
       <w:r>
@@ -9966,18 +9708,43 @@
     </w:p>
     <w:p>
       <w:r>
-        <w:t>García Silberman, A. (1970). Clasificación de los recursos turísticos. Investigaciones Geográficas, 1(3).</w:t>
-      </w:r>
-    </w:p>
-    <w:p>
-      <w:r>
-        <w:t>Luna, N. (s. f.). Comunicación asertiva con turistas. SENA.</w:t>
-      </w:r>
-    </w:p>
-    <w:p>
-      <w:r>
-        <w:t>Martín, B. (2013, 24 de octubre). Cadena de valor en turismo [Entrada de blog]. Turismo y sostenibilidad.</w:t>
-      </w:r>
+        <w:t xml:space="preserve">García </w:t>
+      </w:r>
+      <w:proofErr w:type="spellStart"/>
+      <w:r>
+        <w:t>Silberman</w:t>
+      </w:r>
+      <w:proofErr w:type="spellEnd"/>
+      <w:r>
+        <w:t xml:space="preserve">, A. (1970). Clasificación de los recursos turísticos. Investigaciones Geográficas, (3), 39–61. </w:t>
+      </w:r>
+      <w:hyperlink r:id="rId23" w:history="1">
+        <w:r>
+          <w:rPr>
+            <w:rStyle w:val="Hipervnculo"/>
+          </w:rPr>
+          <w:t>https://www.investigacionesgeograficas.unam.mx/index.php/rig/article/download/58846/51834/169721</w:t>
+        </w:r>
+      </w:hyperlink>
+    </w:p>
+    <w:p>
+      <w:r>
+        <w:t>Luna Pérez, N. del C. (s. f.). Comunicación asertiva con turistas [Material de formación]. Servicio Nacional de Aprendizaje (SENA). Formación en Ambientes Virtuales de Aprendizaje (FAVA).</w:t>
+      </w:r>
+    </w:p>
+    <w:p>
+      <w:r>
+        <w:lastRenderedPageBreak/>
+        <w:t xml:space="preserve">Martín, B. (2013, 24 de octubre). Cadena de valor en turismo [Entrada de blog]. Turismo y sostenibilidad. </w:t>
+      </w:r>
+      <w:hyperlink r:id="rId24" w:history="1">
+        <w:r>
+          <w:rPr>
+            <w:rStyle w:val="Hipervnculo"/>
+          </w:rPr>
+          <w:t>https://turismoysostenibilidad.wordpress.com/2013/10/24/cadena-de-valor-en-turismo/</w:t>
+        </w:r>
+      </w:hyperlink>
     </w:p>
     <w:p>
       <w:r>
@@ -9991,14 +9758,22 @@
     </w:p>
     <w:p>
       <w:r>
-        <w:t>SENA. (s. f.). El turismo rural en Colombia [Video]. YouTube.</w:t>
-      </w:r>
+        <w:t xml:space="preserve">SENA. (s. f.). El turismo rural en Colombia [Video]. YouTube. </w:t>
+      </w:r>
+      <w:hyperlink r:id="rId25" w:history="1">
+        <w:r>
+          <w:rPr>
+            <w:rStyle w:val="Hipervnculo"/>
+          </w:rPr>
+          <w:t>https://www.youtube.com/watch?v=YIpnqZRTYZU</w:t>
+        </w:r>
+      </w:hyperlink>
     </w:p>
     <w:p>
       <w:pPr>
         <w:pStyle w:val="Titulosgenerales"/>
       </w:pPr>
-      <w:bookmarkStart w:id="25" w:name="_Toc231483417"/>
+      <w:bookmarkStart w:id="25" w:name="_Toc235109778"/>
       <w:r>
         <w:lastRenderedPageBreak/>
         <w:t>Créditos</w:t>
@@ -10133,7 +9908,7 @@
                 <w:sz w:val="28"/>
                 <w:szCs w:val="28"/>
               </w:rPr>
-              <w:t>Profesional 06. Responsable Ecosistema Virtual de Recursos Educativos Digitales</w:t>
+              <w:t>Responsable Nacional Ecosistema de Recursos Educativos Digitales (RED) - Profesional 06</w:t>
             </w:r>
           </w:p>
         </w:tc>
@@ -10255,7 +10030,7 @@
                 <w:szCs w:val="28"/>
                 <w:lang w:val="es-CO"/>
               </w:rPr>
-              <w:t>Harbey Enrique Castelblanco</w:t>
+              <w:t>Rafael Neftalí Lizcano Reyes</w:t>
             </w:r>
           </w:p>
         </w:tc>
@@ -10267,18 +10042,18 @@
             <w:pPr>
               <w:pStyle w:val="TextoTablas"/>
               <w:rPr>
+                <w:rFonts w:cs="Calibri"/>
                 <w:sz w:val="28"/>
                 <w:szCs w:val="28"/>
-                <w:lang w:val="es-CO"/>
               </w:rPr>
             </w:pPr>
             <w:r>
               <w:rPr>
+                <w:rFonts w:cs="Calibri"/>
                 <w:sz w:val="28"/>
                 <w:szCs w:val="28"/>
-                <w:lang w:val="es-CO"/>
-              </w:rPr>
-              <w:t>Experto temático</w:t>
+              </w:rPr>
+              <w:t>Asesor metodológico y pedagógico</w:t>
             </w:r>
           </w:p>
         </w:tc>
@@ -10290,18 +10065,18 @@
             <w:pPr>
               <w:pStyle w:val="TextoTablas"/>
               <w:rPr>
+                <w:rFonts w:eastAsiaTheme="minorEastAsia"/>
                 <w:sz w:val="28"/>
                 <w:szCs w:val="28"/>
-                <w:lang w:val="es-CO"/>
               </w:rPr>
             </w:pPr>
             <w:r>
               <w:rPr>
+                <w:rFonts w:eastAsiaTheme="minorEastAsia"/>
                 <w:sz w:val="28"/>
                 <w:szCs w:val="28"/>
-                <w:lang w:val="es-CO"/>
-              </w:rPr>
-              <w:t>Centro Nacional Colombo Alemán</w:t>
+              </w:rPr>
+              <w:t>Centro industrial del Diseño y la Manufactura – Regional Santander</w:t>
             </w:r>
           </w:p>
         </w:tc>
@@ -10326,7 +10101,7 @@
                 <w:szCs w:val="28"/>
                 <w:lang w:val="es-CO"/>
               </w:rPr>
-              <w:t>Angélica Varón Quintero</w:t>
+              <w:t>Harbey Enrique Castelblanco</w:t>
             </w:r>
           </w:p>
         </w:tc>
@@ -10349,7 +10124,7 @@
                 <w:szCs w:val="28"/>
                 <w:lang w:val="es-CO"/>
               </w:rPr>
-              <w:t>Evaluador Instruccional</w:t>
+              <w:t>Experto temático</w:t>
             </w:r>
           </w:p>
         </w:tc>
@@ -10372,23 +10147,7 @@
                 <w:szCs w:val="28"/>
                 <w:lang w:val="es-CO"/>
               </w:rPr>
-              <w:t xml:space="preserve">Centro Agroturístico </w:t>
-            </w:r>
-            <w:r>
-              <w:rPr>
-                <w:sz w:val="28"/>
-                <w:szCs w:val="28"/>
-                <w:lang w:val="es-CO"/>
-              </w:rPr>
-              <w:t xml:space="preserve">- </w:t>
-            </w:r>
-            <w:r>
-              <w:rPr>
-                <w:sz w:val="28"/>
-                <w:szCs w:val="28"/>
-                <w:lang w:val="es-CO"/>
-              </w:rPr>
-              <w:t>Regional Santander </w:t>
+              <w:t>Centro Nacional Colombo Alemán – Regional Atlántico</w:t>
             </w:r>
           </w:p>
         </w:tc>
@@ -10416,7 +10175,7 @@
                 <w:szCs w:val="28"/>
                 <w:lang w:val="es-CO"/>
               </w:rPr>
-              <w:t>Andrés Felipe Herrera Roldan</w:t>
+              <w:t>Leydy Jhuliana Jaramillo Mejía</w:t>
             </w:r>
           </w:p>
         </w:tc>
@@ -10439,7 +10198,7 @@
                 <w:szCs w:val="28"/>
                 <w:lang w:val="es-CO"/>
               </w:rPr>
-              <w:t>Diseñador web</w:t>
+              <w:t>Diseñadora instruccional</w:t>
             </w:r>
           </w:p>
         </w:tc>
@@ -10462,7 +10221,7 @@
                 <w:szCs w:val="28"/>
                 <w:lang w:val="es-CO"/>
               </w:rPr>
-              <w:t>Centro de Comercio y Servicios - Regional Atlántico</w:t>
+              <w:t>Centro de Gestión Industrial – Regional Distrito Capital</w:t>
             </w:r>
           </w:p>
         </w:tc>
@@ -10478,14 +10237,16 @@
               <w:rPr>
                 <w:sz w:val="28"/>
                 <w:szCs w:val="28"/>
+                <w:lang w:val="es-CO"/>
               </w:rPr>
             </w:pPr>
             <w:r>
               <w:rPr>
                 <w:sz w:val="28"/>
                 <w:szCs w:val="28"/>
-              </w:rPr>
-              <w:t>Fabio Fonseca Arguelles</w:t>
+                <w:lang w:val="es-CO"/>
+              </w:rPr>
+              <w:t>Uriel Darío González Montoya</w:t>
             </w:r>
           </w:p>
         </w:tc>
@@ -10508,16 +10269,7 @@
                 <w:szCs w:val="28"/>
                 <w:lang w:val="es-CO"/>
               </w:rPr>
-              <w:t xml:space="preserve">Desarrollador </w:t>
-            </w:r>
-            <w:r>
-              <w:rPr>
-                <w:rStyle w:val="Extranjerismo"/>
-                <w:sz w:val="28"/>
-                <w:szCs w:val="28"/>
-                <w:lang w:val="es-CO"/>
-              </w:rPr>
-              <w:t>full stack</w:t>
+              <w:t>Acompañamiento pedagógico</w:t>
             </w:r>
           </w:p>
         </w:tc>
@@ -10540,7 +10292,7 @@
                 <w:szCs w:val="28"/>
                 <w:lang w:val="es-CO"/>
               </w:rPr>
-              <w:t>Centro de Comercio y Servicios - Regional Atlántico</w:t>
+              <w:t>Centro Agropecuario La Granja – Regional Tolima</w:t>
             </w:r>
           </w:p>
         </w:tc>
@@ -10559,14 +10311,16 @@
               <w:rPr>
                 <w:sz w:val="28"/>
                 <w:szCs w:val="28"/>
+                <w:lang w:val="es-CO"/>
               </w:rPr>
             </w:pPr>
             <w:r>
               <w:rPr>
                 <w:sz w:val="28"/>
                 <w:szCs w:val="28"/>
-              </w:rPr>
-              <w:t>Nelson Iván Vera Briceño</w:t>
+                <w:lang w:val="es-CO"/>
+              </w:rPr>
+              <w:t>Ana Catalina Córdoba Sus</w:t>
             </w:r>
           </w:p>
         </w:tc>
@@ -10589,7 +10343,7 @@
                 <w:szCs w:val="28"/>
                 <w:lang w:val="es-CO"/>
               </w:rPr>
-              <w:t>Animador y productor audiovisual</w:t>
+              <w:t>Revisora Metodológica y pedagógica</w:t>
             </w:r>
           </w:p>
         </w:tc>
@@ -10612,23 +10366,7 @@
                 <w:szCs w:val="28"/>
                 <w:lang w:val="es-CO"/>
               </w:rPr>
-              <w:t xml:space="preserve">Centro de Comercio y Servicios </w:t>
-            </w:r>
-            <w:r>
-              <w:rPr>
-                <w:sz w:val="28"/>
-                <w:szCs w:val="28"/>
-                <w:lang w:val="es-CO"/>
-              </w:rPr>
-              <w:t>-</w:t>
-            </w:r>
-            <w:r>
-              <w:rPr>
-                <w:sz w:val="28"/>
-                <w:szCs w:val="28"/>
-                <w:lang w:val="es-CO"/>
-              </w:rPr>
-              <w:t xml:space="preserve"> Regional Atlántico</w:t>
+              <w:t>Centro para la Industria de la Comunicación Gráfica – Regional Distrito Capital</w:t>
             </w:r>
           </w:p>
         </w:tc>
@@ -10644,14 +10382,16 @@
               <w:rPr>
                 <w:sz w:val="28"/>
                 <w:szCs w:val="28"/>
+                <w:lang w:val="es-CO"/>
               </w:rPr>
             </w:pPr>
             <w:r>
               <w:rPr>
                 <w:sz w:val="28"/>
                 <w:szCs w:val="28"/>
-              </w:rPr>
-              <w:t>Luz Karime Amaya Cabra</w:t>
+                <w:lang w:val="es-CO"/>
+              </w:rPr>
+              <w:t>Angélica Varón Quintero</w:t>
             </w:r>
           </w:p>
         </w:tc>
@@ -10674,7 +10414,7 @@
                 <w:szCs w:val="28"/>
                 <w:lang w:val="es-CO"/>
               </w:rPr>
-              <w:t>Evaluador de contenidos inclusivos y accesibles</w:t>
+              <w:t>Evaluador Instruccional</w:t>
             </w:r>
           </w:p>
         </w:tc>
@@ -10697,23 +10437,7 @@
                 <w:szCs w:val="28"/>
                 <w:lang w:val="es-CO"/>
               </w:rPr>
-              <w:t xml:space="preserve">Centro de Comercio y Servicios </w:t>
-            </w:r>
-            <w:r>
-              <w:rPr>
-                <w:sz w:val="28"/>
-                <w:szCs w:val="28"/>
-                <w:lang w:val="es-CO"/>
-              </w:rPr>
-              <w:t>-</w:t>
-            </w:r>
-            <w:r>
-              <w:rPr>
-                <w:sz w:val="28"/>
-                <w:szCs w:val="28"/>
-                <w:lang w:val="es-CO"/>
-              </w:rPr>
-              <w:t xml:space="preserve"> Regional Atlántico</w:t>
+              <w:t>Centro Agroturístico – Regional Santander </w:t>
             </w:r>
           </w:p>
         </w:tc>
@@ -10741,7 +10465,7 @@
                 <w:szCs w:val="28"/>
                 <w:lang w:val="es-CO"/>
               </w:rPr>
-              <w:t>Laura Daniela Burgos Rueda</w:t>
+              <w:t>Andrés Felipe Herrera Roldan</w:t>
             </w:r>
           </w:p>
         </w:tc>
@@ -10764,7 +10488,7 @@
                 <w:szCs w:val="28"/>
                 <w:lang w:val="es-CO"/>
               </w:rPr>
-              <w:t>Evaluador de contenidos inclusivos y accesibles</w:t>
+              <w:t>Diseñador web</w:t>
             </w:r>
           </w:p>
         </w:tc>
@@ -10787,23 +10511,7 @@
                 <w:szCs w:val="28"/>
                 <w:lang w:val="es-CO"/>
               </w:rPr>
-              <w:t xml:space="preserve">Centro de Comercio y Servicios </w:t>
-            </w:r>
-            <w:r>
-              <w:rPr>
-                <w:sz w:val="28"/>
-                <w:szCs w:val="28"/>
-                <w:lang w:val="es-CO"/>
-              </w:rPr>
-              <w:t>-</w:t>
-            </w:r>
-            <w:r>
-              <w:rPr>
-                <w:sz w:val="28"/>
-                <w:szCs w:val="28"/>
-                <w:lang w:val="es-CO"/>
-              </w:rPr>
-              <w:t xml:space="preserve"> Regional Atlántico</w:t>
+              <w:t>Centro de Comercio y Servicios - Regional Atlántico</w:t>
             </w:r>
           </w:p>
         </w:tc>
@@ -10819,17 +10527,15 @@
               <w:rPr>
                 <w:sz w:val="28"/>
                 <w:szCs w:val="28"/>
-                <w:lang w:val="es-CO"/>
               </w:rPr>
             </w:pPr>
             <w:r>
               <w:rPr>
                 <w:sz w:val="28"/>
                 <w:szCs w:val="28"/>
-                <w:lang w:val="es-CO"/>
               </w:rPr>
               <w:lastRenderedPageBreak/>
-              <w:t>Jonathan Adié Villafañe</w:t>
+              <w:t>Fabio Fonseca Arguelles</w:t>
             </w:r>
           </w:p>
         </w:tc>
@@ -10852,7 +10558,16 @@
                 <w:szCs w:val="28"/>
                 <w:lang w:val="es-CO"/>
               </w:rPr>
-              <w:t>Validador y vinculador de recursos digitales</w:t>
+              <w:t xml:space="preserve">Desarrollador </w:t>
+            </w:r>
+            <w:r>
+              <w:rPr>
+                <w:rStyle w:val="Extranjerismo"/>
+                <w:sz w:val="28"/>
+                <w:szCs w:val="28"/>
+                <w:lang w:val="es-CO"/>
+              </w:rPr>
+              <w:t>full stack</w:t>
             </w:r>
           </w:p>
         </w:tc>
@@ -10875,23 +10590,7 @@
                 <w:szCs w:val="28"/>
                 <w:lang w:val="es-CO"/>
               </w:rPr>
-              <w:t xml:space="preserve">Centro de Comercio y Servicios </w:t>
-            </w:r>
-            <w:r>
-              <w:rPr>
-                <w:sz w:val="28"/>
-                <w:szCs w:val="28"/>
-                <w:lang w:val="es-CO"/>
-              </w:rPr>
-              <w:t>-</w:t>
-            </w:r>
-            <w:r>
-              <w:rPr>
-                <w:sz w:val="28"/>
-                <w:szCs w:val="28"/>
-                <w:lang w:val="es-CO"/>
-              </w:rPr>
-              <w:t xml:space="preserve"> Regional Atlántico</w:t>
+              <w:t>Centro de Comercio y Servicios - Regional Atlántico</w:t>
             </w:r>
           </w:p>
         </w:tc>
@@ -10910,16 +10609,14 @@
               <w:rPr>
                 <w:sz w:val="28"/>
                 <w:szCs w:val="28"/>
-                <w:lang w:val="es-CO"/>
               </w:rPr>
             </w:pPr>
             <w:r>
               <w:rPr>
                 <w:sz w:val="28"/>
                 <w:szCs w:val="28"/>
-                <w:lang w:val="es-CO"/>
-              </w:rPr>
-              <w:t>Karine Isabel Ospino Fritz</w:t>
+              </w:rPr>
+              <w:t>Nelson Iván Vera Briceño</w:t>
             </w:r>
           </w:p>
         </w:tc>
@@ -10942,7 +10639,7 @@
                 <w:szCs w:val="28"/>
                 <w:lang w:val="es-CO"/>
               </w:rPr>
-              <w:t>Validador y vinculador de recursos digitales</w:t>
+              <w:t>Animador y productor audiovisual</w:t>
             </w:r>
           </w:p>
         </w:tc>
@@ -10986,6 +10683,1141 @@
           </w:p>
         </w:tc>
       </w:tr>
+      <w:tr>
+        <w:tc>
+          <w:tcPr>
+            <w:tcW w:w="2830" w:type="dxa"/>
+          </w:tcPr>
+          <w:p>
+            <w:pPr>
+              <w:pStyle w:val="TextoTablas"/>
+              <w:rPr>
+                <w:sz w:val="28"/>
+                <w:szCs w:val="28"/>
+              </w:rPr>
+            </w:pPr>
+            <w:r>
+              <w:rPr>
+                <w:sz w:val="28"/>
+                <w:szCs w:val="28"/>
+              </w:rPr>
+              <w:t>Leyson Fabian Castaño Pérez</w:t>
+            </w:r>
+          </w:p>
+        </w:tc>
+        <w:tc>
+          <w:tcPr>
+            <w:tcW w:w="3261" w:type="dxa"/>
+          </w:tcPr>
+          <w:p>
+            <w:pPr>
+              <w:pStyle w:val="TextoTablas"/>
+              <w:rPr>
+                <w:sz w:val="28"/>
+                <w:szCs w:val="28"/>
+                <w:lang w:val="es-CO"/>
+              </w:rPr>
+            </w:pPr>
+            <w:r>
+              <w:rPr>
+                <w:sz w:val="28"/>
+                <w:szCs w:val="28"/>
+                <w:lang w:val="es-CO"/>
+              </w:rPr>
+              <w:t>Soporte organizacional</w:t>
+            </w:r>
+          </w:p>
+        </w:tc>
+        <w:tc>
+          <w:tcPr>
+            <w:tcW w:w="3969" w:type="dxa"/>
+          </w:tcPr>
+          <w:p>
+            <w:pPr>
+              <w:pStyle w:val="TextoTablas"/>
+              <w:rPr>
+                <w:sz w:val="28"/>
+                <w:szCs w:val="28"/>
+                <w:lang w:val="es-CO"/>
+              </w:rPr>
+            </w:pPr>
+            <w:r>
+              <w:rPr>
+                <w:sz w:val="28"/>
+                <w:szCs w:val="28"/>
+                <w:lang w:val="es-CO"/>
+              </w:rPr>
+              <w:t>Centro de Comercio y Servicios – Regional Tolima</w:t>
+            </w:r>
+          </w:p>
+        </w:tc>
+      </w:tr>
+      <w:tr>
+        <w:trPr>
+          <w:cnfStyle w:val="000000100000" w:firstRow="0" w:lastRow="0" w:firstColumn="0" w:lastColumn="0" w:oddVBand="0" w:evenVBand="0" w:oddHBand="1" w:evenHBand="0" w:firstRowFirstColumn="0" w:firstRowLastColumn="0" w:lastRowFirstColumn="0" w:lastRowLastColumn="0"/>
+        </w:trPr>
+        <w:tc>
+          <w:tcPr>
+            <w:tcW w:w="2830" w:type="dxa"/>
+          </w:tcPr>
+          <w:p>
+            <w:pPr>
+              <w:pStyle w:val="TextoTablas"/>
+              <w:rPr>
+                <w:sz w:val="28"/>
+                <w:szCs w:val="28"/>
+              </w:rPr>
+            </w:pPr>
+            <w:r>
+              <w:rPr>
+                <w:sz w:val="28"/>
+                <w:szCs w:val="28"/>
+              </w:rPr>
+              <w:t>Juan Carlos Tapias Rueda</w:t>
+            </w:r>
+          </w:p>
+        </w:tc>
+        <w:tc>
+          <w:tcPr>
+            <w:tcW w:w="3261" w:type="dxa"/>
+          </w:tcPr>
+          <w:p>
+            <w:pPr>
+              <w:pStyle w:val="TextoTablas"/>
+              <w:rPr>
+                <w:sz w:val="28"/>
+                <w:szCs w:val="28"/>
+                <w:lang w:val="es-CO"/>
+              </w:rPr>
+            </w:pPr>
+            <w:r>
+              <w:rPr>
+                <w:sz w:val="28"/>
+                <w:szCs w:val="28"/>
+                <w:lang w:val="es-CO"/>
+              </w:rPr>
+              <w:t>Diseño Web</w:t>
+            </w:r>
+          </w:p>
+        </w:tc>
+        <w:tc>
+          <w:tcPr>
+            <w:tcW w:w="3969" w:type="dxa"/>
+          </w:tcPr>
+          <w:p>
+            <w:pPr>
+              <w:pStyle w:val="TextoTablas"/>
+              <w:rPr>
+                <w:sz w:val="28"/>
+                <w:szCs w:val="28"/>
+                <w:lang w:val="es-CO"/>
+              </w:rPr>
+            </w:pPr>
+            <w:r>
+              <w:rPr>
+                <w:sz w:val="28"/>
+                <w:szCs w:val="28"/>
+                <w:lang w:val="es-CO"/>
+              </w:rPr>
+              <w:t>Centro Industrial del Diseño</w:t>
+            </w:r>
+            <w:r>
+              <w:rPr>
+                <w:sz w:val="28"/>
+                <w:szCs w:val="28"/>
+                <w:lang w:val="es-CO"/>
+              </w:rPr>
+              <w:t xml:space="preserve"> y la Manufactura – Regional Santander</w:t>
+            </w:r>
+          </w:p>
+        </w:tc>
+      </w:tr>
+      <w:tr>
+        <w:tc>
+          <w:tcPr>
+            <w:tcW w:w="2830" w:type="dxa"/>
+          </w:tcPr>
+          <w:p>
+            <w:pPr>
+              <w:pStyle w:val="TextoTablas"/>
+              <w:rPr>
+                <w:sz w:val="28"/>
+                <w:szCs w:val="28"/>
+              </w:rPr>
+            </w:pPr>
+            <w:r>
+              <w:rPr>
+                <w:sz w:val="28"/>
+                <w:szCs w:val="28"/>
+              </w:rPr>
+              <w:t>Zuleidy María Ruiz Torres</w:t>
+            </w:r>
+          </w:p>
+        </w:tc>
+        <w:tc>
+          <w:tcPr>
+            <w:tcW w:w="3261" w:type="dxa"/>
+          </w:tcPr>
+          <w:p>
+            <w:pPr>
+              <w:pStyle w:val="TextoTablas"/>
+              <w:rPr>
+                <w:sz w:val="28"/>
+                <w:szCs w:val="28"/>
+                <w:lang w:val="es-CO"/>
+              </w:rPr>
+            </w:pPr>
+            <w:r>
+              <w:rPr>
+                <w:sz w:val="28"/>
+                <w:szCs w:val="28"/>
+                <w:lang w:val="es-CO"/>
+              </w:rPr>
+              <w:t>Animador y productor audiovisual</w:t>
+            </w:r>
+          </w:p>
+        </w:tc>
+        <w:tc>
+          <w:tcPr>
+            <w:tcW w:w="3969" w:type="dxa"/>
+          </w:tcPr>
+          <w:p>
+            <w:pPr>
+              <w:pStyle w:val="TextoTablas"/>
+              <w:rPr>
+                <w:sz w:val="28"/>
+                <w:szCs w:val="28"/>
+                <w:lang w:val="es-CO"/>
+              </w:rPr>
+            </w:pPr>
+            <w:r>
+              <w:rPr>
+                <w:sz w:val="28"/>
+                <w:szCs w:val="28"/>
+                <w:lang w:val="es-CO"/>
+              </w:rPr>
+              <w:t>Centro de Comercio y Servicios – Regional Tolima</w:t>
+            </w:r>
+          </w:p>
+        </w:tc>
+      </w:tr>
+      <w:tr>
+        <w:trPr>
+          <w:cnfStyle w:val="000000100000" w:firstRow="0" w:lastRow="0" w:firstColumn="0" w:lastColumn="0" w:oddVBand="0" w:evenVBand="0" w:oddHBand="1" w:evenHBand="0" w:firstRowFirstColumn="0" w:firstRowLastColumn="0" w:lastRowFirstColumn="0" w:lastRowLastColumn="0"/>
+        </w:trPr>
+        <w:tc>
+          <w:tcPr>
+            <w:tcW w:w="2830" w:type="dxa"/>
+          </w:tcPr>
+          <w:p>
+            <w:pPr>
+              <w:pStyle w:val="TextoTablas"/>
+              <w:rPr>
+                <w:sz w:val="28"/>
+                <w:szCs w:val="28"/>
+              </w:rPr>
+            </w:pPr>
+            <w:r>
+              <w:rPr>
+                <w:sz w:val="28"/>
+                <w:szCs w:val="28"/>
+              </w:rPr>
+              <w:t>Wilson Andrés Arenales Cáceres</w:t>
+            </w:r>
+          </w:p>
+        </w:tc>
+        <w:tc>
+          <w:tcPr>
+            <w:tcW w:w="3261" w:type="dxa"/>
+          </w:tcPr>
+          <w:p>
+            <w:pPr>
+              <w:pStyle w:val="TextoTablas"/>
+              <w:rPr>
+                <w:sz w:val="28"/>
+                <w:szCs w:val="28"/>
+                <w:lang w:val="es-CO"/>
+              </w:rPr>
+            </w:pPr>
+            <w:r>
+              <w:rPr>
+                <w:sz w:val="28"/>
+                <w:szCs w:val="28"/>
+                <w:lang w:val="es-CO"/>
+              </w:rPr>
+              <w:t>Animador y productor audiovisual</w:t>
+            </w:r>
+          </w:p>
+        </w:tc>
+        <w:tc>
+          <w:tcPr>
+            <w:tcW w:w="3969" w:type="dxa"/>
+          </w:tcPr>
+          <w:p>
+            <w:pPr>
+              <w:pStyle w:val="TextoTablas"/>
+              <w:rPr>
+                <w:sz w:val="28"/>
+                <w:szCs w:val="28"/>
+                <w:lang w:val="es-CO"/>
+              </w:rPr>
+            </w:pPr>
+            <w:r>
+              <w:rPr>
+                <w:sz w:val="28"/>
+                <w:szCs w:val="28"/>
+                <w:lang w:val="es-CO"/>
+              </w:rPr>
+              <w:t>Centro Industrial del Diseño y la Manufactura – Regional Santander</w:t>
+            </w:r>
+          </w:p>
+        </w:tc>
+      </w:tr>
+      <w:tr>
+        <w:tc>
+          <w:tcPr>
+            <w:tcW w:w="2830" w:type="dxa"/>
+          </w:tcPr>
+          <w:p>
+            <w:pPr>
+              <w:pStyle w:val="TextoTablas"/>
+              <w:rPr>
+                <w:sz w:val="28"/>
+                <w:szCs w:val="28"/>
+              </w:rPr>
+            </w:pPr>
+            <w:r>
+              <w:rPr>
+                <w:sz w:val="28"/>
+                <w:szCs w:val="28"/>
+              </w:rPr>
+              <w:t>Gilberto Junior Rodríguez Rodríguez</w:t>
+            </w:r>
+          </w:p>
+        </w:tc>
+        <w:tc>
+          <w:tcPr>
+            <w:tcW w:w="3261" w:type="dxa"/>
+          </w:tcPr>
+          <w:p>
+            <w:pPr>
+              <w:pStyle w:val="TextoTablas"/>
+              <w:rPr>
+                <w:sz w:val="28"/>
+                <w:szCs w:val="28"/>
+                <w:lang w:val="es-CO"/>
+              </w:rPr>
+            </w:pPr>
+            <w:r>
+              <w:rPr>
+                <w:sz w:val="28"/>
+                <w:szCs w:val="28"/>
+                <w:lang w:val="es-CO"/>
+              </w:rPr>
+              <w:t>Animador y productor audiovisual</w:t>
+            </w:r>
+          </w:p>
+        </w:tc>
+        <w:tc>
+          <w:tcPr>
+            <w:tcW w:w="3969" w:type="dxa"/>
+          </w:tcPr>
+          <w:p>
+            <w:pPr>
+              <w:pStyle w:val="TextoTablas"/>
+              <w:rPr>
+                <w:sz w:val="28"/>
+                <w:szCs w:val="28"/>
+                <w:lang w:val="es-CO"/>
+              </w:rPr>
+            </w:pPr>
+            <w:r>
+              <w:rPr>
+                <w:sz w:val="28"/>
+                <w:szCs w:val="28"/>
+                <w:lang w:val="es-CO"/>
+              </w:rPr>
+              <w:t>Centro Industrial del Diseño y la Manufactura – Regional Santander</w:t>
+            </w:r>
+          </w:p>
+        </w:tc>
+      </w:tr>
+      <w:tr>
+        <w:trPr>
+          <w:cnfStyle w:val="000000100000" w:firstRow="0" w:lastRow="0" w:firstColumn="0" w:lastColumn="0" w:oddVBand="0" w:evenVBand="0" w:oddHBand="1" w:evenHBand="0" w:firstRowFirstColumn="0" w:firstRowLastColumn="0" w:lastRowFirstColumn="0" w:lastRowLastColumn="0"/>
+        </w:trPr>
+        <w:tc>
+          <w:tcPr>
+            <w:tcW w:w="2830" w:type="dxa"/>
+          </w:tcPr>
+          <w:p>
+            <w:pPr>
+              <w:pStyle w:val="TextoTablas"/>
+              <w:rPr>
+                <w:sz w:val="28"/>
+                <w:szCs w:val="28"/>
+              </w:rPr>
+            </w:pPr>
+            <w:r>
+              <w:rPr>
+                <w:sz w:val="28"/>
+                <w:szCs w:val="28"/>
+              </w:rPr>
+              <w:t>María Carolina Tamayo López</w:t>
+            </w:r>
+          </w:p>
+        </w:tc>
+        <w:tc>
+          <w:tcPr>
+            <w:tcW w:w="3261" w:type="dxa"/>
+          </w:tcPr>
+          <w:p>
+            <w:pPr>
+              <w:pStyle w:val="TextoTablas"/>
+              <w:rPr>
+                <w:sz w:val="28"/>
+                <w:szCs w:val="28"/>
+                <w:lang w:val="es-CO"/>
+              </w:rPr>
+            </w:pPr>
+            <w:r>
+              <w:rPr>
+                <w:sz w:val="28"/>
+                <w:szCs w:val="28"/>
+                <w:lang w:val="es-CO"/>
+              </w:rPr>
+              <w:t>Animador y productor audiovisual</w:t>
+            </w:r>
+          </w:p>
+        </w:tc>
+        <w:tc>
+          <w:tcPr>
+            <w:tcW w:w="3969" w:type="dxa"/>
+          </w:tcPr>
+          <w:p>
+            <w:pPr>
+              <w:pStyle w:val="TextoTablas"/>
+              <w:rPr>
+                <w:sz w:val="28"/>
+                <w:szCs w:val="28"/>
+                <w:lang w:val="es-CO"/>
+              </w:rPr>
+            </w:pPr>
+            <w:r>
+              <w:rPr>
+                <w:sz w:val="28"/>
+                <w:szCs w:val="28"/>
+                <w:lang w:val="es-CO"/>
+              </w:rPr>
+              <w:t>Centro de Comercio y Servicios – Regional Tolima</w:t>
+            </w:r>
+          </w:p>
+        </w:tc>
+      </w:tr>
+      <w:tr>
+        <w:tc>
+          <w:tcPr>
+            <w:tcW w:w="2830" w:type="dxa"/>
+          </w:tcPr>
+          <w:p>
+            <w:pPr>
+              <w:pStyle w:val="TextoTablas"/>
+              <w:rPr>
+                <w:sz w:val="28"/>
+                <w:szCs w:val="28"/>
+              </w:rPr>
+            </w:pPr>
+            <w:r>
+              <w:rPr>
+                <w:sz w:val="28"/>
+                <w:szCs w:val="28"/>
+              </w:rPr>
+              <w:t>Ángela María Maldonado Jaime</w:t>
+            </w:r>
+          </w:p>
+        </w:tc>
+        <w:tc>
+          <w:tcPr>
+            <w:tcW w:w="3261" w:type="dxa"/>
+          </w:tcPr>
+          <w:p>
+            <w:pPr>
+              <w:pStyle w:val="TextoTablas"/>
+              <w:rPr>
+                <w:sz w:val="28"/>
+                <w:szCs w:val="28"/>
+                <w:lang w:val="es-CO"/>
+              </w:rPr>
+            </w:pPr>
+            <w:r>
+              <w:rPr>
+                <w:sz w:val="28"/>
+                <w:szCs w:val="28"/>
+                <w:lang w:val="es-CO"/>
+              </w:rPr>
+              <w:t>Animador y productor audiovisual</w:t>
+            </w:r>
+          </w:p>
+        </w:tc>
+        <w:tc>
+          <w:tcPr>
+            <w:tcW w:w="3969" w:type="dxa"/>
+          </w:tcPr>
+          <w:p>
+            <w:pPr>
+              <w:pStyle w:val="TextoTablas"/>
+              <w:rPr>
+                <w:sz w:val="28"/>
+                <w:szCs w:val="28"/>
+                <w:lang w:val="es-CO"/>
+              </w:rPr>
+            </w:pPr>
+            <w:r>
+              <w:rPr>
+                <w:sz w:val="28"/>
+                <w:szCs w:val="28"/>
+                <w:lang w:val="es-CO"/>
+              </w:rPr>
+              <w:t>Centro Industrial del Diseño y la Manufactura – Regional Santander</w:t>
+            </w:r>
+          </w:p>
+        </w:tc>
+      </w:tr>
+      <w:tr>
+        <w:trPr>
+          <w:cnfStyle w:val="000000100000" w:firstRow="0" w:lastRow="0" w:firstColumn="0" w:lastColumn="0" w:oddVBand="0" w:evenVBand="0" w:oddHBand="1" w:evenHBand="0" w:firstRowFirstColumn="0" w:firstRowLastColumn="0" w:lastRowFirstColumn="0" w:lastRowLastColumn="0"/>
+        </w:trPr>
+        <w:tc>
+          <w:tcPr>
+            <w:tcW w:w="2830" w:type="dxa"/>
+          </w:tcPr>
+          <w:p>
+            <w:pPr>
+              <w:pStyle w:val="TextoTablas"/>
+              <w:rPr>
+                <w:sz w:val="28"/>
+                <w:szCs w:val="28"/>
+              </w:rPr>
+            </w:pPr>
+            <w:r>
+              <w:rPr>
+                <w:sz w:val="28"/>
+                <w:szCs w:val="28"/>
+              </w:rPr>
+              <w:lastRenderedPageBreak/>
+              <w:t>Camilo Villamizar Lizcano</w:t>
+            </w:r>
+          </w:p>
+        </w:tc>
+        <w:tc>
+          <w:tcPr>
+            <w:tcW w:w="3261" w:type="dxa"/>
+          </w:tcPr>
+          <w:p>
+            <w:pPr>
+              <w:pStyle w:val="TextoTablas"/>
+              <w:rPr>
+                <w:sz w:val="28"/>
+                <w:szCs w:val="28"/>
+                <w:lang w:val="es-CO"/>
+              </w:rPr>
+            </w:pPr>
+            <w:r>
+              <w:rPr>
+                <w:sz w:val="28"/>
+                <w:szCs w:val="28"/>
+                <w:lang w:val="es-CO"/>
+              </w:rPr>
+              <w:t>Animador y productor audiovisual</w:t>
+            </w:r>
+          </w:p>
+        </w:tc>
+        <w:tc>
+          <w:tcPr>
+            <w:tcW w:w="3969" w:type="dxa"/>
+          </w:tcPr>
+          <w:p>
+            <w:pPr>
+              <w:pStyle w:val="TextoTablas"/>
+              <w:rPr>
+                <w:sz w:val="28"/>
+                <w:szCs w:val="28"/>
+                <w:lang w:val="es-CO"/>
+              </w:rPr>
+            </w:pPr>
+            <w:r>
+              <w:rPr>
+                <w:sz w:val="28"/>
+                <w:szCs w:val="28"/>
+                <w:lang w:val="es-CO"/>
+              </w:rPr>
+              <w:t>Centro Industrial del Diseño y la Manufactura – Regional Santander</w:t>
+            </w:r>
+          </w:p>
+        </w:tc>
+      </w:tr>
+      <w:tr>
+        <w:tc>
+          <w:tcPr>
+            <w:tcW w:w="2830" w:type="dxa"/>
+          </w:tcPr>
+          <w:p>
+            <w:pPr>
+              <w:pStyle w:val="TextoTablas"/>
+              <w:rPr>
+                <w:sz w:val="28"/>
+                <w:szCs w:val="28"/>
+              </w:rPr>
+            </w:pPr>
+            <w:r>
+              <w:rPr>
+                <w:sz w:val="28"/>
+                <w:szCs w:val="28"/>
+              </w:rPr>
+              <w:t>Andrés Mauricio Santaella Ochoa</w:t>
+            </w:r>
+          </w:p>
+        </w:tc>
+        <w:tc>
+          <w:tcPr>
+            <w:tcW w:w="3261" w:type="dxa"/>
+          </w:tcPr>
+          <w:p>
+            <w:pPr>
+              <w:pStyle w:val="TextoTablas"/>
+              <w:rPr>
+                <w:sz w:val="28"/>
+                <w:szCs w:val="28"/>
+                <w:lang w:val="es-CO"/>
+              </w:rPr>
+            </w:pPr>
+            <w:r>
+              <w:rPr>
+                <w:sz w:val="28"/>
+                <w:szCs w:val="28"/>
+                <w:lang w:val="es-CO"/>
+              </w:rPr>
+              <w:t>Animador y productor audiovisual</w:t>
+            </w:r>
+          </w:p>
+        </w:tc>
+        <w:tc>
+          <w:tcPr>
+            <w:tcW w:w="3969" w:type="dxa"/>
+          </w:tcPr>
+          <w:p>
+            <w:pPr>
+              <w:pStyle w:val="TextoTablas"/>
+              <w:rPr>
+                <w:sz w:val="28"/>
+                <w:szCs w:val="28"/>
+                <w:lang w:val="es-CO"/>
+              </w:rPr>
+            </w:pPr>
+            <w:r>
+              <w:rPr>
+                <w:sz w:val="28"/>
+                <w:szCs w:val="28"/>
+                <w:lang w:val="es-CO"/>
+              </w:rPr>
+              <w:t>Centro Industrial del Diseño y la Manufactura – Regional Santander</w:t>
+            </w:r>
+          </w:p>
+        </w:tc>
+      </w:tr>
+      <w:tr>
+        <w:trPr>
+          <w:cnfStyle w:val="000000100000" w:firstRow="0" w:lastRow="0" w:firstColumn="0" w:lastColumn="0" w:oddVBand="0" w:evenVBand="0" w:oddHBand="1" w:evenHBand="0" w:firstRowFirstColumn="0" w:firstRowLastColumn="0" w:lastRowFirstColumn="0" w:lastRowLastColumn="0"/>
+        </w:trPr>
+        <w:tc>
+          <w:tcPr>
+            <w:tcW w:w="2830" w:type="dxa"/>
+          </w:tcPr>
+          <w:p>
+            <w:pPr>
+              <w:pStyle w:val="TextoTablas"/>
+              <w:rPr>
+                <w:sz w:val="28"/>
+                <w:szCs w:val="28"/>
+              </w:rPr>
+            </w:pPr>
+            <w:r>
+              <w:rPr>
+                <w:sz w:val="28"/>
+                <w:szCs w:val="28"/>
+              </w:rPr>
+              <w:t>Andrea Paola Botello De la Rosa</w:t>
+            </w:r>
+          </w:p>
+        </w:tc>
+        <w:tc>
+          <w:tcPr>
+            <w:tcW w:w="3261" w:type="dxa"/>
+          </w:tcPr>
+          <w:p>
+            <w:pPr>
+              <w:pStyle w:val="TextoTablas"/>
+              <w:rPr>
+                <w:sz w:val="28"/>
+                <w:szCs w:val="28"/>
+                <w:lang w:val="es-CO"/>
+              </w:rPr>
+            </w:pPr>
+            <w:r>
+              <w:rPr>
+                <w:sz w:val="28"/>
+                <w:szCs w:val="28"/>
+                <w:lang w:val="es-CO"/>
+              </w:rPr>
+              <w:t>Animador y productor audiovisual</w:t>
+            </w:r>
+          </w:p>
+        </w:tc>
+        <w:tc>
+          <w:tcPr>
+            <w:tcW w:w="3969" w:type="dxa"/>
+          </w:tcPr>
+          <w:p>
+            <w:pPr>
+              <w:pStyle w:val="TextoTablas"/>
+              <w:rPr>
+                <w:sz w:val="28"/>
+                <w:szCs w:val="28"/>
+                <w:lang w:val="es-CO"/>
+              </w:rPr>
+            </w:pPr>
+            <w:r>
+              <w:rPr>
+                <w:sz w:val="28"/>
+                <w:szCs w:val="28"/>
+                <w:lang w:val="es-CO"/>
+              </w:rPr>
+              <w:t>Centro Industrial del Diseño y la Manufactura – Regional Santander</w:t>
+            </w:r>
+          </w:p>
+        </w:tc>
+      </w:tr>
+      <w:tr>
+        <w:tc>
+          <w:tcPr>
+            <w:tcW w:w="2830" w:type="dxa"/>
+          </w:tcPr>
+          <w:p>
+            <w:pPr>
+              <w:pStyle w:val="TextoTablas"/>
+              <w:rPr>
+                <w:sz w:val="28"/>
+                <w:szCs w:val="28"/>
+              </w:rPr>
+            </w:pPr>
+            <w:r>
+              <w:rPr>
+                <w:sz w:val="28"/>
+                <w:szCs w:val="28"/>
+              </w:rPr>
+              <w:t>Rafael Augusto Mantilla López</w:t>
+            </w:r>
+          </w:p>
+        </w:tc>
+        <w:tc>
+          <w:tcPr>
+            <w:tcW w:w="3261" w:type="dxa"/>
+          </w:tcPr>
+          <w:p>
+            <w:pPr>
+              <w:pStyle w:val="TextoTablas"/>
+              <w:rPr>
+                <w:sz w:val="28"/>
+                <w:szCs w:val="28"/>
+                <w:lang w:val="es-CO"/>
+              </w:rPr>
+            </w:pPr>
+            <w:r>
+              <w:rPr>
+                <w:sz w:val="28"/>
+                <w:szCs w:val="28"/>
+                <w:lang w:val="es-CO"/>
+              </w:rPr>
+              <w:t>Animador y productor audiovisual</w:t>
+            </w:r>
+          </w:p>
+        </w:tc>
+        <w:tc>
+          <w:tcPr>
+            <w:tcW w:w="3969" w:type="dxa"/>
+          </w:tcPr>
+          <w:p>
+            <w:pPr>
+              <w:pStyle w:val="TextoTablas"/>
+              <w:rPr>
+                <w:sz w:val="28"/>
+                <w:szCs w:val="28"/>
+                <w:lang w:val="es-CO"/>
+              </w:rPr>
+            </w:pPr>
+            <w:r>
+              <w:rPr>
+                <w:sz w:val="28"/>
+                <w:szCs w:val="28"/>
+                <w:lang w:val="es-CO"/>
+              </w:rPr>
+              <w:t>Centro Industrial del Diseño y la Manufactura – Regional Santander</w:t>
+            </w:r>
+          </w:p>
+        </w:tc>
+      </w:tr>
+      <w:tr>
+        <w:trPr>
+          <w:cnfStyle w:val="000000100000" w:firstRow="0" w:lastRow="0" w:firstColumn="0" w:lastColumn="0" w:oddVBand="0" w:evenVBand="0" w:oddHBand="1" w:evenHBand="0" w:firstRowFirstColumn="0" w:firstRowLastColumn="0" w:lastRowFirstColumn="0" w:lastRowLastColumn="0"/>
+        </w:trPr>
+        <w:tc>
+          <w:tcPr>
+            <w:tcW w:w="2830" w:type="dxa"/>
+          </w:tcPr>
+          <w:p>
+            <w:pPr>
+              <w:pStyle w:val="TextoTablas"/>
+              <w:rPr>
+                <w:sz w:val="28"/>
+                <w:szCs w:val="28"/>
+              </w:rPr>
+            </w:pPr>
+            <w:r>
+              <w:rPr>
+                <w:sz w:val="28"/>
+                <w:szCs w:val="28"/>
+              </w:rPr>
+              <w:t>Luz Karime Amaya Cabra</w:t>
+            </w:r>
+          </w:p>
+        </w:tc>
+        <w:tc>
+          <w:tcPr>
+            <w:tcW w:w="3261" w:type="dxa"/>
+          </w:tcPr>
+          <w:p>
+            <w:pPr>
+              <w:pStyle w:val="TextoTablas"/>
+              <w:rPr>
+                <w:sz w:val="28"/>
+                <w:szCs w:val="28"/>
+                <w:lang w:val="es-CO"/>
+              </w:rPr>
+            </w:pPr>
+            <w:r>
+              <w:rPr>
+                <w:sz w:val="28"/>
+                <w:szCs w:val="28"/>
+                <w:lang w:val="es-CO"/>
+              </w:rPr>
+              <w:t>Evaluador de contenidos inclusivos y accesibles</w:t>
+            </w:r>
+          </w:p>
+        </w:tc>
+        <w:tc>
+          <w:tcPr>
+            <w:tcW w:w="3969" w:type="dxa"/>
+          </w:tcPr>
+          <w:p>
+            <w:pPr>
+              <w:pStyle w:val="TextoTablas"/>
+              <w:rPr>
+                <w:sz w:val="28"/>
+                <w:szCs w:val="28"/>
+                <w:lang w:val="es-CO"/>
+              </w:rPr>
+            </w:pPr>
+            <w:r>
+              <w:rPr>
+                <w:sz w:val="28"/>
+                <w:szCs w:val="28"/>
+                <w:lang w:val="es-CO"/>
+              </w:rPr>
+              <w:t xml:space="preserve">Centro de Comercio y Servicios </w:t>
+            </w:r>
+            <w:r>
+              <w:rPr>
+                <w:sz w:val="28"/>
+                <w:szCs w:val="28"/>
+                <w:lang w:val="es-CO"/>
+              </w:rPr>
+              <w:t>-</w:t>
+            </w:r>
+            <w:r>
+              <w:rPr>
+                <w:sz w:val="28"/>
+                <w:szCs w:val="28"/>
+                <w:lang w:val="es-CO"/>
+              </w:rPr>
+              <w:t xml:space="preserve"> Regional Atlántico</w:t>
+            </w:r>
+          </w:p>
+        </w:tc>
+      </w:tr>
+      <w:tr>
+        <w:tc>
+          <w:tcPr>
+            <w:tcW w:w="2830" w:type="dxa"/>
+          </w:tcPr>
+          <w:p>
+            <w:pPr>
+              <w:pStyle w:val="TextoTablas"/>
+              <w:rPr>
+                <w:sz w:val="28"/>
+                <w:szCs w:val="28"/>
+                <w:lang w:val="es-CO"/>
+              </w:rPr>
+            </w:pPr>
+            <w:r>
+              <w:rPr>
+                <w:sz w:val="28"/>
+                <w:szCs w:val="28"/>
+                <w:lang w:val="es-CO"/>
+              </w:rPr>
+              <w:t>Laura Daniela Burgos Rueda</w:t>
+            </w:r>
+          </w:p>
+        </w:tc>
+        <w:tc>
+          <w:tcPr>
+            <w:tcW w:w="3261" w:type="dxa"/>
+          </w:tcPr>
+          <w:p>
+            <w:pPr>
+              <w:pStyle w:val="TextoTablas"/>
+              <w:rPr>
+                <w:sz w:val="28"/>
+                <w:szCs w:val="28"/>
+                <w:lang w:val="es-CO"/>
+              </w:rPr>
+            </w:pPr>
+            <w:r>
+              <w:rPr>
+                <w:sz w:val="28"/>
+                <w:szCs w:val="28"/>
+                <w:lang w:val="es-CO"/>
+              </w:rPr>
+              <w:t>Evaluador de contenidos inclusivos y accesibles</w:t>
+            </w:r>
+          </w:p>
+        </w:tc>
+        <w:tc>
+          <w:tcPr>
+            <w:tcW w:w="3969" w:type="dxa"/>
+          </w:tcPr>
+          <w:p>
+            <w:pPr>
+              <w:pStyle w:val="TextoTablas"/>
+              <w:rPr>
+                <w:sz w:val="28"/>
+                <w:szCs w:val="28"/>
+                <w:lang w:val="es-CO"/>
+              </w:rPr>
+            </w:pPr>
+            <w:r>
+              <w:rPr>
+                <w:sz w:val="28"/>
+                <w:szCs w:val="28"/>
+                <w:lang w:val="es-CO"/>
+              </w:rPr>
+              <w:t xml:space="preserve">Centro de Comercio y Servicios </w:t>
+            </w:r>
+            <w:r>
+              <w:rPr>
+                <w:sz w:val="28"/>
+                <w:szCs w:val="28"/>
+                <w:lang w:val="es-CO"/>
+              </w:rPr>
+              <w:t>-</w:t>
+            </w:r>
+            <w:r>
+              <w:rPr>
+                <w:sz w:val="28"/>
+                <w:szCs w:val="28"/>
+                <w:lang w:val="es-CO"/>
+              </w:rPr>
+              <w:t xml:space="preserve"> Regional Atlántico</w:t>
+            </w:r>
+          </w:p>
+        </w:tc>
+      </w:tr>
+      <w:tr>
+        <w:trPr>
+          <w:cnfStyle w:val="000000100000" w:firstRow="0" w:lastRow="0" w:firstColumn="0" w:lastColumn="0" w:oddVBand="0" w:evenVBand="0" w:oddHBand="1" w:evenHBand="0" w:firstRowFirstColumn="0" w:firstRowLastColumn="0" w:lastRowFirstColumn="0" w:lastRowLastColumn="0"/>
+        </w:trPr>
+        <w:tc>
+          <w:tcPr>
+            <w:tcW w:w="2830" w:type="dxa"/>
+          </w:tcPr>
+          <w:p>
+            <w:pPr>
+              <w:pStyle w:val="TextoTablas"/>
+              <w:rPr>
+                <w:sz w:val="28"/>
+                <w:szCs w:val="28"/>
+                <w:lang w:val="es-CO"/>
+              </w:rPr>
+            </w:pPr>
+            <w:r>
+              <w:rPr>
+                <w:sz w:val="28"/>
+                <w:szCs w:val="28"/>
+                <w:lang w:val="es-CO"/>
+              </w:rPr>
+              <w:t>Jonathan Adié Villafañe</w:t>
+            </w:r>
+          </w:p>
+        </w:tc>
+        <w:tc>
+          <w:tcPr>
+            <w:tcW w:w="3261" w:type="dxa"/>
+          </w:tcPr>
+          <w:p>
+            <w:pPr>
+              <w:pStyle w:val="TextoTablas"/>
+              <w:rPr>
+                <w:sz w:val="28"/>
+                <w:szCs w:val="28"/>
+                <w:lang w:val="es-CO"/>
+              </w:rPr>
+            </w:pPr>
+            <w:r>
+              <w:rPr>
+                <w:sz w:val="28"/>
+                <w:szCs w:val="28"/>
+                <w:lang w:val="es-CO"/>
+              </w:rPr>
+              <w:t>Validador y vinculador de recursos digitales</w:t>
+            </w:r>
+          </w:p>
+        </w:tc>
+        <w:tc>
+          <w:tcPr>
+            <w:tcW w:w="3969" w:type="dxa"/>
+          </w:tcPr>
+          <w:p>
+            <w:pPr>
+              <w:pStyle w:val="TextoTablas"/>
+              <w:rPr>
+                <w:sz w:val="28"/>
+                <w:szCs w:val="28"/>
+                <w:lang w:val="es-CO"/>
+              </w:rPr>
+            </w:pPr>
+            <w:r>
+              <w:rPr>
+                <w:sz w:val="28"/>
+                <w:szCs w:val="28"/>
+                <w:lang w:val="es-CO"/>
+              </w:rPr>
+              <w:t xml:space="preserve">Centro de Comercio y Servicios </w:t>
+            </w:r>
+            <w:r>
+              <w:rPr>
+                <w:sz w:val="28"/>
+                <w:szCs w:val="28"/>
+                <w:lang w:val="es-CO"/>
+              </w:rPr>
+              <w:t>-</w:t>
+            </w:r>
+            <w:r>
+              <w:rPr>
+                <w:sz w:val="28"/>
+                <w:szCs w:val="28"/>
+                <w:lang w:val="es-CO"/>
+              </w:rPr>
+              <w:t xml:space="preserve"> Regional Atlántico</w:t>
+            </w:r>
+          </w:p>
+        </w:tc>
+      </w:tr>
+      <w:tr>
+        <w:tc>
+          <w:tcPr>
+            <w:tcW w:w="2830" w:type="dxa"/>
+          </w:tcPr>
+          <w:p>
+            <w:pPr>
+              <w:pStyle w:val="TextoTablas"/>
+              <w:rPr>
+                <w:sz w:val="28"/>
+                <w:szCs w:val="28"/>
+                <w:lang w:val="es-CO"/>
+              </w:rPr>
+            </w:pPr>
+            <w:r>
+              <w:rPr>
+                <w:sz w:val="28"/>
+                <w:szCs w:val="28"/>
+                <w:lang w:val="es-CO"/>
+              </w:rPr>
+              <w:t>Karine Isabel Ospino Fritz</w:t>
+            </w:r>
+          </w:p>
+        </w:tc>
+        <w:tc>
+          <w:tcPr>
+            <w:tcW w:w="3261" w:type="dxa"/>
+          </w:tcPr>
+          <w:p>
+            <w:pPr>
+              <w:pStyle w:val="TextoTablas"/>
+              <w:rPr>
+                <w:sz w:val="28"/>
+                <w:szCs w:val="28"/>
+                <w:lang w:val="es-CO"/>
+              </w:rPr>
+            </w:pPr>
+            <w:r>
+              <w:rPr>
+                <w:sz w:val="28"/>
+                <w:szCs w:val="28"/>
+                <w:lang w:val="es-CO"/>
+              </w:rPr>
+              <w:t>Validador y vinculador de recursos digitales</w:t>
+            </w:r>
+          </w:p>
+        </w:tc>
+        <w:tc>
+          <w:tcPr>
+            <w:tcW w:w="3969" w:type="dxa"/>
+          </w:tcPr>
+          <w:p>
+            <w:pPr>
+              <w:pStyle w:val="TextoTablas"/>
+              <w:rPr>
+                <w:sz w:val="28"/>
+                <w:szCs w:val="28"/>
+                <w:lang w:val="es-CO"/>
+              </w:rPr>
+            </w:pPr>
+            <w:r>
+              <w:rPr>
+                <w:sz w:val="28"/>
+                <w:szCs w:val="28"/>
+                <w:lang w:val="es-CO"/>
+              </w:rPr>
+              <w:t xml:space="preserve">Centro de Comercio y Servicios </w:t>
+            </w:r>
+            <w:r>
+              <w:rPr>
+                <w:sz w:val="28"/>
+                <w:szCs w:val="28"/>
+                <w:lang w:val="es-CO"/>
+              </w:rPr>
+              <w:t>-</w:t>
+            </w:r>
+            <w:r>
+              <w:rPr>
+                <w:sz w:val="28"/>
+                <w:szCs w:val="28"/>
+                <w:lang w:val="es-CO"/>
+              </w:rPr>
+              <w:t xml:space="preserve"> Regional Atlántico</w:t>
+            </w:r>
+          </w:p>
+        </w:tc>
+      </w:tr>
     </w:tbl>
     <w:p>
       <w:pPr>
@@ -10995,8 +11827,8 @@
       </w:pPr>
     </w:p>
     <w:sectPr>
-      <w:headerReference w:type="default" r:id="rId19"/>
-      <w:footerReference w:type="default" r:id="rId20"/>
+      <w:headerReference w:type="default" r:id="rId26"/>
+      <w:footerReference w:type="default" r:id="rId27"/>
       <w:pgSz w:w="12240" w:h="15840"/>
       <w:pgMar w:top="1560" w:right="1134" w:bottom="1134" w:left="1134" w:header="709" w:footer="737" w:gutter="0"/>
       <w:pgNumType w:start="1"/>
@@ -11333,6 +12165,232 @@
     </w:lvl>
   </w:abstractNum>
   <w:abstractNum w:abstractNumId="2" w15:restartNumberingAfterBreak="0">
+    <w:nsid w:val="04CA62AD"/>
+    <w:multiLevelType w:val="hybridMultilevel"/>
+    <w:tmpl w:val="BA946602"/>
+    <w:lvl w:ilvl="0" w:tplc="240A0001">
+      <w:start w:val="1"/>
+      <w:numFmt w:val="bullet"/>
+      <w:lvlText w:val=""/>
+      <w:lvlJc w:val="left"/>
+      <w:pPr>
+        <w:ind w:left="1429" w:hanging="360"/>
+      </w:pPr>
+      <w:rPr>
+        <w:rFonts w:ascii="Symbol" w:hAnsi="Symbol" w:hint="default"/>
+      </w:rPr>
+    </w:lvl>
+    <w:lvl w:ilvl="1" w:tplc="240A0003" w:tentative="1">
+      <w:start w:val="1"/>
+      <w:numFmt w:val="bullet"/>
+      <w:lvlText w:val="o"/>
+      <w:lvlJc w:val="left"/>
+      <w:pPr>
+        <w:ind w:left="2149" w:hanging="360"/>
+      </w:pPr>
+      <w:rPr>
+        <w:rFonts w:ascii="Courier New" w:hAnsi="Courier New" w:cs="Courier New" w:hint="default"/>
+      </w:rPr>
+    </w:lvl>
+    <w:lvl w:ilvl="2" w:tplc="240A0005" w:tentative="1">
+      <w:start w:val="1"/>
+      <w:numFmt w:val="bullet"/>
+      <w:lvlText w:val=""/>
+      <w:lvlJc w:val="left"/>
+      <w:pPr>
+        <w:ind w:left="2869" w:hanging="360"/>
+      </w:pPr>
+      <w:rPr>
+        <w:rFonts w:ascii="Wingdings" w:hAnsi="Wingdings" w:hint="default"/>
+      </w:rPr>
+    </w:lvl>
+    <w:lvl w:ilvl="3" w:tplc="240A0001" w:tentative="1">
+      <w:start w:val="1"/>
+      <w:numFmt w:val="bullet"/>
+      <w:lvlText w:val=""/>
+      <w:lvlJc w:val="left"/>
+      <w:pPr>
+        <w:ind w:left="3589" w:hanging="360"/>
+      </w:pPr>
+      <w:rPr>
+        <w:rFonts w:ascii="Symbol" w:hAnsi="Symbol" w:hint="default"/>
+      </w:rPr>
+    </w:lvl>
+    <w:lvl w:ilvl="4" w:tplc="240A0003" w:tentative="1">
+      <w:start w:val="1"/>
+      <w:numFmt w:val="bullet"/>
+      <w:lvlText w:val="o"/>
+      <w:lvlJc w:val="left"/>
+      <w:pPr>
+        <w:ind w:left="4309" w:hanging="360"/>
+      </w:pPr>
+      <w:rPr>
+        <w:rFonts w:ascii="Courier New" w:hAnsi="Courier New" w:cs="Courier New" w:hint="default"/>
+      </w:rPr>
+    </w:lvl>
+    <w:lvl w:ilvl="5" w:tplc="240A0005" w:tentative="1">
+      <w:start w:val="1"/>
+      <w:numFmt w:val="bullet"/>
+      <w:lvlText w:val=""/>
+      <w:lvlJc w:val="left"/>
+      <w:pPr>
+        <w:ind w:left="5029" w:hanging="360"/>
+      </w:pPr>
+      <w:rPr>
+        <w:rFonts w:ascii="Wingdings" w:hAnsi="Wingdings" w:hint="default"/>
+      </w:rPr>
+    </w:lvl>
+    <w:lvl w:ilvl="6" w:tplc="240A0001" w:tentative="1">
+      <w:start w:val="1"/>
+      <w:numFmt w:val="bullet"/>
+      <w:lvlText w:val=""/>
+      <w:lvlJc w:val="left"/>
+      <w:pPr>
+        <w:ind w:left="5749" w:hanging="360"/>
+      </w:pPr>
+      <w:rPr>
+        <w:rFonts w:ascii="Symbol" w:hAnsi="Symbol" w:hint="default"/>
+      </w:rPr>
+    </w:lvl>
+    <w:lvl w:ilvl="7" w:tplc="240A0003" w:tentative="1">
+      <w:start w:val="1"/>
+      <w:numFmt w:val="bullet"/>
+      <w:lvlText w:val="o"/>
+      <w:lvlJc w:val="left"/>
+      <w:pPr>
+        <w:ind w:left="6469" w:hanging="360"/>
+      </w:pPr>
+      <w:rPr>
+        <w:rFonts w:ascii="Courier New" w:hAnsi="Courier New" w:cs="Courier New" w:hint="default"/>
+      </w:rPr>
+    </w:lvl>
+    <w:lvl w:ilvl="8" w:tplc="240A0005" w:tentative="1">
+      <w:start w:val="1"/>
+      <w:numFmt w:val="bullet"/>
+      <w:lvlText w:val=""/>
+      <w:lvlJc w:val="left"/>
+      <w:pPr>
+        <w:ind w:left="7189" w:hanging="360"/>
+      </w:pPr>
+      <w:rPr>
+        <w:rFonts w:ascii="Wingdings" w:hAnsi="Wingdings" w:hint="default"/>
+      </w:rPr>
+    </w:lvl>
+  </w:abstractNum>
+  <w:abstractNum w:abstractNumId="3" w15:restartNumberingAfterBreak="0">
+    <w:nsid w:val="08C76B8A"/>
+    <w:multiLevelType w:val="hybridMultilevel"/>
+    <w:tmpl w:val="BB5A1302"/>
+    <w:lvl w:ilvl="0" w:tplc="240A0003">
+      <w:start w:val="1"/>
+      <w:numFmt w:val="bullet"/>
+      <w:lvlText w:val="o"/>
+      <w:lvlJc w:val="left"/>
+      <w:pPr>
+        <w:ind w:left="1429" w:hanging="360"/>
+      </w:pPr>
+      <w:rPr>
+        <w:rFonts w:ascii="Courier New" w:hAnsi="Courier New" w:cs="Courier New" w:hint="default"/>
+      </w:rPr>
+    </w:lvl>
+    <w:lvl w:ilvl="1" w:tplc="240A0003" w:tentative="1">
+      <w:start w:val="1"/>
+      <w:numFmt w:val="bullet"/>
+      <w:lvlText w:val="o"/>
+      <w:lvlJc w:val="left"/>
+      <w:pPr>
+        <w:ind w:left="2149" w:hanging="360"/>
+      </w:pPr>
+      <w:rPr>
+        <w:rFonts w:ascii="Courier New" w:hAnsi="Courier New" w:cs="Courier New" w:hint="default"/>
+      </w:rPr>
+    </w:lvl>
+    <w:lvl w:ilvl="2" w:tplc="240A0005" w:tentative="1">
+      <w:start w:val="1"/>
+      <w:numFmt w:val="bullet"/>
+      <w:lvlText w:val=""/>
+      <w:lvlJc w:val="left"/>
+      <w:pPr>
+        <w:ind w:left="2869" w:hanging="360"/>
+      </w:pPr>
+      <w:rPr>
+        <w:rFonts w:ascii="Wingdings" w:hAnsi="Wingdings" w:hint="default"/>
+      </w:rPr>
+    </w:lvl>
+    <w:lvl w:ilvl="3" w:tplc="240A0001" w:tentative="1">
+      <w:start w:val="1"/>
+      <w:numFmt w:val="bullet"/>
+      <w:lvlText w:val=""/>
+      <w:lvlJc w:val="left"/>
+      <w:pPr>
+        <w:ind w:left="3589" w:hanging="360"/>
+      </w:pPr>
+      <w:rPr>
+        <w:rFonts w:ascii="Symbol" w:hAnsi="Symbol" w:hint="default"/>
+      </w:rPr>
+    </w:lvl>
+    <w:lvl w:ilvl="4" w:tplc="240A0003" w:tentative="1">
+      <w:start w:val="1"/>
+      <w:numFmt w:val="bullet"/>
+      <w:lvlText w:val="o"/>
+      <w:lvlJc w:val="left"/>
+      <w:pPr>
+        <w:ind w:left="4309" w:hanging="360"/>
+      </w:pPr>
+      <w:rPr>
+        <w:rFonts w:ascii="Courier New" w:hAnsi="Courier New" w:cs="Courier New" w:hint="default"/>
+      </w:rPr>
+    </w:lvl>
+    <w:lvl w:ilvl="5" w:tplc="240A0005" w:tentative="1">
+      <w:start w:val="1"/>
+      <w:numFmt w:val="bullet"/>
+      <w:lvlText w:val=""/>
+      <w:lvlJc w:val="left"/>
+      <w:pPr>
+        <w:ind w:left="5029" w:hanging="360"/>
+      </w:pPr>
+      <w:rPr>
+        <w:rFonts w:ascii="Wingdings" w:hAnsi="Wingdings" w:hint="default"/>
+      </w:rPr>
+    </w:lvl>
+    <w:lvl w:ilvl="6" w:tplc="240A0001" w:tentative="1">
+      <w:start w:val="1"/>
+      <w:numFmt w:val="bullet"/>
+      <w:lvlText w:val=""/>
+      <w:lvlJc w:val="left"/>
+      <w:pPr>
+        <w:ind w:left="5749" w:hanging="360"/>
+      </w:pPr>
+      <w:rPr>
+        <w:rFonts w:ascii="Symbol" w:hAnsi="Symbol" w:hint="default"/>
+      </w:rPr>
+    </w:lvl>
+    <w:lvl w:ilvl="7" w:tplc="240A0003" w:tentative="1">
+      <w:start w:val="1"/>
+      <w:numFmt w:val="bullet"/>
+      <w:lvlText w:val="o"/>
+      <w:lvlJc w:val="left"/>
+      <w:pPr>
+        <w:ind w:left="6469" w:hanging="360"/>
+      </w:pPr>
+      <w:rPr>
+        <w:rFonts w:ascii="Courier New" w:hAnsi="Courier New" w:cs="Courier New" w:hint="default"/>
+      </w:rPr>
+    </w:lvl>
+    <w:lvl w:ilvl="8" w:tplc="240A0005" w:tentative="1">
+      <w:start w:val="1"/>
+      <w:numFmt w:val="bullet"/>
+      <w:lvlText w:val=""/>
+      <w:lvlJc w:val="left"/>
+      <w:pPr>
+        <w:ind w:left="7189" w:hanging="360"/>
+      </w:pPr>
+      <w:rPr>
+        <w:rFonts w:ascii="Wingdings" w:hAnsi="Wingdings" w:hint="default"/>
+      </w:rPr>
+    </w:lvl>
+  </w:abstractNum>
+  <w:abstractNum w:abstractNumId="4" w15:restartNumberingAfterBreak="0">
     <w:nsid w:val="145A7510"/>
     <w:multiLevelType w:val="hybridMultilevel"/>
     <w:tmpl w:val="1CF64A00"/>
@@ -11445,7 +12503,7 @@
       </w:rPr>
     </w:lvl>
   </w:abstractNum>
-  <w:abstractNum w:abstractNumId="3" w15:restartNumberingAfterBreak="0">
+  <w:abstractNum w:abstractNumId="5" w15:restartNumberingAfterBreak="0">
     <w:nsid w:val="1A085F5E"/>
     <w:multiLevelType w:val="hybridMultilevel"/>
     <w:tmpl w:val="DC28A936"/>
@@ -11558,7 +12616,120 @@
       </w:rPr>
     </w:lvl>
   </w:abstractNum>
-  <w:abstractNum w:abstractNumId="4" w15:restartNumberingAfterBreak="0">
+  <w:abstractNum w:abstractNumId="6" w15:restartNumberingAfterBreak="0">
+    <w:nsid w:val="1B4A1A8F"/>
+    <w:multiLevelType w:val="hybridMultilevel"/>
+    <w:tmpl w:val="D30E5D2C"/>
+    <w:lvl w:ilvl="0" w:tplc="240A0001">
+      <w:start w:val="1"/>
+      <w:numFmt w:val="bullet"/>
+      <w:lvlText w:val=""/>
+      <w:lvlJc w:val="left"/>
+      <w:pPr>
+        <w:ind w:left="1429" w:hanging="360"/>
+      </w:pPr>
+      <w:rPr>
+        <w:rFonts w:ascii="Symbol" w:hAnsi="Symbol" w:hint="default"/>
+      </w:rPr>
+    </w:lvl>
+    <w:lvl w:ilvl="1" w:tplc="240A0003" w:tentative="1">
+      <w:start w:val="1"/>
+      <w:numFmt w:val="bullet"/>
+      <w:lvlText w:val="o"/>
+      <w:lvlJc w:val="left"/>
+      <w:pPr>
+        <w:ind w:left="2149" w:hanging="360"/>
+      </w:pPr>
+      <w:rPr>
+        <w:rFonts w:ascii="Courier New" w:hAnsi="Courier New" w:cs="Courier New" w:hint="default"/>
+      </w:rPr>
+    </w:lvl>
+    <w:lvl w:ilvl="2" w:tplc="240A0005" w:tentative="1">
+      <w:start w:val="1"/>
+      <w:numFmt w:val="bullet"/>
+      <w:lvlText w:val=""/>
+      <w:lvlJc w:val="left"/>
+      <w:pPr>
+        <w:ind w:left="2869" w:hanging="360"/>
+      </w:pPr>
+      <w:rPr>
+        <w:rFonts w:ascii="Wingdings" w:hAnsi="Wingdings" w:hint="default"/>
+      </w:rPr>
+    </w:lvl>
+    <w:lvl w:ilvl="3" w:tplc="240A0001" w:tentative="1">
+      <w:start w:val="1"/>
+      <w:numFmt w:val="bullet"/>
+      <w:lvlText w:val=""/>
+      <w:lvlJc w:val="left"/>
+      <w:pPr>
+        <w:ind w:left="3589" w:hanging="360"/>
+      </w:pPr>
+      <w:rPr>
+        <w:rFonts w:ascii="Symbol" w:hAnsi="Symbol" w:hint="default"/>
+      </w:rPr>
+    </w:lvl>
+    <w:lvl w:ilvl="4" w:tplc="240A0003" w:tentative="1">
+      <w:start w:val="1"/>
+      <w:numFmt w:val="bullet"/>
+      <w:lvlText w:val="o"/>
+      <w:lvlJc w:val="left"/>
+      <w:pPr>
+        <w:ind w:left="4309" w:hanging="360"/>
+      </w:pPr>
+      <w:rPr>
+        <w:rFonts w:ascii="Courier New" w:hAnsi="Courier New" w:cs="Courier New" w:hint="default"/>
+      </w:rPr>
+    </w:lvl>
+    <w:lvl w:ilvl="5" w:tplc="240A0005" w:tentative="1">
+      <w:start w:val="1"/>
+      <w:numFmt w:val="bullet"/>
+      <w:lvlText w:val=""/>
+      <w:lvlJc w:val="left"/>
+      <w:pPr>
+        <w:ind w:left="5029" w:hanging="360"/>
+      </w:pPr>
+      <w:rPr>
+        <w:rFonts w:ascii="Wingdings" w:hAnsi="Wingdings" w:hint="default"/>
+      </w:rPr>
+    </w:lvl>
+    <w:lvl w:ilvl="6" w:tplc="240A0001" w:tentative="1">
+      <w:start w:val="1"/>
+      <w:numFmt w:val="bullet"/>
+      <w:lvlText w:val=""/>
+      <w:lvlJc w:val="left"/>
+      <w:pPr>
+        <w:ind w:left="5749" w:hanging="360"/>
+      </w:pPr>
+      <w:rPr>
+        <w:rFonts w:ascii="Symbol" w:hAnsi="Symbol" w:hint="default"/>
+      </w:rPr>
+    </w:lvl>
+    <w:lvl w:ilvl="7" w:tplc="240A0003" w:tentative="1">
+      <w:start w:val="1"/>
+      <w:numFmt w:val="bullet"/>
+      <w:lvlText w:val="o"/>
+      <w:lvlJc w:val="left"/>
+      <w:pPr>
+        <w:ind w:left="6469" w:hanging="360"/>
+      </w:pPr>
+      <w:rPr>
+        <w:rFonts w:ascii="Courier New" w:hAnsi="Courier New" w:cs="Courier New" w:hint="default"/>
+      </w:rPr>
+    </w:lvl>
+    <w:lvl w:ilvl="8" w:tplc="240A0005" w:tentative="1">
+      <w:start w:val="1"/>
+      <w:numFmt w:val="bullet"/>
+      <w:lvlText w:val=""/>
+      <w:lvlJc w:val="left"/>
+      <w:pPr>
+        <w:ind w:left="7189" w:hanging="360"/>
+      </w:pPr>
+      <w:rPr>
+        <w:rFonts w:ascii="Wingdings" w:hAnsi="Wingdings" w:hint="default"/>
+      </w:rPr>
+    </w:lvl>
+  </w:abstractNum>
+  <w:abstractNum w:abstractNumId="7" w15:restartNumberingAfterBreak="0">
     <w:nsid w:val="1F0370CA"/>
     <w:multiLevelType w:val="hybridMultilevel"/>
     <w:tmpl w:val="7A58F832"/>
@@ -11671,7 +12842,120 @@
       </w:rPr>
     </w:lvl>
   </w:abstractNum>
-  <w:abstractNum w:abstractNumId="5" w15:restartNumberingAfterBreak="0">
+  <w:abstractNum w:abstractNumId="8" w15:restartNumberingAfterBreak="0">
+    <w:nsid w:val="27065D79"/>
+    <w:multiLevelType w:val="hybridMultilevel"/>
+    <w:tmpl w:val="E99CA56E"/>
+    <w:lvl w:ilvl="0" w:tplc="240A0003">
+      <w:start w:val="1"/>
+      <w:numFmt w:val="bullet"/>
+      <w:lvlText w:val="o"/>
+      <w:lvlJc w:val="left"/>
+      <w:pPr>
+        <w:ind w:left="1429" w:hanging="360"/>
+      </w:pPr>
+      <w:rPr>
+        <w:rFonts w:ascii="Courier New" w:hAnsi="Courier New" w:cs="Courier New" w:hint="default"/>
+      </w:rPr>
+    </w:lvl>
+    <w:lvl w:ilvl="1" w:tplc="240A0003" w:tentative="1">
+      <w:start w:val="1"/>
+      <w:numFmt w:val="bullet"/>
+      <w:lvlText w:val="o"/>
+      <w:lvlJc w:val="left"/>
+      <w:pPr>
+        <w:ind w:left="2149" w:hanging="360"/>
+      </w:pPr>
+      <w:rPr>
+        <w:rFonts w:ascii="Courier New" w:hAnsi="Courier New" w:cs="Courier New" w:hint="default"/>
+      </w:rPr>
+    </w:lvl>
+    <w:lvl w:ilvl="2" w:tplc="240A0005" w:tentative="1">
+      <w:start w:val="1"/>
+      <w:numFmt w:val="bullet"/>
+      <w:lvlText w:val=""/>
+      <w:lvlJc w:val="left"/>
+      <w:pPr>
+        <w:ind w:left="2869" w:hanging="360"/>
+      </w:pPr>
+      <w:rPr>
+        <w:rFonts w:ascii="Wingdings" w:hAnsi="Wingdings" w:hint="default"/>
+      </w:rPr>
+    </w:lvl>
+    <w:lvl w:ilvl="3" w:tplc="240A0001" w:tentative="1">
+      <w:start w:val="1"/>
+      <w:numFmt w:val="bullet"/>
+      <w:lvlText w:val=""/>
+      <w:lvlJc w:val="left"/>
+      <w:pPr>
+        <w:ind w:left="3589" w:hanging="360"/>
+      </w:pPr>
+      <w:rPr>
+        <w:rFonts w:ascii="Symbol" w:hAnsi="Symbol" w:hint="default"/>
+      </w:rPr>
+    </w:lvl>
+    <w:lvl w:ilvl="4" w:tplc="240A0003" w:tentative="1">
+      <w:start w:val="1"/>
+      <w:numFmt w:val="bullet"/>
+      <w:lvlText w:val="o"/>
+      <w:lvlJc w:val="left"/>
+      <w:pPr>
+        <w:ind w:left="4309" w:hanging="360"/>
+      </w:pPr>
+      <w:rPr>
+        <w:rFonts w:ascii="Courier New" w:hAnsi="Courier New" w:cs="Courier New" w:hint="default"/>
+      </w:rPr>
+    </w:lvl>
+    <w:lvl w:ilvl="5" w:tplc="240A0005" w:tentative="1">
+      <w:start w:val="1"/>
+      <w:numFmt w:val="bullet"/>
+      <w:lvlText w:val=""/>
+      <w:lvlJc w:val="left"/>
+      <w:pPr>
+        <w:ind w:left="5029" w:hanging="360"/>
+      </w:pPr>
+      <w:rPr>
+        <w:rFonts w:ascii="Wingdings" w:hAnsi="Wingdings" w:hint="default"/>
+      </w:rPr>
+    </w:lvl>
+    <w:lvl w:ilvl="6" w:tplc="240A0001" w:tentative="1">
+      <w:start w:val="1"/>
+      <w:numFmt w:val="bullet"/>
+      <w:lvlText w:val=""/>
+      <w:lvlJc w:val="left"/>
+      <w:pPr>
+        <w:ind w:left="5749" w:hanging="360"/>
+      </w:pPr>
+      <w:rPr>
+        <w:rFonts w:ascii="Symbol" w:hAnsi="Symbol" w:hint="default"/>
+      </w:rPr>
+    </w:lvl>
+    <w:lvl w:ilvl="7" w:tplc="240A0003" w:tentative="1">
+      <w:start w:val="1"/>
+      <w:numFmt w:val="bullet"/>
+      <w:lvlText w:val="o"/>
+      <w:lvlJc w:val="left"/>
+      <w:pPr>
+        <w:ind w:left="6469" w:hanging="360"/>
+      </w:pPr>
+      <w:rPr>
+        <w:rFonts w:ascii="Courier New" w:hAnsi="Courier New" w:cs="Courier New" w:hint="default"/>
+      </w:rPr>
+    </w:lvl>
+    <w:lvl w:ilvl="8" w:tplc="240A0005" w:tentative="1">
+      <w:start w:val="1"/>
+      <w:numFmt w:val="bullet"/>
+      <w:lvlText w:val=""/>
+      <w:lvlJc w:val="left"/>
+      <w:pPr>
+        <w:ind w:left="7189" w:hanging="360"/>
+      </w:pPr>
+      <w:rPr>
+        <w:rFonts w:ascii="Wingdings" w:hAnsi="Wingdings" w:hint="default"/>
+      </w:rPr>
+    </w:lvl>
+  </w:abstractNum>
+  <w:abstractNum w:abstractNumId="9" w15:restartNumberingAfterBreak="0">
     <w:nsid w:val="27412B07"/>
     <w:multiLevelType w:val="hybridMultilevel"/>
     <w:tmpl w:val="9FDADF5E"/>
@@ -11762,7 +13046,7 @@
       </w:pPr>
     </w:lvl>
   </w:abstractNum>
-  <w:abstractNum w:abstractNumId="6" w15:restartNumberingAfterBreak="0">
+  <w:abstractNum w:abstractNumId="10" w15:restartNumberingAfterBreak="0">
     <w:nsid w:val="320824DA"/>
     <w:multiLevelType w:val="hybridMultilevel"/>
     <w:tmpl w:val="4FF4BA8C"/>
@@ -11875,7 +13159,7 @@
       </w:rPr>
     </w:lvl>
   </w:abstractNum>
-  <w:abstractNum w:abstractNumId="7" w15:restartNumberingAfterBreak="0">
+  <w:abstractNum w:abstractNumId="11" w15:restartNumberingAfterBreak="0">
     <w:nsid w:val="34B96DB1"/>
     <w:multiLevelType w:val="hybridMultilevel"/>
     <w:tmpl w:val="E702EC84"/>
@@ -11988,7 +13272,7 @@
       </w:rPr>
     </w:lvl>
   </w:abstractNum>
-  <w:abstractNum w:abstractNumId="8" w15:restartNumberingAfterBreak="0">
+  <w:abstractNum w:abstractNumId="12" w15:restartNumberingAfterBreak="0">
     <w:nsid w:val="368E176E"/>
     <w:multiLevelType w:val="hybridMultilevel"/>
     <w:tmpl w:val="BDF054FE"/>
@@ -12082,7 +13366,120 @@
       </w:pPr>
     </w:lvl>
   </w:abstractNum>
-  <w:abstractNum w:abstractNumId="9" w15:restartNumberingAfterBreak="0">
+  <w:abstractNum w:abstractNumId="13" w15:restartNumberingAfterBreak="0">
+    <w:nsid w:val="3D605792"/>
+    <w:multiLevelType w:val="hybridMultilevel"/>
+    <w:tmpl w:val="6A584CEE"/>
+    <w:lvl w:ilvl="0" w:tplc="240A0001">
+      <w:start w:val="1"/>
+      <w:numFmt w:val="bullet"/>
+      <w:lvlText w:val=""/>
+      <w:lvlJc w:val="left"/>
+      <w:pPr>
+        <w:ind w:left="1429" w:hanging="360"/>
+      </w:pPr>
+      <w:rPr>
+        <w:rFonts w:ascii="Symbol" w:hAnsi="Symbol" w:hint="default"/>
+      </w:rPr>
+    </w:lvl>
+    <w:lvl w:ilvl="1" w:tplc="240A0003" w:tentative="1">
+      <w:start w:val="1"/>
+      <w:numFmt w:val="bullet"/>
+      <w:lvlText w:val="o"/>
+      <w:lvlJc w:val="left"/>
+      <w:pPr>
+        <w:ind w:left="2149" w:hanging="360"/>
+      </w:pPr>
+      <w:rPr>
+        <w:rFonts w:ascii="Courier New" w:hAnsi="Courier New" w:cs="Courier New" w:hint="default"/>
+      </w:rPr>
+    </w:lvl>
+    <w:lvl w:ilvl="2" w:tplc="240A0005" w:tentative="1">
+      <w:start w:val="1"/>
+      <w:numFmt w:val="bullet"/>
+      <w:lvlText w:val=""/>
+      <w:lvlJc w:val="left"/>
+      <w:pPr>
+        <w:ind w:left="2869" w:hanging="360"/>
+      </w:pPr>
+      <w:rPr>
+        <w:rFonts w:ascii="Wingdings" w:hAnsi="Wingdings" w:hint="default"/>
+      </w:rPr>
+    </w:lvl>
+    <w:lvl w:ilvl="3" w:tplc="240A0001" w:tentative="1">
+      <w:start w:val="1"/>
+      <w:numFmt w:val="bullet"/>
+      <w:lvlText w:val=""/>
+      <w:lvlJc w:val="left"/>
+      <w:pPr>
+        <w:ind w:left="3589" w:hanging="360"/>
+      </w:pPr>
+      <w:rPr>
+        <w:rFonts w:ascii="Symbol" w:hAnsi="Symbol" w:hint="default"/>
+      </w:rPr>
+    </w:lvl>
+    <w:lvl w:ilvl="4" w:tplc="240A0003" w:tentative="1">
+      <w:start w:val="1"/>
+      <w:numFmt w:val="bullet"/>
+      <w:lvlText w:val="o"/>
+      <w:lvlJc w:val="left"/>
+      <w:pPr>
+        <w:ind w:left="4309" w:hanging="360"/>
+      </w:pPr>
+      <w:rPr>
+        <w:rFonts w:ascii="Courier New" w:hAnsi="Courier New" w:cs="Courier New" w:hint="default"/>
+      </w:rPr>
+    </w:lvl>
+    <w:lvl w:ilvl="5" w:tplc="240A0005" w:tentative="1">
+      <w:start w:val="1"/>
+      <w:numFmt w:val="bullet"/>
+      <w:lvlText w:val=""/>
+      <w:lvlJc w:val="left"/>
+      <w:pPr>
+        <w:ind w:left="5029" w:hanging="360"/>
+      </w:pPr>
+      <w:rPr>
+        <w:rFonts w:ascii="Wingdings" w:hAnsi="Wingdings" w:hint="default"/>
+      </w:rPr>
+    </w:lvl>
+    <w:lvl w:ilvl="6" w:tplc="240A0001" w:tentative="1">
+      <w:start w:val="1"/>
+      <w:numFmt w:val="bullet"/>
+      <w:lvlText w:val=""/>
+      <w:lvlJc w:val="left"/>
+      <w:pPr>
+        <w:ind w:left="5749" w:hanging="360"/>
+      </w:pPr>
+      <w:rPr>
+        <w:rFonts w:ascii="Symbol" w:hAnsi="Symbol" w:hint="default"/>
+      </w:rPr>
+    </w:lvl>
+    <w:lvl w:ilvl="7" w:tplc="240A0003" w:tentative="1">
+      <w:start w:val="1"/>
+      <w:numFmt w:val="bullet"/>
+      <w:lvlText w:val="o"/>
+      <w:lvlJc w:val="left"/>
+      <w:pPr>
+        <w:ind w:left="6469" w:hanging="360"/>
+      </w:pPr>
+      <w:rPr>
+        <w:rFonts w:ascii="Courier New" w:hAnsi="Courier New" w:cs="Courier New" w:hint="default"/>
+      </w:rPr>
+    </w:lvl>
+    <w:lvl w:ilvl="8" w:tplc="240A0005" w:tentative="1">
+      <w:start w:val="1"/>
+      <w:numFmt w:val="bullet"/>
+      <w:lvlText w:val=""/>
+      <w:lvlJc w:val="left"/>
+      <w:pPr>
+        <w:ind w:left="7189" w:hanging="360"/>
+      </w:pPr>
+      <w:rPr>
+        <w:rFonts w:ascii="Wingdings" w:hAnsi="Wingdings" w:hint="default"/>
+      </w:rPr>
+    </w:lvl>
+  </w:abstractNum>
+  <w:abstractNum w:abstractNumId="14" w15:restartNumberingAfterBreak="0">
     <w:nsid w:val="3DDF6562"/>
     <w:multiLevelType w:val="multilevel"/>
     <w:tmpl w:val="F7B683D0"/>
@@ -12203,7 +13600,7 @@
       </w:rPr>
     </w:lvl>
   </w:abstractNum>
-  <w:abstractNum w:abstractNumId="10" w15:restartNumberingAfterBreak="0">
+  <w:abstractNum w:abstractNumId="15" w15:restartNumberingAfterBreak="0">
     <w:nsid w:val="3ED64F03"/>
     <w:multiLevelType w:val="hybridMultilevel"/>
     <w:tmpl w:val="F2CC1B0C"/>
@@ -12316,7 +13713,7 @@
       </w:rPr>
     </w:lvl>
   </w:abstractNum>
-  <w:abstractNum w:abstractNumId="11" w15:restartNumberingAfterBreak="0">
+  <w:abstractNum w:abstractNumId="16" w15:restartNumberingAfterBreak="0">
     <w:nsid w:val="3F6A10E2"/>
     <w:multiLevelType w:val="hybridMultilevel"/>
     <w:tmpl w:val="AA865234"/>
@@ -12429,7 +13826,7 @@
       </w:rPr>
     </w:lvl>
   </w:abstractNum>
-  <w:abstractNum w:abstractNumId="12" w15:restartNumberingAfterBreak="0">
+  <w:abstractNum w:abstractNumId="17" w15:restartNumberingAfterBreak="0">
     <w:nsid w:val="441D5AA6"/>
     <w:multiLevelType w:val="hybridMultilevel"/>
     <w:tmpl w:val="AEEAD402"/>
@@ -12542,7 +13939,7 @@
       </w:rPr>
     </w:lvl>
   </w:abstractNum>
-  <w:abstractNum w:abstractNumId="13" w15:restartNumberingAfterBreak="0">
+  <w:abstractNum w:abstractNumId="18" w15:restartNumberingAfterBreak="0">
     <w:nsid w:val="488B4DA7"/>
     <w:multiLevelType w:val="hybridMultilevel"/>
     <w:tmpl w:val="7A00B302"/>
@@ -12655,10 +14052,10 @@
       </w:rPr>
     </w:lvl>
   </w:abstractNum>
-  <w:abstractNum w:abstractNumId="14" w15:restartNumberingAfterBreak="0">
+  <w:abstractNum w:abstractNumId="19" w15:restartNumberingAfterBreak="0">
     <w:nsid w:val="497D0266"/>
     <w:multiLevelType w:val="hybridMultilevel"/>
-    <w:tmpl w:val="5B6EF5EE"/>
+    <w:tmpl w:val="6A142374"/>
     <w:lvl w:ilvl="0" w:tplc="240A0001">
       <w:start w:val="1"/>
       <w:numFmt w:val="bullet"/>
@@ -12768,7 +14165,7 @@
       </w:rPr>
     </w:lvl>
   </w:abstractNum>
-  <w:abstractNum w:abstractNumId="15" w15:restartNumberingAfterBreak="0">
+  <w:abstractNum w:abstractNumId="20" w15:restartNumberingAfterBreak="0">
     <w:nsid w:val="4DA61889"/>
     <w:multiLevelType w:val="hybridMultilevel"/>
     <w:tmpl w:val="07BE7B20"/>
@@ -12881,7 +14278,7 @@
       </w:rPr>
     </w:lvl>
   </w:abstractNum>
-  <w:abstractNum w:abstractNumId="16" w15:restartNumberingAfterBreak="0">
+  <w:abstractNum w:abstractNumId="21" w15:restartNumberingAfterBreak="0">
     <w:nsid w:val="4EBE1EF6"/>
     <w:multiLevelType w:val="hybridMultilevel"/>
     <w:tmpl w:val="AF3C2E24"/>
@@ -12972,7 +14369,7 @@
       </w:pPr>
     </w:lvl>
   </w:abstractNum>
-  <w:abstractNum w:abstractNumId="17" w15:restartNumberingAfterBreak="0">
+  <w:abstractNum w:abstractNumId="22" w15:restartNumberingAfterBreak="0">
     <w:nsid w:val="50FA3F4E"/>
     <w:multiLevelType w:val="hybridMultilevel"/>
     <w:tmpl w:val="7A9AE782"/>
@@ -13062,7 +14459,233 @@
       </w:pPr>
     </w:lvl>
   </w:abstractNum>
-  <w:abstractNum w:abstractNumId="18" w15:restartNumberingAfterBreak="0">
+  <w:abstractNum w:abstractNumId="23" w15:restartNumberingAfterBreak="0">
+    <w:nsid w:val="586D1527"/>
+    <w:multiLevelType w:val="hybridMultilevel"/>
+    <w:tmpl w:val="FFC85640"/>
+    <w:lvl w:ilvl="0" w:tplc="240A0003">
+      <w:start w:val="1"/>
+      <w:numFmt w:val="bullet"/>
+      <w:lvlText w:val="o"/>
+      <w:lvlJc w:val="left"/>
+      <w:pPr>
+        <w:ind w:left="1429" w:hanging="360"/>
+      </w:pPr>
+      <w:rPr>
+        <w:rFonts w:ascii="Courier New" w:hAnsi="Courier New" w:cs="Courier New" w:hint="default"/>
+      </w:rPr>
+    </w:lvl>
+    <w:lvl w:ilvl="1" w:tplc="240A0003" w:tentative="1">
+      <w:start w:val="1"/>
+      <w:numFmt w:val="bullet"/>
+      <w:lvlText w:val="o"/>
+      <w:lvlJc w:val="left"/>
+      <w:pPr>
+        <w:ind w:left="2149" w:hanging="360"/>
+      </w:pPr>
+      <w:rPr>
+        <w:rFonts w:ascii="Courier New" w:hAnsi="Courier New" w:cs="Courier New" w:hint="default"/>
+      </w:rPr>
+    </w:lvl>
+    <w:lvl w:ilvl="2" w:tplc="240A0005" w:tentative="1">
+      <w:start w:val="1"/>
+      <w:numFmt w:val="bullet"/>
+      <w:lvlText w:val=""/>
+      <w:lvlJc w:val="left"/>
+      <w:pPr>
+        <w:ind w:left="2869" w:hanging="360"/>
+      </w:pPr>
+      <w:rPr>
+        <w:rFonts w:ascii="Wingdings" w:hAnsi="Wingdings" w:hint="default"/>
+      </w:rPr>
+    </w:lvl>
+    <w:lvl w:ilvl="3" w:tplc="240A0001" w:tentative="1">
+      <w:start w:val="1"/>
+      <w:numFmt w:val="bullet"/>
+      <w:lvlText w:val=""/>
+      <w:lvlJc w:val="left"/>
+      <w:pPr>
+        <w:ind w:left="3589" w:hanging="360"/>
+      </w:pPr>
+      <w:rPr>
+        <w:rFonts w:ascii="Symbol" w:hAnsi="Symbol" w:hint="default"/>
+      </w:rPr>
+    </w:lvl>
+    <w:lvl w:ilvl="4" w:tplc="240A0003" w:tentative="1">
+      <w:start w:val="1"/>
+      <w:numFmt w:val="bullet"/>
+      <w:lvlText w:val="o"/>
+      <w:lvlJc w:val="left"/>
+      <w:pPr>
+        <w:ind w:left="4309" w:hanging="360"/>
+      </w:pPr>
+      <w:rPr>
+        <w:rFonts w:ascii="Courier New" w:hAnsi="Courier New" w:cs="Courier New" w:hint="default"/>
+      </w:rPr>
+    </w:lvl>
+    <w:lvl w:ilvl="5" w:tplc="240A0005" w:tentative="1">
+      <w:start w:val="1"/>
+      <w:numFmt w:val="bullet"/>
+      <w:lvlText w:val=""/>
+      <w:lvlJc w:val="left"/>
+      <w:pPr>
+        <w:ind w:left="5029" w:hanging="360"/>
+      </w:pPr>
+      <w:rPr>
+        <w:rFonts w:ascii="Wingdings" w:hAnsi="Wingdings" w:hint="default"/>
+      </w:rPr>
+    </w:lvl>
+    <w:lvl w:ilvl="6" w:tplc="240A0001" w:tentative="1">
+      <w:start w:val="1"/>
+      <w:numFmt w:val="bullet"/>
+      <w:lvlText w:val=""/>
+      <w:lvlJc w:val="left"/>
+      <w:pPr>
+        <w:ind w:left="5749" w:hanging="360"/>
+      </w:pPr>
+      <w:rPr>
+        <w:rFonts w:ascii="Symbol" w:hAnsi="Symbol" w:hint="default"/>
+      </w:rPr>
+    </w:lvl>
+    <w:lvl w:ilvl="7" w:tplc="240A0003" w:tentative="1">
+      <w:start w:val="1"/>
+      <w:numFmt w:val="bullet"/>
+      <w:lvlText w:val="o"/>
+      <w:lvlJc w:val="left"/>
+      <w:pPr>
+        <w:ind w:left="6469" w:hanging="360"/>
+      </w:pPr>
+      <w:rPr>
+        <w:rFonts w:ascii="Courier New" w:hAnsi="Courier New" w:cs="Courier New" w:hint="default"/>
+      </w:rPr>
+    </w:lvl>
+    <w:lvl w:ilvl="8" w:tplc="240A0005" w:tentative="1">
+      <w:start w:val="1"/>
+      <w:numFmt w:val="bullet"/>
+      <w:lvlText w:val=""/>
+      <w:lvlJc w:val="left"/>
+      <w:pPr>
+        <w:ind w:left="7189" w:hanging="360"/>
+      </w:pPr>
+      <w:rPr>
+        <w:rFonts w:ascii="Wingdings" w:hAnsi="Wingdings" w:hint="default"/>
+      </w:rPr>
+    </w:lvl>
+  </w:abstractNum>
+  <w:abstractNum w:abstractNumId="24" w15:restartNumberingAfterBreak="0">
+    <w:nsid w:val="5B20211A"/>
+    <w:multiLevelType w:val="hybridMultilevel"/>
+    <w:tmpl w:val="311A05C0"/>
+    <w:lvl w:ilvl="0" w:tplc="240A0003">
+      <w:start w:val="1"/>
+      <w:numFmt w:val="bullet"/>
+      <w:lvlText w:val="o"/>
+      <w:lvlJc w:val="left"/>
+      <w:pPr>
+        <w:ind w:left="1429" w:hanging="360"/>
+      </w:pPr>
+      <w:rPr>
+        <w:rFonts w:ascii="Courier New" w:hAnsi="Courier New" w:cs="Courier New" w:hint="default"/>
+      </w:rPr>
+    </w:lvl>
+    <w:lvl w:ilvl="1" w:tplc="240A0003" w:tentative="1">
+      <w:start w:val="1"/>
+      <w:numFmt w:val="bullet"/>
+      <w:lvlText w:val="o"/>
+      <w:lvlJc w:val="left"/>
+      <w:pPr>
+        <w:ind w:left="2149" w:hanging="360"/>
+      </w:pPr>
+      <w:rPr>
+        <w:rFonts w:ascii="Courier New" w:hAnsi="Courier New" w:cs="Courier New" w:hint="default"/>
+      </w:rPr>
+    </w:lvl>
+    <w:lvl w:ilvl="2" w:tplc="240A0005" w:tentative="1">
+      <w:start w:val="1"/>
+      <w:numFmt w:val="bullet"/>
+      <w:lvlText w:val=""/>
+      <w:lvlJc w:val="left"/>
+      <w:pPr>
+        <w:ind w:left="2869" w:hanging="360"/>
+      </w:pPr>
+      <w:rPr>
+        <w:rFonts w:ascii="Wingdings" w:hAnsi="Wingdings" w:hint="default"/>
+      </w:rPr>
+    </w:lvl>
+    <w:lvl w:ilvl="3" w:tplc="240A0001" w:tentative="1">
+      <w:start w:val="1"/>
+      <w:numFmt w:val="bullet"/>
+      <w:lvlText w:val=""/>
+      <w:lvlJc w:val="left"/>
+      <w:pPr>
+        <w:ind w:left="3589" w:hanging="360"/>
+      </w:pPr>
+      <w:rPr>
+        <w:rFonts w:ascii="Symbol" w:hAnsi="Symbol" w:hint="default"/>
+      </w:rPr>
+    </w:lvl>
+    <w:lvl w:ilvl="4" w:tplc="240A0003" w:tentative="1">
+      <w:start w:val="1"/>
+      <w:numFmt w:val="bullet"/>
+      <w:lvlText w:val="o"/>
+      <w:lvlJc w:val="left"/>
+      <w:pPr>
+        <w:ind w:left="4309" w:hanging="360"/>
+      </w:pPr>
+      <w:rPr>
+        <w:rFonts w:ascii="Courier New" w:hAnsi="Courier New" w:cs="Courier New" w:hint="default"/>
+      </w:rPr>
+    </w:lvl>
+    <w:lvl w:ilvl="5" w:tplc="240A0005" w:tentative="1">
+      <w:start w:val="1"/>
+      <w:numFmt w:val="bullet"/>
+      <w:lvlText w:val=""/>
+      <w:lvlJc w:val="left"/>
+      <w:pPr>
+        <w:ind w:left="5029" w:hanging="360"/>
+      </w:pPr>
+      <w:rPr>
+        <w:rFonts w:ascii="Wingdings" w:hAnsi="Wingdings" w:hint="default"/>
+      </w:rPr>
+    </w:lvl>
+    <w:lvl w:ilvl="6" w:tplc="240A0001" w:tentative="1">
+      <w:start w:val="1"/>
+      <w:numFmt w:val="bullet"/>
+      <w:lvlText w:val=""/>
+      <w:lvlJc w:val="left"/>
+      <w:pPr>
+        <w:ind w:left="5749" w:hanging="360"/>
+      </w:pPr>
+      <w:rPr>
+        <w:rFonts w:ascii="Symbol" w:hAnsi="Symbol" w:hint="default"/>
+      </w:rPr>
+    </w:lvl>
+    <w:lvl w:ilvl="7" w:tplc="240A0003" w:tentative="1">
+      <w:start w:val="1"/>
+      <w:numFmt w:val="bullet"/>
+      <w:lvlText w:val="o"/>
+      <w:lvlJc w:val="left"/>
+      <w:pPr>
+        <w:ind w:left="6469" w:hanging="360"/>
+      </w:pPr>
+      <w:rPr>
+        <w:rFonts w:ascii="Courier New" w:hAnsi="Courier New" w:cs="Courier New" w:hint="default"/>
+      </w:rPr>
+    </w:lvl>
+    <w:lvl w:ilvl="8" w:tplc="240A0005" w:tentative="1">
+      <w:start w:val="1"/>
+      <w:numFmt w:val="bullet"/>
+      <w:lvlText w:val=""/>
+      <w:lvlJc w:val="left"/>
+      <w:pPr>
+        <w:ind w:left="7189" w:hanging="360"/>
+      </w:pPr>
+      <w:rPr>
+        <w:rFonts w:ascii="Wingdings" w:hAnsi="Wingdings" w:hint="default"/>
+      </w:rPr>
+    </w:lvl>
+  </w:abstractNum>
+  <w:abstractNum w:abstractNumId="25" w15:restartNumberingAfterBreak="0">
     <w:nsid w:val="5E4258DE"/>
     <w:multiLevelType w:val="hybridMultilevel"/>
     <w:tmpl w:val="050873BE"/>
@@ -13175,7 +14798,233 @@
       </w:rPr>
     </w:lvl>
   </w:abstractNum>
-  <w:abstractNum w:abstractNumId="19" w15:restartNumberingAfterBreak="0">
+  <w:abstractNum w:abstractNumId="26" w15:restartNumberingAfterBreak="0">
+    <w:nsid w:val="61EB4C14"/>
+    <w:multiLevelType w:val="hybridMultilevel"/>
+    <w:tmpl w:val="C5F268DE"/>
+    <w:lvl w:ilvl="0" w:tplc="240A0001">
+      <w:start w:val="1"/>
+      <w:numFmt w:val="bullet"/>
+      <w:lvlText w:val=""/>
+      <w:lvlJc w:val="left"/>
+      <w:pPr>
+        <w:ind w:left="1429" w:hanging="360"/>
+      </w:pPr>
+      <w:rPr>
+        <w:rFonts w:ascii="Symbol" w:hAnsi="Symbol" w:hint="default"/>
+      </w:rPr>
+    </w:lvl>
+    <w:lvl w:ilvl="1" w:tplc="240A0003" w:tentative="1">
+      <w:start w:val="1"/>
+      <w:numFmt w:val="bullet"/>
+      <w:lvlText w:val="o"/>
+      <w:lvlJc w:val="left"/>
+      <w:pPr>
+        <w:ind w:left="2149" w:hanging="360"/>
+      </w:pPr>
+      <w:rPr>
+        <w:rFonts w:ascii="Courier New" w:hAnsi="Courier New" w:cs="Courier New" w:hint="default"/>
+      </w:rPr>
+    </w:lvl>
+    <w:lvl w:ilvl="2" w:tplc="240A0005" w:tentative="1">
+      <w:start w:val="1"/>
+      <w:numFmt w:val="bullet"/>
+      <w:lvlText w:val=""/>
+      <w:lvlJc w:val="left"/>
+      <w:pPr>
+        <w:ind w:left="2869" w:hanging="360"/>
+      </w:pPr>
+      <w:rPr>
+        <w:rFonts w:ascii="Wingdings" w:hAnsi="Wingdings" w:hint="default"/>
+      </w:rPr>
+    </w:lvl>
+    <w:lvl w:ilvl="3" w:tplc="240A0001" w:tentative="1">
+      <w:start w:val="1"/>
+      <w:numFmt w:val="bullet"/>
+      <w:lvlText w:val=""/>
+      <w:lvlJc w:val="left"/>
+      <w:pPr>
+        <w:ind w:left="3589" w:hanging="360"/>
+      </w:pPr>
+      <w:rPr>
+        <w:rFonts w:ascii="Symbol" w:hAnsi="Symbol" w:hint="default"/>
+      </w:rPr>
+    </w:lvl>
+    <w:lvl w:ilvl="4" w:tplc="240A0003" w:tentative="1">
+      <w:start w:val="1"/>
+      <w:numFmt w:val="bullet"/>
+      <w:lvlText w:val="o"/>
+      <w:lvlJc w:val="left"/>
+      <w:pPr>
+        <w:ind w:left="4309" w:hanging="360"/>
+      </w:pPr>
+      <w:rPr>
+        <w:rFonts w:ascii="Courier New" w:hAnsi="Courier New" w:cs="Courier New" w:hint="default"/>
+      </w:rPr>
+    </w:lvl>
+    <w:lvl w:ilvl="5" w:tplc="240A0005" w:tentative="1">
+      <w:start w:val="1"/>
+      <w:numFmt w:val="bullet"/>
+      <w:lvlText w:val=""/>
+      <w:lvlJc w:val="left"/>
+      <w:pPr>
+        <w:ind w:left="5029" w:hanging="360"/>
+      </w:pPr>
+      <w:rPr>
+        <w:rFonts w:ascii="Wingdings" w:hAnsi="Wingdings" w:hint="default"/>
+      </w:rPr>
+    </w:lvl>
+    <w:lvl w:ilvl="6" w:tplc="240A0001" w:tentative="1">
+      <w:start w:val="1"/>
+      <w:numFmt w:val="bullet"/>
+      <w:lvlText w:val=""/>
+      <w:lvlJc w:val="left"/>
+      <w:pPr>
+        <w:ind w:left="5749" w:hanging="360"/>
+      </w:pPr>
+      <w:rPr>
+        <w:rFonts w:ascii="Symbol" w:hAnsi="Symbol" w:hint="default"/>
+      </w:rPr>
+    </w:lvl>
+    <w:lvl w:ilvl="7" w:tplc="240A0003" w:tentative="1">
+      <w:start w:val="1"/>
+      <w:numFmt w:val="bullet"/>
+      <w:lvlText w:val="o"/>
+      <w:lvlJc w:val="left"/>
+      <w:pPr>
+        <w:ind w:left="6469" w:hanging="360"/>
+      </w:pPr>
+      <w:rPr>
+        <w:rFonts w:ascii="Courier New" w:hAnsi="Courier New" w:cs="Courier New" w:hint="default"/>
+      </w:rPr>
+    </w:lvl>
+    <w:lvl w:ilvl="8" w:tplc="240A0005" w:tentative="1">
+      <w:start w:val="1"/>
+      <w:numFmt w:val="bullet"/>
+      <w:lvlText w:val=""/>
+      <w:lvlJc w:val="left"/>
+      <w:pPr>
+        <w:ind w:left="7189" w:hanging="360"/>
+      </w:pPr>
+      <w:rPr>
+        <w:rFonts w:ascii="Wingdings" w:hAnsi="Wingdings" w:hint="default"/>
+      </w:rPr>
+    </w:lvl>
+  </w:abstractNum>
+  <w:abstractNum w:abstractNumId="27" w15:restartNumberingAfterBreak="0">
+    <w:nsid w:val="675622EA"/>
+    <w:multiLevelType w:val="hybridMultilevel"/>
+    <w:tmpl w:val="74A43354"/>
+    <w:lvl w:ilvl="0" w:tplc="240A0001">
+      <w:start w:val="1"/>
+      <w:numFmt w:val="bullet"/>
+      <w:lvlText w:val=""/>
+      <w:lvlJc w:val="left"/>
+      <w:pPr>
+        <w:ind w:left="1429" w:hanging="360"/>
+      </w:pPr>
+      <w:rPr>
+        <w:rFonts w:ascii="Symbol" w:hAnsi="Symbol" w:hint="default"/>
+      </w:rPr>
+    </w:lvl>
+    <w:lvl w:ilvl="1" w:tplc="240A0003" w:tentative="1">
+      <w:start w:val="1"/>
+      <w:numFmt w:val="bullet"/>
+      <w:lvlText w:val="o"/>
+      <w:lvlJc w:val="left"/>
+      <w:pPr>
+        <w:ind w:left="2149" w:hanging="360"/>
+      </w:pPr>
+      <w:rPr>
+        <w:rFonts w:ascii="Courier New" w:hAnsi="Courier New" w:cs="Courier New" w:hint="default"/>
+      </w:rPr>
+    </w:lvl>
+    <w:lvl w:ilvl="2" w:tplc="240A0005" w:tentative="1">
+      <w:start w:val="1"/>
+      <w:numFmt w:val="bullet"/>
+      <w:lvlText w:val=""/>
+      <w:lvlJc w:val="left"/>
+      <w:pPr>
+        <w:ind w:left="2869" w:hanging="360"/>
+      </w:pPr>
+      <w:rPr>
+        <w:rFonts w:ascii="Wingdings" w:hAnsi="Wingdings" w:hint="default"/>
+      </w:rPr>
+    </w:lvl>
+    <w:lvl w:ilvl="3" w:tplc="240A0001" w:tentative="1">
+      <w:start w:val="1"/>
+      <w:numFmt w:val="bullet"/>
+      <w:lvlText w:val=""/>
+      <w:lvlJc w:val="left"/>
+      <w:pPr>
+        <w:ind w:left="3589" w:hanging="360"/>
+      </w:pPr>
+      <w:rPr>
+        <w:rFonts w:ascii="Symbol" w:hAnsi="Symbol" w:hint="default"/>
+      </w:rPr>
+    </w:lvl>
+    <w:lvl w:ilvl="4" w:tplc="240A0003" w:tentative="1">
+      <w:start w:val="1"/>
+      <w:numFmt w:val="bullet"/>
+      <w:lvlText w:val="o"/>
+      <w:lvlJc w:val="left"/>
+      <w:pPr>
+        <w:ind w:left="4309" w:hanging="360"/>
+      </w:pPr>
+      <w:rPr>
+        <w:rFonts w:ascii="Courier New" w:hAnsi="Courier New" w:cs="Courier New" w:hint="default"/>
+      </w:rPr>
+    </w:lvl>
+    <w:lvl w:ilvl="5" w:tplc="240A0005" w:tentative="1">
+      <w:start w:val="1"/>
+      <w:numFmt w:val="bullet"/>
+      <w:lvlText w:val=""/>
+      <w:lvlJc w:val="left"/>
+      <w:pPr>
+        <w:ind w:left="5029" w:hanging="360"/>
+      </w:pPr>
+      <w:rPr>
+        <w:rFonts w:ascii="Wingdings" w:hAnsi="Wingdings" w:hint="default"/>
+      </w:rPr>
+    </w:lvl>
+    <w:lvl w:ilvl="6" w:tplc="240A0001" w:tentative="1">
+      <w:start w:val="1"/>
+      <w:numFmt w:val="bullet"/>
+      <w:lvlText w:val=""/>
+      <w:lvlJc w:val="left"/>
+      <w:pPr>
+        <w:ind w:left="5749" w:hanging="360"/>
+      </w:pPr>
+      <w:rPr>
+        <w:rFonts w:ascii="Symbol" w:hAnsi="Symbol" w:hint="default"/>
+      </w:rPr>
+    </w:lvl>
+    <w:lvl w:ilvl="7" w:tplc="240A0003" w:tentative="1">
+      <w:start w:val="1"/>
+      <w:numFmt w:val="bullet"/>
+      <w:lvlText w:val="o"/>
+      <w:lvlJc w:val="left"/>
+      <w:pPr>
+        <w:ind w:left="6469" w:hanging="360"/>
+      </w:pPr>
+      <w:rPr>
+        <w:rFonts w:ascii="Courier New" w:hAnsi="Courier New" w:cs="Courier New" w:hint="default"/>
+      </w:rPr>
+    </w:lvl>
+    <w:lvl w:ilvl="8" w:tplc="240A0005" w:tentative="1">
+      <w:start w:val="1"/>
+      <w:numFmt w:val="bullet"/>
+      <w:lvlText w:val=""/>
+      <w:lvlJc w:val="left"/>
+      <w:pPr>
+        <w:ind w:left="7189" w:hanging="360"/>
+      </w:pPr>
+      <w:rPr>
+        <w:rFonts w:ascii="Wingdings" w:hAnsi="Wingdings" w:hint="default"/>
+      </w:rPr>
+    </w:lvl>
+  </w:abstractNum>
+  <w:abstractNum w:abstractNumId="28" w15:restartNumberingAfterBreak="0">
     <w:nsid w:val="6C792B51"/>
     <w:multiLevelType w:val="hybridMultilevel"/>
     <w:tmpl w:val="15721B3E"/>
@@ -13288,7 +15137,7 @@
       </w:rPr>
     </w:lvl>
   </w:abstractNum>
-  <w:abstractNum w:abstractNumId="20" w15:restartNumberingAfterBreak="0">
+  <w:abstractNum w:abstractNumId="29" w15:restartNumberingAfterBreak="0">
     <w:nsid w:val="75A35007"/>
     <w:multiLevelType w:val="hybridMultilevel"/>
     <w:tmpl w:val="3C88C0C0"/>
@@ -13378,7 +15227,7 @@
       </w:pPr>
     </w:lvl>
   </w:abstractNum>
-  <w:abstractNum w:abstractNumId="21" w15:restartNumberingAfterBreak="0">
+  <w:abstractNum w:abstractNumId="30" w15:restartNumberingAfterBreak="0">
     <w:nsid w:val="7ABB2D7D"/>
     <w:multiLevelType w:val="hybridMultilevel"/>
     <w:tmpl w:val="8102BEEE"/>
@@ -13495,67 +15344,94 @@
     <w:abstractNumId w:val="0"/>
   </w:num>
   <w:num w:numId="2">
-    <w:abstractNumId w:val="5"/>
+    <w:abstractNumId w:val="9"/>
   </w:num>
   <w:num w:numId="3">
-    <w:abstractNumId w:val="16"/>
+    <w:abstractNumId w:val="21"/>
   </w:num>
   <w:num w:numId="4">
-    <w:abstractNumId w:val="8"/>
+    <w:abstractNumId w:val="12"/>
   </w:num>
   <w:num w:numId="5">
-    <w:abstractNumId w:val="9"/>
+    <w:abstractNumId w:val="14"/>
   </w:num>
   <w:num w:numId="6">
     <w:abstractNumId w:val="1"/>
   </w:num>
   <w:num w:numId="7">
+    <w:abstractNumId w:val="4"/>
+  </w:num>
+  <w:num w:numId="8">
+    <w:abstractNumId w:val="22"/>
+  </w:num>
+  <w:num w:numId="9">
+    <w:abstractNumId w:val="11"/>
+  </w:num>
+  <w:num w:numId="10">
+    <w:abstractNumId w:val="17"/>
+  </w:num>
+  <w:num w:numId="11">
+    <w:abstractNumId w:val="10"/>
+  </w:num>
+  <w:num w:numId="12">
+    <w:abstractNumId w:val="7"/>
+  </w:num>
+  <w:num w:numId="13">
+    <w:abstractNumId w:val="16"/>
+  </w:num>
+  <w:num w:numId="14">
+    <w:abstractNumId w:val="30"/>
+  </w:num>
+  <w:num w:numId="15">
+    <w:abstractNumId w:val="28"/>
+  </w:num>
+  <w:num w:numId="16">
+    <w:abstractNumId w:val="25"/>
+  </w:num>
+  <w:num w:numId="17">
+    <w:abstractNumId w:val="29"/>
+  </w:num>
+  <w:num w:numId="18">
+    <w:abstractNumId w:val="5"/>
+  </w:num>
+  <w:num w:numId="19">
+    <w:abstractNumId w:val="19"/>
+  </w:num>
+  <w:num w:numId="20">
+    <w:abstractNumId w:val="18"/>
+  </w:num>
+  <w:num w:numId="21">
+    <w:abstractNumId w:val="15"/>
+  </w:num>
+  <w:num w:numId="22">
+    <w:abstractNumId w:val="20"/>
+  </w:num>
+  <w:num w:numId="23">
+    <w:abstractNumId w:val="6"/>
+  </w:num>
+  <w:num w:numId="24">
+    <w:abstractNumId w:val="23"/>
+  </w:num>
+  <w:num w:numId="25">
+    <w:abstractNumId w:val="26"/>
+  </w:num>
+  <w:num w:numId="26">
+    <w:abstractNumId w:val="8"/>
+  </w:num>
+  <w:num w:numId="27">
+    <w:abstractNumId w:val="3"/>
+  </w:num>
+  <w:num w:numId="28">
+    <w:abstractNumId w:val="24"/>
+  </w:num>
+  <w:num w:numId="29">
+    <w:abstractNumId w:val="13"/>
+  </w:num>
+  <w:num w:numId="30">
     <w:abstractNumId w:val="2"/>
   </w:num>
-  <w:num w:numId="8">
-    <w:abstractNumId w:val="17"/>
-  </w:num>
-  <w:num w:numId="9">
-    <w:abstractNumId w:val="7"/>
-  </w:num>
-  <w:num w:numId="10">
-    <w:abstractNumId w:val="12"/>
-  </w:num>
-  <w:num w:numId="11">
-    <w:abstractNumId w:val="6"/>
-  </w:num>
-  <w:num w:numId="12">
-    <w:abstractNumId w:val="4"/>
-  </w:num>
-  <w:num w:numId="13">
-    <w:abstractNumId w:val="11"/>
-  </w:num>
-  <w:num w:numId="14">
-    <w:abstractNumId w:val="21"/>
-  </w:num>
-  <w:num w:numId="15">
-    <w:abstractNumId w:val="19"/>
-  </w:num>
-  <w:num w:numId="16">
-    <w:abstractNumId w:val="18"/>
-  </w:num>
-  <w:num w:numId="17">
-    <w:abstractNumId w:val="20"/>
-  </w:num>
-  <w:num w:numId="18">
-    <w:abstractNumId w:val="3"/>
-  </w:num>
-  <w:num w:numId="19">
-    <w:abstractNumId w:val="14"/>
-  </w:num>
-  <w:num w:numId="20">
-    <w:abstractNumId w:val="13"/>
-  </w:num>
-  <w:num w:numId="21">
-    <w:abstractNumId w:val="10"/>
-  </w:num>
-  <w:num w:numId="22">
-    <w:abstractNumId w:val="15"/>
+  <w:num w:numId="31">
+    <w:abstractNumId w:val="27"/>
   </w:num>
   <w:numIdMacAtCleanup w:val="21"/>
 </w:numbering>
@@ -15303,6 +17179,26 @@
 </file>
 
 <file path=customXml/item1.xml><?xml version="1.0" encoding="utf-8"?>
+<?mso-contentType ?>
+<FormTemplates xmlns="http://schemas.microsoft.com/sharepoint/v3/contenttype/forms">
+  <Display>DocumentLibraryForm</Display>
+  <Edit>DocumentLibraryForm</Edit>
+  <New>DocumentLibraryForm</New>
+</FormTemplates>
+</file>
+
+<file path=customXml/item2.xml><?xml version="1.0" encoding="utf-8"?>
+<p:properties xmlns:p="http://schemas.microsoft.com/office/2006/metadata/properties" xmlns:xsi="http://www.w3.org/2001/XMLSchema-instance" xmlns:pc="http://schemas.microsoft.com/office/infopath/2007/PartnerControls">
+  <documentManagement>
+    <TaxCatchAll xmlns="13c90a0b-73bc-4dc0-be5f-28d77b615beb" xsi:nil="true"/>
+    <lcf76f155ced4ddcb4097134ff3c332f xmlns="13c93bba-48ce-428c-bfe5-88b42c19b028">
+      <Terms xmlns="http://schemas.microsoft.com/office/infopath/2007/PartnerControls"/>
+    </lcf76f155ced4ddcb4097134ff3c332f>
+  </documentManagement>
+</p:properties>
+</file>
+
+<file path=customXml/item3.xml><?xml version="1.0" encoding="utf-8"?>
 <ct:contentTypeSchema xmlns:ct="http://schemas.microsoft.com/office/2006/metadata/contentType" xmlns:ma="http://schemas.microsoft.com/office/2006/metadata/properties/metaAttributes" ct:_="" ma:_="" ma:contentTypeName="Documento" ma:contentTypeID="0x0101006A81D6BD42E8DF4C91013959704817E1" ma:contentTypeVersion="15" ma:contentTypeDescription="Crear nuevo documento." ma:contentTypeScope="" ma:versionID="bf4f72ffd194f0963ff564daca6869f7">
   <xsd:schema xmlns:xsd="http://www.w3.org/2001/XMLSchema" xmlns:xs="http://www.w3.org/2001/XMLSchema" xmlns:p="http://schemas.microsoft.com/office/2006/metadata/properties" xmlns:ns2="13c90a0b-73bc-4dc0-be5f-28d77b615beb" xmlns:ns3="13c93bba-48ce-428c-bfe5-88b42c19b028" targetNamespace="http://schemas.microsoft.com/office/2006/metadata/properties" ma:root="true" ma:fieldsID="8718d6f4873a5b1392a45044efa78385" ns2:_="" ns3:_="">
     <xsd:import namespace="13c90a0b-73bc-4dc0-be5f-28d77b615beb"/>
@@ -15537,31 +17433,30 @@
 </ct:contentTypeSchema>
 </file>
 
-<file path=customXml/item2.xml><?xml version="1.0" encoding="utf-8"?>
-<p:properties xmlns:p="http://schemas.microsoft.com/office/2006/metadata/properties" xmlns:xsi="http://www.w3.org/2001/XMLSchema-instance" xmlns:pc="http://schemas.microsoft.com/office/infopath/2007/PartnerControls">
-  <documentManagement>
-    <TaxCatchAll xmlns="13c90a0b-73bc-4dc0-be5f-28d77b615beb" xsi:nil="true"/>
-    <lcf76f155ced4ddcb4097134ff3c332f xmlns="13c93bba-48ce-428c-bfe5-88b42c19b028">
-      <Terms xmlns="http://schemas.microsoft.com/office/infopath/2007/PartnerControls"/>
-    </lcf76f155ced4ddcb4097134ff3c332f>
-  </documentManagement>
-</p:properties>
-</file>
-
-<file path=customXml/item3.xml><?xml version="1.0" encoding="utf-8"?>
-<?mso-contentType ?>
-<FormTemplates xmlns="http://schemas.microsoft.com/sharepoint/v3/contenttype/forms">
-  <Display>DocumentLibraryForm</Display>
-  <Edit>DocumentLibraryForm</Edit>
-  <New>DocumentLibraryForm</New>
-</FormTemplates>
-</file>
-
 <file path=customXml/item4.xml><?xml version="1.0" encoding="utf-8"?>
 <b:Sources xmlns:b="http://schemas.openxmlformats.org/officeDocument/2006/bibliography" xmlns="http://schemas.openxmlformats.org/officeDocument/2006/bibliography" SelectedStyle="\APASixthEditionOfficeOnline.xsl" StyleName="APA" Version="6"/>
 </file>
 
 <file path=customXml/itemProps1.xml><?xml version="1.0" encoding="utf-8"?>
+<ds:datastoreItem xmlns:ds="http://schemas.openxmlformats.org/officeDocument/2006/customXml" ds:itemID="{10663269-2064-4804-8290-36D4A57F5557}">
+  <ds:schemaRefs>
+    <ds:schemaRef ds:uri="http://schemas.microsoft.com/sharepoint/v3/contenttype/forms"/>
+  </ds:schemaRefs>
+</ds:datastoreItem>
+</file>
+
+<file path=customXml/itemProps2.xml><?xml version="1.0" encoding="utf-8"?>
+<ds:datastoreItem xmlns:ds="http://schemas.openxmlformats.org/officeDocument/2006/customXml" ds:itemID="{1279454D-02BE-4A9C-A117-DCD1573E2608}">
+  <ds:schemaRefs>
+    <ds:schemaRef ds:uri="http://schemas.microsoft.com/office/2006/metadata/properties"/>
+    <ds:schemaRef ds:uri="http://schemas.microsoft.com/office/infopath/2007/PartnerControls"/>
+    <ds:schemaRef ds:uri="13c90a0b-73bc-4dc0-be5f-28d77b615beb"/>
+    <ds:schemaRef ds:uri="13c93bba-48ce-428c-bfe5-88b42c19b028"/>
+  </ds:schemaRefs>
+</ds:datastoreItem>
+</file>
+
+<file path=customXml/itemProps3.xml><?xml version="1.0" encoding="utf-8"?>
 <ds:datastoreItem xmlns:ds="http://schemas.openxmlformats.org/officeDocument/2006/customXml" ds:itemID="{9C14B031-69D2-4815-A77A-60B4EECF27A0}">
   <ds:schemaRefs>
     <ds:schemaRef ds:uri="http://schemas.microsoft.com/office/2006/metadata/contentType"/>
@@ -15580,25 +17475,6 @@
 </ds:datastoreItem>
 </file>
 
-<file path=customXml/itemProps2.xml><?xml version="1.0" encoding="utf-8"?>
-<ds:datastoreItem xmlns:ds="http://schemas.openxmlformats.org/officeDocument/2006/customXml" ds:itemID="{1279454D-02BE-4A9C-A117-DCD1573E2608}">
-  <ds:schemaRefs>
-    <ds:schemaRef ds:uri="http://schemas.microsoft.com/office/2006/metadata/properties"/>
-    <ds:schemaRef ds:uri="http://schemas.microsoft.com/office/infopath/2007/PartnerControls"/>
-    <ds:schemaRef ds:uri="13c90a0b-73bc-4dc0-be5f-28d77b615beb"/>
-    <ds:schemaRef ds:uri="13c93bba-48ce-428c-bfe5-88b42c19b028"/>
-  </ds:schemaRefs>
-</ds:datastoreItem>
-</file>
-
-<file path=customXml/itemProps3.xml><?xml version="1.0" encoding="utf-8"?>
-<ds:datastoreItem xmlns:ds="http://schemas.openxmlformats.org/officeDocument/2006/customXml" ds:itemID="{10663269-2064-4804-8290-36D4A57F5557}">
-  <ds:schemaRefs>
-    <ds:schemaRef ds:uri="http://schemas.microsoft.com/sharepoint/v3/contenttype/forms"/>
-  </ds:schemaRefs>
-</ds:datastoreItem>
-</file>
-
 <file path=customXml/itemProps4.xml><?xml version="1.0" encoding="utf-8"?>
 <ds:datastoreItem xmlns:ds="http://schemas.openxmlformats.org/officeDocument/2006/customXml" ds:itemID="{EAE431FD-7059-4C09-804B-C9D69EB7B213}">
   <ds:schemaRefs>

--- a/fuentes/621602_CF08_DU.docx
+++ b/fuentes/621602_CF08_DU.docx
@@ -2040,7 +2040,7 @@
                 <w:noProof/>
                 <w:webHidden/>
               </w:rPr>
-              <w:t>36</w:t>
+              <w:t>35</w:t>
             </w:r>
             <w:r>
               <w:rPr>
@@ -3713,6 +3713,12 @@
           <w:lang w:val="es-419" w:eastAsia="es-CO"/>
         </w:rPr>
         <w:t xml:space="preserve">Sistemas </w:t>
+      </w:r>
+      <w:r>
+        <w:rPr>
+          <w:lang w:val="es-419" w:eastAsia="es-CO"/>
+        </w:rPr>
+        <w:t xml:space="preserve">de </w:t>
       </w:r>
       <w:r>
         <w:rPr>
@@ -5652,13 +5658,7 @@
               <w:pStyle w:val="TextoTablas"/>
             </w:pPr>
             <w:r>
-              <w:t xml:space="preserve">Geomorfológicos </w:t>
-            </w:r>
-            <w:r>
-              <w:t>-</w:t>
-            </w:r>
-            <w:r>
-              <w:t xml:space="preserve"> Corrientes de agua</w:t>
+              <w:t>Geomorfológicos - Corrientes de agua</w:t>
             </w:r>
             <w:r>
               <w:t>.</w:t>
@@ -5814,13 +5814,7 @@
               <w:pStyle w:val="TextoTablas"/>
             </w:pPr>
             <w:r>
-              <w:t xml:space="preserve">Biogeográficos </w:t>
-            </w:r>
-            <w:r>
-              <w:t>-</w:t>
-            </w:r>
-            <w:r>
-              <w:t xml:space="preserve"> Agrupaciones vegetales</w:t>
+              <w:t>Biogeográficos - Agrupaciones vegetales</w:t>
             </w:r>
             <w:r>
               <w:t>.</w:t>
@@ -5870,13 +5864,7 @@
               <w:pStyle w:val="TextoTablas"/>
             </w:pPr>
             <w:r>
-              <w:t xml:space="preserve">Biogeográficos </w:t>
-            </w:r>
-            <w:r>
-              <w:t>-</w:t>
-            </w:r>
-            <w:r>
-              <w:t xml:space="preserve"> Agrupaciones animales</w:t>
+              <w:t>Biogeográficos - Agrupaciones animales</w:t>
             </w:r>
             <w:r>
               <w:t>.</w:t>
@@ -8179,86 +8167,29 @@
       </w:r>
       <w:r>
         <w:rPr>
-          <w:lang w:val="es-419" w:eastAsia="es-CO"/>
-        </w:rPr>
-        <w:t>.</w:t>
-      </w:r>
-      <w:r>
-        <w:rPr>
-          <w:lang w:val="es-419" w:eastAsia="es-CO"/>
-        </w:rPr>
-        <w:t xml:space="preserve"> Orientarse con las estrellas (hemisferio sur)</w:t>
-      </w:r>
-      <w:r>
-        <w:rPr>
-          <w:lang w:val="es-419" w:eastAsia="es-CO"/>
-        </w:rPr>
-        <w:t xml:space="preserve">. </w:t>
-      </w:r>
-      <w:r>
-        <w:rPr>
-          <w:lang w:val="es-419" w:eastAsia="es-CO"/>
-        </w:rPr>
-        <w:t>En el hemisferio sur se busca la “Cruz del Sur”, una constelación con forma de rombo o cometa. Si prolongamos la longitud de la cometa cuatro veces y media, el punto imaginario que localicemos indicará siempre el sur.</w:t>
-      </w:r>
-    </w:p>
-    <w:p>
-      <w:pPr>
-        <w:rPr>
-          <w:lang w:val="es-419" w:eastAsia="es-CO"/>
-        </w:rPr>
-      </w:pPr>
-      <w:r>
-        <w:rPr>
           <w:b/>
           <w:bCs/>
           <w:lang w:val="es-419" w:eastAsia="es-CO"/>
         </w:rPr>
-        <w:t>Orientación con la sombra de un palo</w:t>
-      </w:r>
-    </w:p>
-    <w:p>
-      <w:pPr>
-        <w:rPr>
-          <w:lang w:val="es-419" w:eastAsia="es-CO"/>
-        </w:rPr>
-      </w:pPr>
-      <w:r>
-        <w:rPr>
-          <w:lang w:val="es-419" w:eastAsia="es-CO"/>
-        </w:rPr>
-        <w:t xml:space="preserve">Este método solo funciona cuando hay sol. Se clava en un terreno abierto y llano un palo que proyecte una sombra de unos 30 o 40 cm. Luego de esto marcamos el extremo de la sombra. A continuación, con un cordón de un zapato, una rama u otro método improvisado, se traza una semicircunferencia usando como radio la longitud de la sombra. Ahora es necesario esperar el movimiento del Sol. La sombra se irá reduciendo a medida que nos acercamos a las 12:00 del día. Momento en que alcanzará su menor tamaño para después volver a crecer. En el punto en el que la sombra vuelva a alcanzar la semicircunferencia pondremos una marca. Al unir las dos </w:t>
-      </w:r>
-      <w:r>
-        <w:rPr>
-          <w:lang w:val="es-419" w:eastAsia="es-CO"/>
-        </w:rPr>
-        <w:lastRenderedPageBreak/>
-        <w:t>marcas s</w:t>
-      </w:r>
-      <w:r>
-        <w:rPr>
-          <w:lang w:val="es-419" w:eastAsia="es-CO"/>
-        </w:rPr>
-        <w:t>e</w:t>
-      </w:r>
-      <w:r>
-        <w:rPr>
-          <w:lang w:val="es-419" w:eastAsia="es-CO"/>
-        </w:rPr>
-        <w:t xml:space="preserve"> traza una línea occidente (primera marca) </w:t>
-      </w:r>
-      <w:r>
-        <w:rPr>
-          <w:lang w:val="es-419" w:eastAsia="es-CO"/>
-        </w:rPr>
-        <w:t>-</w:t>
-      </w:r>
-      <w:r>
-        <w:rPr>
-          <w:lang w:val="es-419" w:eastAsia="es-CO"/>
-        </w:rPr>
-        <w:t xml:space="preserve"> oriente (segunda marca). En la perpendicular se encontrarán el norte y el sur. Este método requiere tiempo y condiciones de luz solar adecuadas.</w:t>
+        <w:t xml:space="preserve"> (hemisferio sur)</w:t>
+      </w:r>
+      <w:r>
+        <w:rPr>
+          <w:lang w:val="es-419" w:eastAsia="es-CO"/>
+        </w:rPr>
+        <w:t>.</w:t>
+      </w:r>
+      <w:r>
+        <w:rPr>
+          <w:lang w:val="es-419" w:eastAsia="es-CO"/>
+        </w:rPr>
+        <w:t xml:space="preserve"> </w:t>
+      </w:r>
+      <w:r>
+        <w:rPr>
+          <w:lang w:val="es-419" w:eastAsia="es-CO"/>
+        </w:rPr>
+        <w:t>En el hemisferio sur se busca la “Cruz del Sur”, una constelación con forma de rombo o cometa. Si prolongamos la longitud de la cometa cuatro veces y media, el punto imaginario que localicemos indicará siempre el sur.</w:t>
       </w:r>
     </w:p>
     <w:p>
@@ -8273,7 +8204,7 @@
           <w:bCs/>
           <w:lang w:val="es-419" w:eastAsia="es-CO"/>
         </w:rPr>
-        <w:t>Orienta</w:t>
+        <w:t>Orientación con la sombra de un palo</w:t>
       </w:r>
       <w:r>
         <w:rPr>
@@ -8281,41 +8212,42 @@
           <w:bCs/>
           <w:lang w:val="es-419" w:eastAsia="es-CO"/>
         </w:rPr>
-        <w:t>ción</w:t>
-      </w:r>
+        <w:t xml:space="preserve">. </w:t>
+      </w:r>
+      <w:r>
+        <w:rPr>
+          <w:lang w:val="es-419" w:eastAsia="es-CO"/>
+        </w:rPr>
+        <w:t xml:space="preserve">Este método solo funciona cuando hay sol. Se clava en un terreno abierto y llano un palo que proyecte una sombra de unos 30 o 40 cm. Luego de esto marcamos el extremo de la sombra. A continuación, con un cordón de un zapato, una rama u otro método improvisado, se traza una semicircunferencia usando como radio la longitud de la sombra. Ahora es necesario esperar el movimiento del Sol. La sombra se irá reduciendo a medida que nos acercamos a las 12:00 del día. Momento en que alcanzará su menor tamaño para después volver a crecer. En el punto en el que la sombra vuelva a alcanzar la semicircunferencia pondremos una marca. Al unir las dos marcas se traza una línea </w:t>
+      </w:r>
+      <w:r>
+        <w:rPr>
+          <w:lang w:val="es-419" w:eastAsia="es-CO"/>
+        </w:rPr>
+        <w:lastRenderedPageBreak/>
+        <w:t>occidente (primera marca) – oriente (segunda marca). En la perpendicular se encontrarán el norte y el sur. Este método requiere tiempo y condiciones de luz solar adecuadas.</w:t>
+      </w:r>
+    </w:p>
+    <w:p>
+      <w:pPr>
+        <w:rPr>
+          <w:lang w:val="es-419" w:eastAsia="es-CO"/>
+        </w:rPr>
+      </w:pPr>
       <w:r>
         <w:rPr>
           <w:b/>
           <w:bCs/>
           <w:lang w:val="es-419" w:eastAsia="es-CO"/>
         </w:rPr>
-        <w:t xml:space="preserve"> con las estrellas (hemisferio norte)</w:t>
-      </w:r>
-      <w:r>
-        <w:rPr>
-          <w:lang w:val="es-419" w:eastAsia="es-CO"/>
-        </w:rPr>
-        <w:t>.</w:t>
-      </w:r>
-      <w:r>
-        <w:rPr>
-          <w:lang w:val="es-419" w:eastAsia="es-CO"/>
-        </w:rPr>
-        <w:t xml:space="preserve"> Orientarse con las estrellas (hemisferio norte)</w:t>
-      </w:r>
-      <w:r>
-        <w:rPr>
-          <w:lang w:val="es-419" w:eastAsia="es-CO"/>
-        </w:rPr>
-        <w:t>.</w:t>
-      </w:r>
-    </w:p>
-    <w:p>
-      <w:pPr>
-        <w:rPr>
-          <w:lang w:val="es-419" w:eastAsia="es-CO"/>
-        </w:rPr>
-      </w:pPr>
+        <w:t>Orientación con las estrellas (hemisferio norte)</w:t>
+      </w:r>
+      <w:r>
+        <w:rPr>
+          <w:lang w:val="es-419" w:eastAsia="es-CO"/>
+        </w:rPr>
+        <w:t xml:space="preserve">. </w:t>
+      </w:r>
       <w:r>
         <w:rPr>
           <w:lang w:val="es-419" w:eastAsia="es-CO"/>
@@ -8396,22 +8328,28 @@
       </w:pPr>
       <w:bookmarkStart w:id="19" w:name="_Toc235109772"/>
       <w:r>
+        <w:t>Puntos de referenciación en el destino</w:t>
+      </w:r>
+      <w:bookmarkEnd w:id="19"/>
+    </w:p>
+    <w:p>
+      <w:pPr>
+        <w:rPr>
+          <w:lang w:val="es-419" w:eastAsia="es-CO"/>
+        </w:rPr>
+      </w:pPr>
+      <w:r>
+        <w:rPr>
+          <w:lang w:val="es-419" w:eastAsia="es-CO"/>
+        </w:rPr>
+        <w:t xml:space="preserve">Los puntos de referencia son también un método válido para ubicarse. Para ilustrar esta forma de orientación, es útil remitirse imaginariamente a París (Francia). En </w:t>
+      </w:r>
+      <w:r>
+        <w:rPr>
+          <w:lang w:val="es-419" w:eastAsia="es-CO"/>
+        </w:rPr>
         <w:lastRenderedPageBreak/>
-        <w:t>Puntos de referenciación en el destino</w:t>
-      </w:r>
-      <w:bookmarkEnd w:id="19"/>
-    </w:p>
-    <w:p>
-      <w:pPr>
-        <w:rPr>
-          <w:lang w:val="es-419" w:eastAsia="es-CO"/>
-        </w:rPr>
-      </w:pPr>
-      <w:r>
-        <w:rPr>
-          <w:lang w:val="es-419" w:eastAsia="es-CO"/>
-        </w:rPr>
-        <w:t>Los puntos de referencia son también un método válido para ubicarse. Para ilustrar esta forma de orientación, es útil remitirse imaginariamente a París (Francia). En esta ciudad existen numerosos puntos de referencia, como edificios y monumentos. Entre los más reconocidos se encuentran la Torre Eiffel y el puente Bir Hakeim.</w:t>
+        <w:t>esta ciudad existen numerosos puntos de referencia, como edificios y monumentos. Entre los más reconocidos se encuentran la Torre Eiffel y el puente Bir Hakeim.</w:t>
       </w:r>
     </w:p>
     <w:p>
@@ -9908,7 +9846,7 @@
                 <w:sz w:val="28"/>
                 <w:szCs w:val="28"/>
               </w:rPr>
-              <w:t>Responsable Nacional Ecosistema de Recursos Educativos Digitales (RED) - Profesional 06</w:t>
+              <w:t>Profesional G06. Responsable Ecosistema Virtual de Recursos Educativos Digitales</w:t>
             </w:r>
           </w:p>
         </w:tc>

--- a/fuentes/621602_CF08_DU.docx
+++ b/fuentes/621602_CF08_DU.docx
@@ -2720,6 +2720,11 @@
     </w:p>
     <w:p>
       <w:pPr>
+        <w:pStyle w:val="Prrafodelista"/>
+        <w:numPr>
+          <w:ilvl w:val="0"/>
+          <w:numId w:val="32"/>
+        </w:numPr>
         <w:rPr>
           <w:lang w:val="es-419" w:eastAsia="es-CO"/>
         </w:rPr>
@@ -2741,6 +2746,11 @@
     </w:p>
     <w:p>
       <w:pPr>
+        <w:pStyle w:val="Prrafodelista"/>
+        <w:numPr>
+          <w:ilvl w:val="0"/>
+          <w:numId w:val="32"/>
+        </w:numPr>
         <w:rPr>
           <w:lang w:val="es-419" w:eastAsia="es-CO"/>
         </w:rPr>
@@ -2775,6 +2785,11 @@
     </w:p>
     <w:p>
       <w:pPr>
+        <w:pStyle w:val="Prrafodelista"/>
+        <w:numPr>
+          <w:ilvl w:val="0"/>
+          <w:numId w:val="32"/>
+        </w:numPr>
         <w:rPr>
           <w:rStyle w:val="Extranjerismo"/>
           <w:lang w:val="es-419" w:eastAsia="es-CO"/>
@@ -2804,6 +2819,11 @@
     </w:p>
     <w:p>
       <w:pPr>
+        <w:pStyle w:val="Prrafodelista"/>
+        <w:numPr>
+          <w:ilvl w:val="0"/>
+          <w:numId w:val="32"/>
+        </w:numPr>
         <w:rPr>
           <w:lang w:val="es-419" w:eastAsia="es-CO"/>
         </w:rPr>
@@ -2814,7 +2834,6 @@
           <w:bCs/>
           <w:lang w:val="es-419" w:eastAsia="es-CO"/>
         </w:rPr>
-        <w:lastRenderedPageBreak/>
         <w:t>Turismo de salud</w:t>
       </w:r>
       <w:r>
@@ -2826,6 +2845,11 @@
     </w:p>
     <w:p>
       <w:pPr>
+        <w:pStyle w:val="Prrafodelista"/>
+        <w:numPr>
+          <w:ilvl w:val="0"/>
+          <w:numId w:val="32"/>
+        </w:numPr>
         <w:rPr>
           <w:lang w:val="es-419" w:eastAsia="es-CO"/>
         </w:rPr>
@@ -2836,6 +2860,7 @@
           <w:bCs/>
           <w:lang w:val="es-419" w:eastAsia="es-CO"/>
         </w:rPr>
+        <w:lastRenderedPageBreak/>
         <w:t>Turismo de negocios</w:t>
       </w:r>
       <w:r>
@@ -2847,6 +2872,11 @@
     </w:p>
     <w:p>
       <w:pPr>
+        <w:pStyle w:val="Prrafodelista"/>
+        <w:numPr>
+          <w:ilvl w:val="0"/>
+          <w:numId w:val="32"/>
+        </w:numPr>
         <w:rPr>
           <w:lang w:val="es-419" w:eastAsia="es-CO"/>
         </w:rPr>
@@ -2894,6 +2924,11 @@
     </w:p>
     <w:p>
       <w:pPr>
+        <w:pStyle w:val="Prrafodelista"/>
+        <w:numPr>
+          <w:ilvl w:val="0"/>
+          <w:numId w:val="32"/>
+        </w:numPr>
         <w:rPr>
           <w:lang w:val="es-419" w:eastAsia="es-CO"/>
         </w:rPr>
@@ -2928,6 +2963,11 @@
     </w:p>
     <w:p>
       <w:pPr>
+        <w:pStyle w:val="Prrafodelista"/>
+        <w:numPr>
+          <w:ilvl w:val="0"/>
+          <w:numId w:val="32"/>
+        </w:numPr>
         <w:rPr>
           <w:lang w:val="es-419" w:eastAsia="es-CO"/>
         </w:rPr>
@@ -2949,6 +2989,11 @@
     </w:p>
     <w:p>
       <w:pPr>
+        <w:pStyle w:val="Prrafodelista"/>
+        <w:numPr>
+          <w:ilvl w:val="0"/>
+          <w:numId w:val="32"/>
+        </w:numPr>
         <w:rPr>
           <w:lang w:val="es-419" w:eastAsia="es-CO"/>
         </w:rPr>
@@ -3061,14 +3106,7 @@
         <w:rPr>
           <w:lang w:val="es-419" w:eastAsia="es-CO"/>
         </w:rPr>
-        <w:t xml:space="preserve"> Es la característica que distingue a los productos de los servicios y supone tanto un elemento palpable como mental; conlleva a </w:t>
-      </w:r>
-      <w:r>
-        <w:rPr>
-          <w:lang w:val="es-419" w:eastAsia="es-CO"/>
-        </w:rPr>
-        <w:lastRenderedPageBreak/>
-        <w:t>que el consumidor tenga un elevado grado de incertidumbre durante el proceso de compra.</w:t>
+        <w:t xml:space="preserve"> Es la característica que distingue a los productos de los servicios y supone tanto un elemento palpable como mental; conlleva a que el consumidor tenga un elevado grado de incertidumbre durante el proceso de compra.</w:t>
       </w:r>
     </w:p>
     <w:p>
@@ -3086,6 +3124,7 @@
         <w:rPr>
           <w:lang w:val="es-419" w:eastAsia="es-CO"/>
         </w:rPr>
+        <w:lastRenderedPageBreak/>
         <w:t>Viabilidad</w:t>
       </w:r>
       <w:r>
@@ -3612,7 +3651,7 @@
         <w:pStyle w:val="Prrafodelista"/>
         <w:numPr>
           <w:ilvl w:val="0"/>
-          <w:numId w:val="29"/>
+          <w:numId w:val="33"/>
         </w:numPr>
         <w:rPr>
           <w:lang w:val="es-419" w:eastAsia="es-CO"/>
@@ -3630,7 +3669,7 @@
         <w:pStyle w:val="Prrafodelista"/>
         <w:numPr>
           <w:ilvl w:val="0"/>
-          <w:numId w:val="29"/>
+          <w:numId w:val="33"/>
         </w:numPr>
         <w:rPr>
           <w:lang w:val="es-419" w:eastAsia="es-CO"/>
@@ -3648,7 +3687,7 @@
         <w:pStyle w:val="Prrafodelista"/>
         <w:numPr>
           <w:ilvl w:val="0"/>
-          <w:numId w:val="29"/>
+          <w:numId w:val="33"/>
         </w:numPr>
         <w:rPr>
           <w:lang w:val="es-419" w:eastAsia="es-CO"/>
@@ -3660,6 +3699,15 @@
         </w:rPr>
         <w:t>Equipamiento.</w:t>
       </w:r>
+    </w:p>
+    <w:p>
+      <w:pPr>
+        <w:pStyle w:val="Prrafodelista"/>
+        <w:ind w:left="1429" w:firstLine="0"/>
+        <w:rPr>
+          <w:lang w:val="es-419" w:eastAsia="es-CO"/>
+        </w:rPr>
+      </w:pPr>
     </w:p>
     <w:p>
       <w:pPr>
@@ -3684,7 +3732,7 @@
         <w:pStyle w:val="Prrafodelista"/>
         <w:numPr>
           <w:ilvl w:val="0"/>
-          <w:numId w:val="30"/>
+          <w:numId w:val="34"/>
         </w:numPr>
         <w:rPr>
           <w:lang w:val="es-419" w:eastAsia="es-CO"/>
@@ -3702,7 +3750,7 @@
         <w:pStyle w:val="Prrafodelista"/>
         <w:numPr>
           <w:ilvl w:val="0"/>
-          <w:numId w:val="30"/>
+          <w:numId w:val="34"/>
         </w:numPr>
         <w:rPr>
           <w:lang w:val="es-419" w:eastAsia="es-CO"/>
@@ -3738,7 +3786,7 @@
         <w:pStyle w:val="Prrafodelista"/>
         <w:numPr>
           <w:ilvl w:val="0"/>
-          <w:numId w:val="30"/>
+          <w:numId w:val="34"/>
         </w:numPr>
         <w:rPr>
           <w:lang w:val="es-419" w:eastAsia="es-CO"/>
@@ -3768,7 +3816,7 @@
         <w:pStyle w:val="Prrafodelista"/>
         <w:numPr>
           <w:ilvl w:val="0"/>
-          <w:numId w:val="30"/>
+          <w:numId w:val="34"/>
         </w:numPr>
         <w:rPr>
           <w:lang w:val="es-419" w:eastAsia="es-CO"/>
@@ -3780,6 +3828,15 @@
         </w:rPr>
         <w:t>Terminales de transporte.</w:t>
       </w:r>
+    </w:p>
+    <w:p>
+      <w:pPr>
+        <w:pStyle w:val="Prrafodelista"/>
+        <w:ind w:left="1429" w:firstLine="0"/>
+        <w:rPr>
+          <w:lang w:val="es-419" w:eastAsia="es-CO"/>
+        </w:rPr>
+      </w:pPr>
     </w:p>
     <w:p>
       <w:pPr>
@@ -3804,7 +3861,7 @@
         <w:pStyle w:val="Prrafodelista"/>
         <w:numPr>
           <w:ilvl w:val="0"/>
-          <w:numId w:val="31"/>
+          <w:numId w:val="35"/>
         </w:numPr>
         <w:rPr>
           <w:lang w:val="es-419" w:eastAsia="es-CO"/>
@@ -3816,6 +3873,15 @@
         </w:rPr>
         <w:t>Organismos oficiales, privados y mixtos que se encargan de la regulación del Sistema Turístico.</w:t>
       </w:r>
+    </w:p>
+    <w:p>
+      <w:pPr>
+        <w:pStyle w:val="Prrafodelista"/>
+        <w:ind w:left="1429" w:firstLine="0"/>
+        <w:rPr>
+          <w:lang w:val="es-419" w:eastAsia="es-CO"/>
+        </w:rPr>
+      </w:pPr>
     </w:p>
     <w:p>
       <w:pPr>
@@ -3840,7 +3906,7 @@
         <w:pStyle w:val="Prrafodelista"/>
         <w:numPr>
           <w:ilvl w:val="0"/>
-          <w:numId w:val="31"/>
+          <w:numId w:val="35"/>
         </w:numPr>
         <w:rPr>
           <w:lang w:val="es-419" w:eastAsia="es-CO"/>
@@ -3852,6 +3918,24 @@
         </w:rPr>
         <w:t>Productos y servicios asociados a un determinado espacio geográfico.</w:t>
       </w:r>
+    </w:p>
+    <w:p>
+      <w:pPr>
+        <w:pStyle w:val="Prrafodelista"/>
+        <w:ind w:left="1429" w:firstLine="0"/>
+        <w:rPr>
+          <w:lang w:val="es-419" w:eastAsia="es-CO"/>
+        </w:rPr>
+      </w:pPr>
+    </w:p>
+    <w:p>
+      <w:pPr>
+        <w:pStyle w:val="Prrafodelista"/>
+        <w:ind w:left="1429" w:firstLine="0"/>
+        <w:rPr>
+          <w:lang w:val="es-419" w:eastAsia="es-CO"/>
+        </w:rPr>
+      </w:pPr>
     </w:p>
     <w:p>
       <w:pPr>
@@ -3870,7 +3954,7 @@
         <w:pStyle w:val="Prrafodelista"/>
         <w:numPr>
           <w:ilvl w:val="0"/>
-          <w:numId w:val="31"/>
+          <w:numId w:val="35"/>
         </w:numPr>
       </w:pPr>
       <w:r>
@@ -3883,7 +3967,6 @@
       </w:pPr>
       <w:bookmarkStart w:id="5" w:name="_Toc235109758"/>
       <w:r>
-        <w:lastRenderedPageBreak/>
         <w:t>Producto turístico</w:t>
       </w:r>
       <w:bookmarkEnd w:id="5"/>
@@ -3945,6 +4028,15 @@
     </w:p>
     <w:p>
       <w:pPr>
+        <w:spacing w:before="0" w:after="160" w:line="259" w:lineRule="auto"/>
+        <w:ind w:firstLine="0"/>
+      </w:pPr>
+      <w:r>
+        <w:br w:type="page"/>
+      </w:r>
+    </w:p>
+    <w:p>
+      <w:pPr>
         <w:pStyle w:val="Prrafodelista"/>
         <w:numPr>
           <w:ilvl w:val="0"/>
@@ -3960,6 +4052,7 @@
           <w:b/>
           <w:bCs/>
         </w:rPr>
+        <w:lastRenderedPageBreak/>
         <w:t>Accesibilidad</w:t>
       </w:r>
     </w:p>
@@ -3974,7 +4067,6 @@
       </w:pPr>
       <w:bookmarkStart w:id="6" w:name="_Toc235109759"/>
       <w:r>
-        <w:lastRenderedPageBreak/>
         <w:t>Cadena de valor</w:t>
       </w:r>
       <w:bookmarkEnd w:id="6"/>
@@ -4014,9 +4106,9 @@
           <w:lang w:eastAsia="es-CO"/>
         </w:rPr>
         <w:drawing>
-          <wp:inline distT="0" distB="0" distL="0" distR="0" wp14:anchorId="3964CC7F" wp14:editId="7C10238E">
-            <wp:extent cx="6332220" cy="1652905"/>
-            <wp:effectExtent l="0" t="0" r="0" b="4445"/>
+          <wp:inline distT="0" distB="0" distL="0" distR="0" wp14:anchorId="3964CC7F" wp14:editId="1C5E5270">
+            <wp:extent cx="4733925" cy="1235702"/>
+            <wp:effectExtent l="0" t="0" r="0" b="3175"/>
             <wp:docPr id="1" name="Gráfico 1" descr="Infografía titulada “Cadena de valor del turismo”. Presenta una secuencia de etapas conectadas que representan el proceso del viaje turístico: planificación del viaje, transporte, hospedaje, alimentación, actividades y experiencia. Cada etapa está acompañada por un ícono representativo, como un mapa para la planificación, un avión para el transporte, una campana de hotel para el hospedaje, un pescado para la alimentación, un castillo para las actividades y un turista para la experiencia final."/>
             <wp:cNvGraphicFramePr>
               <a:graphicFrameLocks xmlns:a="http://schemas.openxmlformats.org/drawingml/2006/main" noChangeAspect="1"/>
@@ -4046,7 +4138,7 @@
                   <pic:spPr>
                     <a:xfrm>
                       <a:off x="0" y="0"/>
-                      <a:ext cx="6332220" cy="1652905"/>
+                      <a:ext cx="4773484" cy="1246028"/>
                     </a:xfrm>
                     <a:prstGeom prst="rect">
                       <a:avLst/>
@@ -4061,6 +4153,7 @@
     </w:p>
     <w:p>
       <w:pPr>
+        <w:ind w:left="707"/>
         <w:rPr>
           <w:lang w:eastAsia="es-CO"/>
         </w:rPr>
@@ -4854,9 +4947,9 @@
           <w:noProof/>
         </w:rPr>
         <w:drawing>
-          <wp:inline distT="0" distB="0" distL="0" distR="0" wp14:anchorId="21B9EB12" wp14:editId="1C291D92">
-            <wp:extent cx="4714504" cy="2650844"/>
-            <wp:effectExtent l="0" t="0" r="0" b="0"/>
+          <wp:inline distT="0" distB="0" distL="0" distR="0" wp14:anchorId="21B9EB12" wp14:editId="6DC460C4">
+            <wp:extent cx="4600575" cy="2586784"/>
+            <wp:effectExtent l="0" t="0" r="0" b="4445"/>
             <wp:docPr id="2" name="Imagen 2">
               <a:extLst xmlns:a="http://schemas.openxmlformats.org/drawingml/2006/main">
                 <a:ext uri="{C183D7F6-B498-43B3-948B-1728B52AA6E4}">
@@ -4898,7 +4991,7 @@
                   <pic:spPr bwMode="auto">
                     <a:xfrm>
                       <a:off x="0" y="0"/>
-                      <a:ext cx="4731308" cy="2660292"/>
+                      <a:ext cx="4620602" cy="2598045"/>
                     </a:xfrm>
                     <a:prstGeom prst="rect">
                       <a:avLst/>
@@ -5993,7 +6086,6 @@
               <w:pStyle w:val="TextoTablas"/>
             </w:pPr>
             <w:r>
-              <w:lastRenderedPageBreak/>
               <w:t>Culturales</w:t>
             </w:r>
           </w:p>
@@ -6120,9 +6212,9 @@
           <w:lang w:val="es-419" w:eastAsia="es-CO"/>
         </w:rPr>
         <w:drawing>
-          <wp:inline distT="0" distB="0" distL="0" distR="0" wp14:anchorId="42236043" wp14:editId="5E3F258F">
-            <wp:extent cx="5339751" cy="2743771"/>
-            <wp:effectExtent l="0" t="0" r="0" b="0"/>
+          <wp:inline distT="0" distB="0" distL="0" distR="0" wp14:anchorId="42236043" wp14:editId="6D8DBB31">
+            <wp:extent cx="4619625" cy="2373742"/>
+            <wp:effectExtent l="0" t="0" r="0" b="7620"/>
             <wp:docPr id="3" name="Imagen 3" descr="Diagrama conceptual de una zona turística que muestra un territorio delimitado donde se concentran varios atractivos turísticos conectados entre sí. Dentro del área aparecen dos centros turísticos identificados como C.T.1 y C.T.2, rodeados por diferentes puntos que representan atractivos turísticos distribuidos en el espacio. El esquema ilustra cómo estos atractivos se agrupan y se articulan dentro de una misma zona turística."/>
             <wp:cNvGraphicFramePr>
               <a:graphicFrameLocks xmlns:a="http://schemas.openxmlformats.org/drawingml/2006/main" noChangeAspect="1"/>
@@ -6135,7 +6227,7 @@
                     <pic:cNvPicPr/>
                   </pic:nvPicPr>
                   <pic:blipFill>
-                    <a:blip r:embed="rId16">
+                    <a:blip r:embed="rId16" cstate="print">
                       <a:extLst>
                         <a:ext uri="{28A0092B-C50C-407E-A947-70E740481C1C}">
                           <a14:useLocalDpi xmlns:a14="http://schemas.microsoft.com/office/drawing/2010/main" val="0"/>
@@ -6149,7 +6241,7 @@
                   <pic:spPr>
                     <a:xfrm>
                       <a:off x="0" y="0"/>
-                      <a:ext cx="5359028" cy="2753676"/>
+                      <a:ext cx="4648482" cy="2388570"/>
                     </a:xfrm>
                     <a:prstGeom prst="rect">
                       <a:avLst/>
@@ -9251,9 +9343,9 @@
           <w:lang w:eastAsia="es-CO"/>
         </w:rPr>
         <w:drawing>
-          <wp:inline distT="0" distB="0" distL="0" distR="0" wp14:anchorId="06D4FC44" wp14:editId="73976115">
-            <wp:extent cx="6332220" cy="2974975"/>
-            <wp:effectExtent l="0" t="0" r="0" b="0"/>
+          <wp:inline distT="0" distB="0" distL="0" distR="0" wp14:anchorId="06D4FC44" wp14:editId="0824AC84">
+            <wp:extent cx="6048375" cy="2841620"/>
+            <wp:effectExtent l="0" t="0" r="0" b="2540"/>
             <wp:docPr id="4" name="Gráfico 4" descr="Mapa conceptual titulado “Sistema turístico”. Del concepto central se desprenden cinco componentes principales: turismo, atractivo turístico, información turística, ubicación espacial e información asertiva. Cada uno incluye palabras clave asociadas: turismo (características, sistema turístico, producto turístico, cadena de valor), atractivo turístico (clasificación, bienes y recursos, zona turística), información turística (informador, atención al visitante, información vs. promoción, fuentes), ubicación espacial (puntos cardinales, técnicas de orientación, referenciación, mapas turísticos) e información asertiva (claridad, veracidad, actualización, precisión)."/>
             <wp:cNvGraphicFramePr>
               <a:graphicFrameLocks xmlns:a="http://schemas.openxmlformats.org/drawingml/2006/main" noChangeAspect="1"/>
@@ -9283,7 +9375,7 @@
                   <pic:spPr>
                     <a:xfrm>
                       <a:off x="0" y="0"/>
-                      <a:ext cx="6332220" cy="2974975"/>
+                      <a:ext cx="6048375" cy="2841620"/>
                     </a:xfrm>
                     <a:prstGeom prst="rect">
                       <a:avLst/>
@@ -12985,6 +13077,232 @@
     </w:lvl>
   </w:abstractNum>
   <w:abstractNum w:abstractNumId="10" w15:restartNumberingAfterBreak="0">
+    <w:nsid w:val="2B120B8F"/>
+    <w:multiLevelType w:val="hybridMultilevel"/>
+    <w:tmpl w:val="48A8BCCC"/>
+    <w:lvl w:ilvl="0" w:tplc="240A0001">
+      <w:start w:val="1"/>
+      <w:numFmt w:val="bullet"/>
+      <w:lvlText w:val=""/>
+      <w:lvlJc w:val="left"/>
+      <w:pPr>
+        <w:ind w:left="2149" w:hanging="360"/>
+      </w:pPr>
+      <w:rPr>
+        <w:rFonts w:ascii="Symbol" w:hAnsi="Symbol" w:hint="default"/>
+      </w:rPr>
+    </w:lvl>
+    <w:lvl w:ilvl="1" w:tplc="240A0003" w:tentative="1">
+      <w:start w:val="1"/>
+      <w:numFmt w:val="bullet"/>
+      <w:lvlText w:val="o"/>
+      <w:lvlJc w:val="left"/>
+      <w:pPr>
+        <w:ind w:left="2869" w:hanging="360"/>
+      </w:pPr>
+      <w:rPr>
+        <w:rFonts w:ascii="Courier New" w:hAnsi="Courier New" w:cs="Courier New" w:hint="default"/>
+      </w:rPr>
+    </w:lvl>
+    <w:lvl w:ilvl="2" w:tplc="240A0005" w:tentative="1">
+      <w:start w:val="1"/>
+      <w:numFmt w:val="bullet"/>
+      <w:lvlText w:val=""/>
+      <w:lvlJc w:val="left"/>
+      <w:pPr>
+        <w:ind w:left="3589" w:hanging="360"/>
+      </w:pPr>
+      <w:rPr>
+        <w:rFonts w:ascii="Wingdings" w:hAnsi="Wingdings" w:hint="default"/>
+      </w:rPr>
+    </w:lvl>
+    <w:lvl w:ilvl="3" w:tplc="240A0001" w:tentative="1">
+      <w:start w:val="1"/>
+      <w:numFmt w:val="bullet"/>
+      <w:lvlText w:val=""/>
+      <w:lvlJc w:val="left"/>
+      <w:pPr>
+        <w:ind w:left="4309" w:hanging="360"/>
+      </w:pPr>
+      <w:rPr>
+        <w:rFonts w:ascii="Symbol" w:hAnsi="Symbol" w:hint="default"/>
+      </w:rPr>
+    </w:lvl>
+    <w:lvl w:ilvl="4" w:tplc="240A0003" w:tentative="1">
+      <w:start w:val="1"/>
+      <w:numFmt w:val="bullet"/>
+      <w:lvlText w:val="o"/>
+      <w:lvlJc w:val="left"/>
+      <w:pPr>
+        <w:ind w:left="5029" w:hanging="360"/>
+      </w:pPr>
+      <w:rPr>
+        <w:rFonts w:ascii="Courier New" w:hAnsi="Courier New" w:cs="Courier New" w:hint="default"/>
+      </w:rPr>
+    </w:lvl>
+    <w:lvl w:ilvl="5" w:tplc="240A0005" w:tentative="1">
+      <w:start w:val="1"/>
+      <w:numFmt w:val="bullet"/>
+      <w:lvlText w:val=""/>
+      <w:lvlJc w:val="left"/>
+      <w:pPr>
+        <w:ind w:left="5749" w:hanging="360"/>
+      </w:pPr>
+      <w:rPr>
+        <w:rFonts w:ascii="Wingdings" w:hAnsi="Wingdings" w:hint="default"/>
+      </w:rPr>
+    </w:lvl>
+    <w:lvl w:ilvl="6" w:tplc="240A0001" w:tentative="1">
+      <w:start w:val="1"/>
+      <w:numFmt w:val="bullet"/>
+      <w:lvlText w:val=""/>
+      <w:lvlJc w:val="left"/>
+      <w:pPr>
+        <w:ind w:left="6469" w:hanging="360"/>
+      </w:pPr>
+      <w:rPr>
+        <w:rFonts w:ascii="Symbol" w:hAnsi="Symbol" w:hint="default"/>
+      </w:rPr>
+    </w:lvl>
+    <w:lvl w:ilvl="7" w:tplc="240A0003" w:tentative="1">
+      <w:start w:val="1"/>
+      <w:numFmt w:val="bullet"/>
+      <w:lvlText w:val="o"/>
+      <w:lvlJc w:val="left"/>
+      <w:pPr>
+        <w:ind w:left="7189" w:hanging="360"/>
+      </w:pPr>
+      <w:rPr>
+        <w:rFonts w:ascii="Courier New" w:hAnsi="Courier New" w:cs="Courier New" w:hint="default"/>
+      </w:rPr>
+    </w:lvl>
+    <w:lvl w:ilvl="8" w:tplc="240A0005" w:tentative="1">
+      <w:start w:val="1"/>
+      <w:numFmt w:val="bullet"/>
+      <w:lvlText w:val=""/>
+      <w:lvlJc w:val="left"/>
+      <w:pPr>
+        <w:ind w:left="7909" w:hanging="360"/>
+      </w:pPr>
+      <w:rPr>
+        <w:rFonts w:ascii="Wingdings" w:hAnsi="Wingdings" w:hint="default"/>
+      </w:rPr>
+    </w:lvl>
+  </w:abstractNum>
+  <w:abstractNum w:abstractNumId="11" w15:restartNumberingAfterBreak="0">
+    <w:nsid w:val="315F51BD"/>
+    <w:multiLevelType w:val="hybridMultilevel"/>
+    <w:tmpl w:val="FC9A4F5E"/>
+    <w:lvl w:ilvl="0" w:tplc="240A0003">
+      <w:start w:val="1"/>
+      <w:numFmt w:val="bullet"/>
+      <w:lvlText w:val="o"/>
+      <w:lvlJc w:val="left"/>
+      <w:pPr>
+        <w:ind w:left="1429" w:hanging="360"/>
+      </w:pPr>
+      <w:rPr>
+        <w:rFonts w:ascii="Courier New" w:hAnsi="Courier New" w:cs="Courier New" w:hint="default"/>
+      </w:rPr>
+    </w:lvl>
+    <w:lvl w:ilvl="1" w:tplc="240A0003" w:tentative="1">
+      <w:start w:val="1"/>
+      <w:numFmt w:val="bullet"/>
+      <w:lvlText w:val="o"/>
+      <w:lvlJc w:val="left"/>
+      <w:pPr>
+        <w:ind w:left="2149" w:hanging="360"/>
+      </w:pPr>
+      <w:rPr>
+        <w:rFonts w:ascii="Courier New" w:hAnsi="Courier New" w:cs="Courier New" w:hint="default"/>
+      </w:rPr>
+    </w:lvl>
+    <w:lvl w:ilvl="2" w:tplc="240A0005" w:tentative="1">
+      <w:start w:val="1"/>
+      <w:numFmt w:val="bullet"/>
+      <w:lvlText w:val=""/>
+      <w:lvlJc w:val="left"/>
+      <w:pPr>
+        <w:ind w:left="2869" w:hanging="360"/>
+      </w:pPr>
+      <w:rPr>
+        <w:rFonts w:ascii="Wingdings" w:hAnsi="Wingdings" w:hint="default"/>
+      </w:rPr>
+    </w:lvl>
+    <w:lvl w:ilvl="3" w:tplc="240A0001" w:tentative="1">
+      <w:start w:val="1"/>
+      <w:numFmt w:val="bullet"/>
+      <w:lvlText w:val=""/>
+      <w:lvlJc w:val="left"/>
+      <w:pPr>
+        <w:ind w:left="3589" w:hanging="360"/>
+      </w:pPr>
+      <w:rPr>
+        <w:rFonts w:ascii="Symbol" w:hAnsi="Symbol" w:hint="default"/>
+      </w:rPr>
+    </w:lvl>
+    <w:lvl w:ilvl="4" w:tplc="240A0003" w:tentative="1">
+      <w:start w:val="1"/>
+      <w:numFmt w:val="bullet"/>
+      <w:lvlText w:val="o"/>
+      <w:lvlJc w:val="left"/>
+      <w:pPr>
+        <w:ind w:left="4309" w:hanging="360"/>
+      </w:pPr>
+      <w:rPr>
+        <w:rFonts w:ascii="Courier New" w:hAnsi="Courier New" w:cs="Courier New" w:hint="default"/>
+      </w:rPr>
+    </w:lvl>
+    <w:lvl w:ilvl="5" w:tplc="240A0005" w:tentative="1">
+      <w:start w:val="1"/>
+      <w:numFmt w:val="bullet"/>
+      <w:lvlText w:val=""/>
+      <w:lvlJc w:val="left"/>
+      <w:pPr>
+        <w:ind w:left="5029" w:hanging="360"/>
+      </w:pPr>
+      <w:rPr>
+        <w:rFonts w:ascii="Wingdings" w:hAnsi="Wingdings" w:hint="default"/>
+      </w:rPr>
+    </w:lvl>
+    <w:lvl w:ilvl="6" w:tplc="240A0001" w:tentative="1">
+      <w:start w:val="1"/>
+      <w:numFmt w:val="bullet"/>
+      <w:lvlText w:val=""/>
+      <w:lvlJc w:val="left"/>
+      <w:pPr>
+        <w:ind w:left="5749" w:hanging="360"/>
+      </w:pPr>
+      <w:rPr>
+        <w:rFonts w:ascii="Symbol" w:hAnsi="Symbol" w:hint="default"/>
+      </w:rPr>
+    </w:lvl>
+    <w:lvl w:ilvl="7" w:tplc="240A0003" w:tentative="1">
+      <w:start w:val="1"/>
+      <w:numFmt w:val="bullet"/>
+      <w:lvlText w:val="o"/>
+      <w:lvlJc w:val="left"/>
+      <w:pPr>
+        <w:ind w:left="6469" w:hanging="360"/>
+      </w:pPr>
+      <w:rPr>
+        <w:rFonts w:ascii="Courier New" w:hAnsi="Courier New" w:cs="Courier New" w:hint="default"/>
+      </w:rPr>
+    </w:lvl>
+    <w:lvl w:ilvl="8" w:tplc="240A0005" w:tentative="1">
+      <w:start w:val="1"/>
+      <w:numFmt w:val="bullet"/>
+      <w:lvlText w:val=""/>
+      <w:lvlJc w:val="left"/>
+      <w:pPr>
+        <w:ind w:left="7189" w:hanging="360"/>
+      </w:pPr>
+      <w:rPr>
+        <w:rFonts w:ascii="Wingdings" w:hAnsi="Wingdings" w:hint="default"/>
+      </w:rPr>
+    </w:lvl>
+  </w:abstractNum>
+  <w:abstractNum w:abstractNumId="12" w15:restartNumberingAfterBreak="0">
     <w:nsid w:val="320824DA"/>
     <w:multiLevelType w:val="hybridMultilevel"/>
     <w:tmpl w:val="4FF4BA8C"/>
@@ -13097,7 +13415,7 @@
       </w:rPr>
     </w:lvl>
   </w:abstractNum>
-  <w:abstractNum w:abstractNumId="11" w15:restartNumberingAfterBreak="0">
+  <w:abstractNum w:abstractNumId="13" w15:restartNumberingAfterBreak="0">
     <w:nsid w:val="34B96DB1"/>
     <w:multiLevelType w:val="hybridMultilevel"/>
     <w:tmpl w:val="E702EC84"/>
@@ -13210,7 +13528,7 @@
       </w:rPr>
     </w:lvl>
   </w:abstractNum>
-  <w:abstractNum w:abstractNumId="12" w15:restartNumberingAfterBreak="0">
+  <w:abstractNum w:abstractNumId="14" w15:restartNumberingAfterBreak="0">
     <w:nsid w:val="368E176E"/>
     <w:multiLevelType w:val="hybridMultilevel"/>
     <w:tmpl w:val="BDF054FE"/>
@@ -13304,7 +13622,7 @@
       </w:pPr>
     </w:lvl>
   </w:abstractNum>
-  <w:abstractNum w:abstractNumId="13" w15:restartNumberingAfterBreak="0">
+  <w:abstractNum w:abstractNumId="15" w15:restartNumberingAfterBreak="0">
     <w:nsid w:val="3D605792"/>
     <w:multiLevelType w:val="hybridMultilevel"/>
     <w:tmpl w:val="6A584CEE"/>
@@ -13417,7 +13735,7 @@
       </w:rPr>
     </w:lvl>
   </w:abstractNum>
-  <w:abstractNum w:abstractNumId="14" w15:restartNumberingAfterBreak="0">
+  <w:abstractNum w:abstractNumId="16" w15:restartNumberingAfterBreak="0">
     <w:nsid w:val="3DDF6562"/>
     <w:multiLevelType w:val="multilevel"/>
     <w:tmpl w:val="F7B683D0"/>
@@ -13538,7 +13856,7 @@
       </w:rPr>
     </w:lvl>
   </w:abstractNum>
-  <w:abstractNum w:abstractNumId="15" w15:restartNumberingAfterBreak="0">
+  <w:abstractNum w:abstractNumId="17" w15:restartNumberingAfterBreak="0">
     <w:nsid w:val="3ED64F03"/>
     <w:multiLevelType w:val="hybridMultilevel"/>
     <w:tmpl w:val="F2CC1B0C"/>
@@ -13651,7 +13969,7 @@
       </w:rPr>
     </w:lvl>
   </w:abstractNum>
-  <w:abstractNum w:abstractNumId="16" w15:restartNumberingAfterBreak="0">
+  <w:abstractNum w:abstractNumId="18" w15:restartNumberingAfterBreak="0">
     <w:nsid w:val="3F6A10E2"/>
     <w:multiLevelType w:val="hybridMultilevel"/>
     <w:tmpl w:val="AA865234"/>
@@ -13764,7 +14082,7 @@
       </w:rPr>
     </w:lvl>
   </w:abstractNum>
-  <w:abstractNum w:abstractNumId="17" w15:restartNumberingAfterBreak="0">
+  <w:abstractNum w:abstractNumId="19" w15:restartNumberingAfterBreak="0">
     <w:nsid w:val="441D5AA6"/>
     <w:multiLevelType w:val="hybridMultilevel"/>
     <w:tmpl w:val="AEEAD402"/>
@@ -13877,7 +14195,7 @@
       </w:rPr>
     </w:lvl>
   </w:abstractNum>
-  <w:abstractNum w:abstractNumId="18" w15:restartNumberingAfterBreak="0">
+  <w:abstractNum w:abstractNumId="20" w15:restartNumberingAfterBreak="0">
     <w:nsid w:val="488B4DA7"/>
     <w:multiLevelType w:val="hybridMultilevel"/>
     <w:tmpl w:val="7A00B302"/>
@@ -13990,7 +14308,7 @@
       </w:rPr>
     </w:lvl>
   </w:abstractNum>
-  <w:abstractNum w:abstractNumId="19" w15:restartNumberingAfterBreak="0">
+  <w:abstractNum w:abstractNumId="21" w15:restartNumberingAfterBreak="0">
     <w:nsid w:val="497D0266"/>
     <w:multiLevelType w:val="hybridMultilevel"/>
     <w:tmpl w:val="6A142374"/>
@@ -14103,7 +14421,7 @@
       </w:rPr>
     </w:lvl>
   </w:abstractNum>
-  <w:abstractNum w:abstractNumId="20" w15:restartNumberingAfterBreak="0">
+  <w:abstractNum w:abstractNumId="22" w15:restartNumberingAfterBreak="0">
     <w:nsid w:val="4DA61889"/>
     <w:multiLevelType w:val="hybridMultilevel"/>
     <w:tmpl w:val="07BE7B20"/>
@@ -14216,7 +14534,7 @@
       </w:rPr>
     </w:lvl>
   </w:abstractNum>
-  <w:abstractNum w:abstractNumId="21" w15:restartNumberingAfterBreak="0">
+  <w:abstractNum w:abstractNumId="23" w15:restartNumberingAfterBreak="0">
     <w:nsid w:val="4EBE1EF6"/>
     <w:multiLevelType w:val="hybridMultilevel"/>
     <w:tmpl w:val="AF3C2E24"/>
@@ -14307,7 +14625,120 @@
       </w:pPr>
     </w:lvl>
   </w:abstractNum>
-  <w:abstractNum w:abstractNumId="22" w15:restartNumberingAfterBreak="0">
+  <w:abstractNum w:abstractNumId="24" w15:restartNumberingAfterBreak="0">
+    <w:nsid w:val="4FE130E2"/>
+    <w:multiLevelType w:val="hybridMultilevel"/>
+    <w:tmpl w:val="1806EF66"/>
+    <w:lvl w:ilvl="0" w:tplc="240A0001">
+      <w:start w:val="1"/>
+      <w:numFmt w:val="bullet"/>
+      <w:lvlText w:val=""/>
+      <w:lvlJc w:val="left"/>
+      <w:pPr>
+        <w:ind w:left="2149" w:hanging="360"/>
+      </w:pPr>
+      <w:rPr>
+        <w:rFonts w:ascii="Symbol" w:hAnsi="Symbol" w:hint="default"/>
+      </w:rPr>
+    </w:lvl>
+    <w:lvl w:ilvl="1" w:tplc="240A0003" w:tentative="1">
+      <w:start w:val="1"/>
+      <w:numFmt w:val="bullet"/>
+      <w:lvlText w:val="o"/>
+      <w:lvlJc w:val="left"/>
+      <w:pPr>
+        <w:ind w:left="2869" w:hanging="360"/>
+      </w:pPr>
+      <w:rPr>
+        <w:rFonts w:ascii="Courier New" w:hAnsi="Courier New" w:cs="Courier New" w:hint="default"/>
+      </w:rPr>
+    </w:lvl>
+    <w:lvl w:ilvl="2" w:tplc="240A0005" w:tentative="1">
+      <w:start w:val="1"/>
+      <w:numFmt w:val="bullet"/>
+      <w:lvlText w:val=""/>
+      <w:lvlJc w:val="left"/>
+      <w:pPr>
+        <w:ind w:left="3589" w:hanging="360"/>
+      </w:pPr>
+      <w:rPr>
+        <w:rFonts w:ascii="Wingdings" w:hAnsi="Wingdings" w:hint="default"/>
+      </w:rPr>
+    </w:lvl>
+    <w:lvl w:ilvl="3" w:tplc="240A0001" w:tentative="1">
+      <w:start w:val="1"/>
+      <w:numFmt w:val="bullet"/>
+      <w:lvlText w:val=""/>
+      <w:lvlJc w:val="left"/>
+      <w:pPr>
+        <w:ind w:left="4309" w:hanging="360"/>
+      </w:pPr>
+      <w:rPr>
+        <w:rFonts w:ascii="Symbol" w:hAnsi="Symbol" w:hint="default"/>
+      </w:rPr>
+    </w:lvl>
+    <w:lvl w:ilvl="4" w:tplc="240A0003" w:tentative="1">
+      <w:start w:val="1"/>
+      <w:numFmt w:val="bullet"/>
+      <w:lvlText w:val="o"/>
+      <w:lvlJc w:val="left"/>
+      <w:pPr>
+        <w:ind w:left="5029" w:hanging="360"/>
+      </w:pPr>
+      <w:rPr>
+        <w:rFonts w:ascii="Courier New" w:hAnsi="Courier New" w:cs="Courier New" w:hint="default"/>
+      </w:rPr>
+    </w:lvl>
+    <w:lvl w:ilvl="5" w:tplc="240A0005" w:tentative="1">
+      <w:start w:val="1"/>
+      <w:numFmt w:val="bullet"/>
+      <w:lvlText w:val=""/>
+      <w:lvlJc w:val="left"/>
+      <w:pPr>
+        <w:ind w:left="5749" w:hanging="360"/>
+      </w:pPr>
+      <w:rPr>
+        <w:rFonts w:ascii="Wingdings" w:hAnsi="Wingdings" w:hint="default"/>
+      </w:rPr>
+    </w:lvl>
+    <w:lvl w:ilvl="6" w:tplc="240A0001" w:tentative="1">
+      <w:start w:val="1"/>
+      <w:numFmt w:val="bullet"/>
+      <w:lvlText w:val=""/>
+      <w:lvlJc w:val="left"/>
+      <w:pPr>
+        <w:ind w:left="6469" w:hanging="360"/>
+      </w:pPr>
+      <w:rPr>
+        <w:rFonts w:ascii="Symbol" w:hAnsi="Symbol" w:hint="default"/>
+      </w:rPr>
+    </w:lvl>
+    <w:lvl w:ilvl="7" w:tplc="240A0003" w:tentative="1">
+      <w:start w:val="1"/>
+      <w:numFmt w:val="bullet"/>
+      <w:lvlText w:val="o"/>
+      <w:lvlJc w:val="left"/>
+      <w:pPr>
+        <w:ind w:left="7189" w:hanging="360"/>
+      </w:pPr>
+      <w:rPr>
+        <w:rFonts w:ascii="Courier New" w:hAnsi="Courier New" w:cs="Courier New" w:hint="default"/>
+      </w:rPr>
+    </w:lvl>
+    <w:lvl w:ilvl="8" w:tplc="240A0005" w:tentative="1">
+      <w:start w:val="1"/>
+      <w:numFmt w:val="bullet"/>
+      <w:lvlText w:val=""/>
+      <w:lvlJc w:val="left"/>
+      <w:pPr>
+        <w:ind w:left="7909" w:hanging="360"/>
+      </w:pPr>
+      <w:rPr>
+        <w:rFonts w:ascii="Wingdings" w:hAnsi="Wingdings" w:hint="default"/>
+      </w:rPr>
+    </w:lvl>
+  </w:abstractNum>
+  <w:abstractNum w:abstractNumId="25" w15:restartNumberingAfterBreak="0">
     <w:nsid w:val="50FA3F4E"/>
     <w:multiLevelType w:val="hybridMultilevel"/>
     <w:tmpl w:val="7A9AE782"/>
@@ -14397,7 +14828,7 @@
       </w:pPr>
     </w:lvl>
   </w:abstractNum>
-  <w:abstractNum w:abstractNumId="23" w15:restartNumberingAfterBreak="0">
+  <w:abstractNum w:abstractNumId="26" w15:restartNumberingAfterBreak="0">
     <w:nsid w:val="586D1527"/>
     <w:multiLevelType w:val="hybridMultilevel"/>
     <w:tmpl w:val="FFC85640"/>
@@ -14510,7 +14941,7 @@
       </w:rPr>
     </w:lvl>
   </w:abstractNum>
-  <w:abstractNum w:abstractNumId="24" w15:restartNumberingAfterBreak="0">
+  <w:abstractNum w:abstractNumId="27" w15:restartNumberingAfterBreak="0">
     <w:nsid w:val="5B20211A"/>
     <w:multiLevelType w:val="hybridMultilevel"/>
     <w:tmpl w:val="311A05C0"/>
@@ -14623,7 +15054,7 @@
       </w:rPr>
     </w:lvl>
   </w:abstractNum>
-  <w:abstractNum w:abstractNumId="25" w15:restartNumberingAfterBreak="0">
+  <w:abstractNum w:abstractNumId="28" w15:restartNumberingAfterBreak="0">
     <w:nsid w:val="5E4258DE"/>
     <w:multiLevelType w:val="hybridMultilevel"/>
     <w:tmpl w:val="050873BE"/>
@@ -14736,7 +15167,7 @@
       </w:rPr>
     </w:lvl>
   </w:abstractNum>
-  <w:abstractNum w:abstractNumId="26" w15:restartNumberingAfterBreak="0">
+  <w:abstractNum w:abstractNumId="29" w15:restartNumberingAfterBreak="0">
     <w:nsid w:val="61EB4C14"/>
     <w:multiLevelType w:val="hybridMultilevel"/>
     <w:tmpl w:val="C5F268DE"/>
@@ -14849,7 +15280,7 @@
       </w:rPr>
     </w:lvl>
   </w:abstractNum>
-  <w:abstractNum w:abstractNumId="27" w15:restartNumberingAfterBreak="0">
+  <w:abstractNum w:abstractNumId="30" w15:restartNumberingAfterBreak="0">
     <w:nsid w:val="675622EA"/>
     <w:multiLevelType w:val="hybridMultilevel"/>
     <w:tmpl w:val="74A43354"/>
@@ -14962,7 +15393,7 @@
       </w:rPr>
     </w:lvl>
   </w:abstractNum>
-  <w:abstractNum w:abstractNumId="28" w15:restartNumberingAfterBreak="0">
+  <w:abstractNum w:abstractNumId="31" w15:restartNumberingAfterBreak="0">
     <w:nsid w:val="6C792B51"/>
     <w:multiLevelType w:val="hybridMultilevel"/>
     <w:tmpl w:val="15721B3E"/>
@@ -15075,7 +15506,120 @@
       </w:rPr>
     </w:lvl>
   </w:abstractNum>
-  <w:abstractNum w:abstractNumId="29" w15:restartNumberingAfterBreak="0">
+  <w:abstractNum w:abstractNumId="32" w15:restartNumberingAfterBreak="0">
+    <w:nsid w:val="74483149"/>
+    <w:multiLevelType w:val="hybridMultilevel"/>
+    <w:tmpl w:val="1758C8E6"/>
+    <w:lvl w:ilvl="0" w:tplc="240A0001">
+      <w:start w:val="1"/>
+      <w:numFmt w:val="bullet"/>
+      <w:lvlText w:val=""/>
+      <w:lvlJc w:val="left"/>
+      <w:pPr>
+        <w:ind w:left="2149" w:hanging="360"/>
+      </w:pPr>
+      <w:rPr>
+        <w:rFonts w:ascii="Symbol" w:hAnsi="Symbol" w:hint="default"/>
+      </w:rPr>
+    </w:lvl>
+    <w:lvl w:ilvl="1" w:tplc="240A0003" w:tentative="1">
+      <w:start w:val="1"/>
+      <w:numFmt w:val="bullet"/>
+      <w:lvlText w:val="o"/>
+      <w:lvlJc w:val="left"/>
+      <w:pPr>
+        <w:ind w:left="2869" w:hanging="360"/>
+      </w:pPr>
+      <w:rPr>
+        <w:rFonts w:ascii="Courier New" w:hAnsi="Courier New" w:cs="Courier New" w:hint="default"/>
+      </w:rPr>
+    </w:lvl>
+    <w:lvl w:ilvl="2" w:tplc="240A0005" w:tentative="1">
+      <w:start w:val="1"/>
+      <w:numFmt w:val="bullet"/>
+      <w:lvlText w:val=""/>
+      <w:lvlJc w:val="left"/>
+      <w:pPr>
+        <w:ind w:left="3589" w:hanging="360"/>
+      </w:pPr>
+      <w:rPr>
+        <w:rFonts w:ascii="Wingdings" w:hAnsi="Wingdings" w:hint="default"/>
+      </w:rPr>
+    </w:lvl>
+    <w:lvl w:ilvl="3" w:tplc="240A0001" w:tentative="1">
+      <w:start w:val="1"/>
+      <w:numFmt w:val="bullet"/>
+      <w:lvlText w:val=""/>
+      <w:lvlJc w:val="left"/>
+      <w:pPr>
+        <w:ind w:left="4309" w:hanging="360"/>
+      </w:pPr>
+      <w:rPr>
+        <w:rFonts w:ascii="Symbol" w:hAnsi="Symbol" w:hint="default"/>
+      </w:rPr>
+    </w:lvl>
+    <w:lvl w:ilvl="4" w:tplc="240A0003" w:tentative="1">
+      <w:start w:val="1"/>
+      <w:numFmt w:val="bullet"/>
+      <w:lvlText w:val="o"/>
+      <w:lvlJc w:val="left"/>
+      <w:pPr>
+        <w:ind w:left="5029" w:hanging="360"/>
+      </w:pPr>
+      <w:rPr>
+        <w:rFonts w:ascii="Courier New" w:hAnsi="Courier New" w:cs="Courier New" w:hint="default"/>
+      </w:rPr>
+    </w:lvl>
+    <w:lvl w:ilvl="5" w:tplc="240A0005" w:tentative="1">
+      <w:start w:val="1"/>
+      <w:numFmt w:val="bullet"/>
+      <w:lvlText w:val=""/>
+      <w:lvlJc w:val="left"/>
+      <w:pPr>
+        <w:ind w:left="5749" w:hanging="360"/>
+      </w:pPr>
+      <w:rPr>
+        <w:rFonts w:ascii="Wingdings" w:hAnsi="Wingdings" w:hint="default"/>
+      </w:rPr>
+    </w:lvl>
+    <w:lvl w:ilvl="6" w:tplc="240A0001" w:tentative="1">
+      <w:start w:val="1"/>
+      <w:numFmt w:val="bullet"/>
+      <w:lvlText w:val=""/>
+      <w:lvlJc w:val="left"/>
+      <w:pPr>
+        <w:ind w:left="6469" w:hanging="360"/>
+      </w:pPr>
+      <w:rPr>
+        <w:rFonts w:ascii="Symbol" w:hAnsi="Symbol" w:hint="default"/>
+      </w:rPr>
+    </w:lvl>
+    <w:lvl w:ilvl="7" w:tplc="240A0003" w:tentative="1">
+      <w:start w:val="1"/>
+      <w:numFmt w:val="bullet"/>
+      <w:lvlText w:val="o"/>
+      <w:lvlJc w:val="left"/>
+      <w:pPr>
+        <w:ind w:left="7189" w:hanging="360"/>
+      </w:pPr>
+      <w:rPr>
+        <w:rFonts w:ascii="Courier New" w:hAnsi="Courier New" w:cs="Courier New" w:hint="default"/>
+      </w:rPr>
+    </w:lvl>
+    <w:lvl w:ilvl="8" w:tplc="240A0005" w:tentative="1">
+      <w:start w:val="1"/>
+      <w:numFmt w:val="bullet"/>
+      <w:lvlText w:val=""/>
+      <w:lvlJc w:val="left"/>
+      <w:pPr>
+        <w:ind w:left="7909" w:hanging="360"/>
+      </w:pPr>
+      <w:rPr>
+        <w:rFonts w:ascii="Wingdings" w:hAnsi="Wingdings" w:hint="default"/>
+      </w:rPr>
+    </w:lvl>
+  </w:abstractNum>
+  <w:abstractNum w:abstractNumId="33" w15:restartNumberingAfterBreak="0">
     <w:nsid w:val="75A35007"/>
     <w:multiLevelType w:val="hybridMultilevel"/>
     <w:tmpl w:val="3C88C0C0"/>
@@ -15165,7 +15709,7 @@
       </w:pPr>
     </w:lvl>
   </w:abstractNum>
-  <w:abstractNum w:abstractNumId="30" w15:restartNumberingAfterBreak="0">
+  <w:abstractNum w:abstractNumId="34" w15:restartNumberingAfterBreak="0">
     <w:nsid w:val="7ABB2D7D"/>
     <w:multiLevelType w:val="hybridMultilevel"/>
     <w:tmpl w:val="8102BEEE"/>
@@ -15285,13 +15829,13 @@
     <w:abstractNumId w:val="9"/>
   </w:num>
   <w:num w:numId="3">
-    <w:abstractNumId w:val="21"/>
+    <w:abstractNumId w:val="23"/>
   </w:num>
   <w:num w:numId="4">
-    <w:abstractNumId w:val="12"/>
+    <w:abstractNumId w:val="14"/>
   </w:num>
   <w:num w:numId="5">
-    <w:abstractNumId w:val="14"/>
+    <w:abstractNumId w:val="16"/>
   </w:num>
   <w:num w:numId="6">
     <w:abstractNumId w:val="1"/>
@@ -15300,58 +15844,58 @@
     <w:abstractNumId w:val="4"/>
   </w:num>
   <w:num w:numId="8">
-    <w:abstractNumId w:val="22"/>
+    <w:abstractNumId w:val="25"/>
   </w:num>
   <w:num w:numId="9">
-    <w:abstractNumId w:val="11"/>
+    <w:abstractNumId w:val="13"/>
   </w:num>
   <w:num w:numId="10">
-    <w:abstractNumId w:val="17"/>
+    <w:abstractNumId w:val="19"/>
   </w:num>
   <w:num w:numId="11">
-    <w:abstractNumId w:val="10"/>
+    <w:abstractNumId w:val="12"/>
   </w:num>
   <w:num w:numId="12">
     <w:abstractNumId w:val="7"/>
   </w:num>
   <w:num w:numId="13">
-    <w:abstractNumId w:val="16"/>
+    <w:abstractNumId w:val="18"/>
   </w:num>
   <w:num w:numId="14">
-    <w:abstractNumId w:val="30"/>
+    <w:abstractNumId w:val="34"/>
   </w:num>
   <w:num w:numId="15">
+    <w:abstractNumId w:val="31"/>
+  </w:num>
+  <w:num w:numId="16">
     <w:abstractNumId w:val="28"/>
   </w:num>
-  <w:num w:numId="16">
-    <w:abstractNumId w:val="25"/>
-  </w:num>
   <w:num w:numId="17">
-    <w:abstractNumId w:val="29"/>
+    <w:abstractNumId w:val="33"/>
   </w:num>
   <w:num w:numId="18">
     <w:abstractNumId w:val="5"/>
   </w:num>
   <w:num w:numId="19">
-    <w:abstractNumId w:val="19"/>
+    <w:abstractNumId w:val="21"/>
   </w:num>
   <w:num w:numId="20">
-    <w:abstractNumId w:val="18"/>
+    <w:abstractNumId w:val="20"/>
   </w:num>
   <w:num w:numId="21">
-    <w:abstractNumId w:val="15"/>
+    <w:abstractNumId w:val="17"/>
   </w:num>
   <w:num w:numId="22">
-    <w:abstractNumId w:val="20"/>
+    <w:abstractNumId w:val="22"/>
   </w:num>
   <w:num w:numId="23">
     <w:abstractNumId w:val="6"/>
   </w:num>
   <w:num w:numId="24">
-    <w:abstractNumId w:val="23"/>
+    <w:abstractNumId w:val="26"/>
   </w:num>
   <w:num w:numId="25">
-    <w:abstractNumId w:val="26"/>
+    <w:abstractNumId w:val="29"/>
   </w:num>
   <w:num w:numId="26">
     <w:abstractNumId w:val="8"/>
@@ -15360,16 +15904,28 @@
     <w:abstractNumId w:val="3"/>
   </w:num>
   <w:num w:numId="28">
-    <w:abstractNumId w:val="24"/>
+    <w:abstractNumId w:val="27"/>
   </w:num>
   <w:num w:numId="29">
-    <w:abstractNumId w:val="13"/>
+    <w:abstractNumId w:val="15"/>
   </w:num>
   <w:num w:numId="30">
     <w:abstractNumId w:val="2"/>
   </w:num>
   <w:num w:numId="31">
-    <w:abstractNumId w:val="27"/>
+    <w:abstractNumId w:val="30"/>
+  </w:num>
+  <w:num w:numId="32">
+    <w:abstractNumId w:val="11"/>
+  </w:num>
+  <w:num w:numId="33">
+    <w:abstractNumId w:val="10"/>
+  </w:num>
+  <w:num w:numId="34">
+    <w:abstractNumId w:val="32"/>
+  </w:num>
+  <w:num w:numId="35">
+    <w:abstractNumId w:val="24"/>
   </w:num>
   <w:numIdMacAtCleanup w:val="21"/>
 </w:numbering>
@@ -17117,26 +17673,6 @@
 </file>
 
 <file path=customXml/item1.xml><?xml version="1.0" encoding="utf-8"?>
-<?mso-contentType ?>
-<FormTemplates xmlns="http://schemas.microsoft.com/sharepoint/v3/contenttype/forms">
-  <Display>DocumentLibraryForm</Display>
-  <Edit>DocumentLibraryForm</Edit>
-  <New>DocumentLibraryForm</New>
-</FormTemplates>
-</file>
-
-<file path=customXml/item2.xml><?xml version="1.0" encoding="utf-8"?>
-<p:properties xmlns:p="http://schemas.microsoft.com/office/2006/metadata/properties" xmlns:xsi="http://www.w3.org/2001/XMLSchema-instance" xmlns:pc="http://schemas.microsoft.com/office/infopath/2007/PartnerControls">
-  <documentManagement>
-    <TaxCatchAll xmlns="13c90a0b-73bc-4dc0-be5f-28d77b615beb" xsi:nil="true"/>
-    <lcf76f155ced4ddcb4097134ff3c332f xmlns="13c93bba-48ce-428c-bfe5-88b42c19b028">
-      <Terms xmlns="http://schemas.microsoft.com/office/infopath/2007/PartnerControls"/>
-    </lcf76f155ced4ddcb4097134ff3c332f>
-  </documentManagement>
-</p:properties>
-</file>
-
-<file path=customXml/item3.xml><?xml version="1.0" encoding="utf-8"?>
 <ct:contentTypeSchema xmlns:ct="http://schemas.microsoft.com/office/2006/metadata/contentType" xmlns:ma="http://schemas.microsoft.com/office/2006/metadata/properties/metaAttributes" ct:_="" ma:_="" ma:contentTypeName="Documento" ma:contentTypeID="0x0101006A81D6BD42E8DF4C91013959704817E1" ma:contentTypeVersion="15" ma:contentTypeDescription="Crear nuevo documento." ma:contentTypeScope="" ma:versionID="bf4f72ffd194f0963ff564daca6869f7">
   <xsd:schema xmlns:xsd="http://www.w3.org/2001/XMLSchema" xmlns:xs="http://www.w3.org/2001/XMLSchema" xmlns:p="http://schemas.microsoft.com/office/2006/metadata/properties" xmlns:ns2="13c90a0b-73bc-4dc0-be5f-28d77b615beb" xmlns:ns3="13c93bba-48ce-428c-bfe5-88b42c19b028" targetNamespace="http://schemas.microsoft.com/office/2006/metadata/properties" ma:root="true" ma:fieldsID="8718d6f4873a5b1392a45044efa78385" ns2:_="" ns3:_="">
     <xsd:import namespace="13c90a0b-73bc-4dc0-be5f-28d77b615beb"/>
@@ -17371,30 +17907,31 @@
 </ct:contentTypeSchema>
 </file>
 
+<file path=customXml/item2.xml><?xml version="1.0" encoding="utf-8"?>
+<p:properties xmlns:p="http://schemas.microsoft.com/office/2006/metadata/properties" xmlns:xsi="http://www.w3.org/2001/XMLSchema-instance" xmlns:pc="http://schemas.microsoft.com/office/infopath/2007/PartnerControls">
+  <documentManagement>
+    <TaxCatchAll xmlns="13c90a0b-73bc-4dc0-be5f-28d77b615beb" xsi:nil="true"/>
+    <lcf76f155ced4ddcb4097134ff3c332f xmlns="13c93bba-48ce-428c-bfe5-88b42c19b028">
+      <Terms xmlns="http://schemas.microsoft.com/office/infopath/2007/PartnerControls"/>
+    </lcf76f155ced4ddcb4097134ff3c332f>
+  </documentManagement>
+</p:properties>
+</file>
+
+<file path=customXml/item3.xml><?xml version="1.0" encoding="utf-8"?>
+<?mso-contentType ?>
+<FormTemplates xmlns="http://schemas.microsoft.com/sharepoint/v3/contenttype/forms">
+  <Display>DocumentLibraryForm</Display>
+  <Edit>DocumentLibraryForm</Edit>
+  <New>DocumentLibraryForm</New>
+</FormTemplates>
+</file>
+
 <file path=customXml/item4.xml><?xml version="1.0" encoding="utf-8"?>
 <b:Sources xmlns:b="http://schemas.openxmlformats.org/officeDocument/2006/bibliography" xmlns="http://schemas.openxmlformats.org/officeDocument/2006/bibliography" SelectedStyle="\APASixthEditionOfficeOnline.xsl" StyleName="APA" Version="6"/>
 </file>
 
 <file path=customXml/itemProps1.xml><?xml version="1.0" encoding="utf-8"?>
-<ds:datastoreItem xmlns:ds="http://schemas.openxmlformats.org/officeDocument/2006/customXml" ds:itemID="{10663269-2064-4804-8290-36D4A57F5557}">
-  <ds:schemaRefs>
-    <ds:schemaRef ds:uri="http://schemas.microsoft.com/sharepoint/v3/contenttype/forms"/>
-  </ds:schemaRefs>
-</ds:datastoreItem>
-</file>
-
-<file path=customXml/itemProps2.xml><?xml version="1.0" encoding="utf-8"?>
-<ds:datastoreItem xmlns:ds="http://schemas.openxmlformats.org/officeDocument/2006/customXml" ds:itemID="{1279454D-02BE-4A9C-A117-DCD1573E2608}">
-  <ds:schemaRefs>
-    <ds:schemaRef ds:uri="http://schemas.microsoft.com/office/2006/metadata/properties"/>
-    <ds:schemaRef ds:uri="http://schemas.microsoft.com/office/infopath/2007/PartnerControls"/>
-    <ds:schemaRef ds:uri="13c90a0b-73bc-4dc0-be5f-28d77b615beb"/>
-    <ds:schemaRef ds:uri="13c93bba-48ce-428c-bfe5-88b42c19b028"/>
-  </ds:schemaRefs>
-</ds:datastoreItem>
-</file>
-
-<file path=customXml/itemProps3.xml><?xml version="1.0" encoding="utf-8"?>
 <ds:datastoreItem xmlns:ds="http://schemas.openxmlformats.org/officeDocument/2006/customXml" ds:itemID="{9C14B031-69D2-4815-A77A-60B4EECF27A0}">
   <ds:schemaRefs>
     <ds:schemaRef ds:uri="http://schemas.microsoft.com/office/2006/metadata/contentType"/>
@@ -17413,6 +17950,25 @@
 </ds:datastoreItem>
 </file>
 
+<file path=customXml/itemProps2.xml><?xml version="1.0" encoding="utf-8"?>
+<ds:datastoreItem xmlns:ds="http://schemas.openxmlformats.org/officeDocument/2006/customXml" ds:itemID="{1279454D-02BE-4A9C-A117-DCD1573E2608}">
+  <ds:schemaRefs>
+    <ds:schemaRef ds:uri="http://schemas.microsoft.com/office/2006/metadata/properties"/>
+    <ds:schemaRef ds:uri="http://schemas.microsoft.com/office/infopath/2007/PartnerControls"/>
+    <ds:schemaRef ds:uri="13c90a0b-73bc-4dc0-be5f-28d77b615beb"/>
+    <ds:schemaRef ds:uri="13c93bba-48ce-428c-bfe5-88b42c19b028"/>
+  </ds:schemaRefs>
+</ds:datastoreItem>
+</file>
+
+<file path=customXml/itemProps3.xml><?xml version="1.0" encoding="utf-8"?>
+<ds:datastoreItem xmlns:ds="http://schemas.openxmlformats.org/officeDocument/2006/customXml" ds:itemID="{10663269-2064-4804-8290-36D4A57F5557}">
+  <ds:schemaRefs>
+    <ds:schemaRef ds:uri="http://schemas.microsoft.com/sharepoint/v3/contenttype/forms"/>
+  </ds:schemaRefs>
+</ds:datastoreItem>
+</file>
+
 <file path=customXml/itemProps4.xml><?xml version="1.0" encoding="utf-8"?>
 <ds:datastoreItem xmlns:ds="http://schemas.openxmlformats.org/officeDocument/2006/customXml" ds:itemID="{EAE431FD-7059-4C09-804B-C9D69EB7B213}">
   <ds:schemaRefs>

--- a/fuentes/621602_CF08_DU.docx
+++ b/fuentes/621602_CF08_DU.docx
@@ -6086,6 +6086,7 @@
               <w:pStyle w:val="TextoTablas"/>
             </w:pPr>
             <w:r>
+              <w:lastRenderedPageBreak/>
               <w:t>Culturales</w:t>
             </w:r>
           </w:p>
@@ -8245,6 +8246,11 @@
     </w:p>
     <w:p>
       <w:pPr>
+        <w:pStyle w:val="Prrafodelista"/>
+        <w:numPr>
+          <w:ilvl w:val="0"/>
+          <w:numId w:val="26"/>
+        </w:numPr>
         <w:rPr>
           <w:lang w:val="es-419" w:eastAsia="es-CO"/>
         </w:rPr>
@@ -8286,6 +8292,11 @@
     </w:p>
     <w:p>
       <w:pPr>
+        <w:pStyle w:val="Prrafodelista"/>
+        <w:numPr>
+          <w:ilvl w:val="0"/>
+          <w:numId w:val="26"/>
+        </w:numPr>
         <w:rPr>
           <w:lang w:val="es-419" w:eastAsia="es-CO"/>
         </w:rPr>
@@ -8296,55 +8307,46 @@
           <w:bCs/>
           <w:lang w:val="es-419" w:eastAsia="es-CO"/>
         </w:rPr>
-        <w:t>Orientación con la sombra de un palo</w:t>
-      </w:r>
+        <w:t xml:space="preserve">Orientación con la sombra de un palo. </w:t>
+      </w:r>
+      <w:r>
+        <w:rPr>
+          <w:lang w:val="es-419" w:eastAsia="es-CO"/>
+        </w:rPr>
+        <w:t xml:space="preserve">Este método solo funciona cuando hay sol. Se clava en un terreno abierto y llano un palo que proyecte una sombra de unos 30 o 40 cm. Luego de esto marcamos el extremo de la sombra. A continuación, con un cordón de un zapato, una rama u otro método improvisado, se traza una semicircunferencia usando como radio la longitud de la sombra. Ahora es necesario esperar el movimiento del Sol. La sombra se irá reduciendo a medida que nos acercamos a las 12:00 del día. Momento en que alcanzará su menor tamaño para después volver a crecer. En el punto en el que la sombra vuelva a alcanzar la semicircunferencia pondremos una marca. Al unir las dos marcas se traza </w:t>
+      </w:r>
+      <w:r>
+        <w:rPr>
+          <w:lang w:val="es-419" w:eastAsia="es-CO"/>
+        </w:rPr>
+        <w:lastRenderedPageBreak/>
+        <w:t>una línea occidente (primera marca) – oriente (segunda marca). En la perpendicular se encontrarán el norte y el sur. Este método requiere tiempo y condiciones de luz solar adecuadas.</w:t>
+      </w:r>
+    </w:p>
+    <w:p>
+      <w:pPr>
+        <w:pStyle w:val="Prrafodelista"/>
+        <w:numPr>
+          <w:ilvl w:val="0"/>
+          <w:numId w:val="26"/>
+        </w:numPr>
+        <w:rPr>
+          <w:lang w:val="es-419" w:eastAsia="es-CO"/>
+        </w:rPr>
+      </w:pPr>
       <w:r>
         <w:rPr>
           <w:b/>
           <w:bCs/>
           <w:lang w:val="es-419" w:eastAsia="es-CO"/>
         </w:rPr>
-        <w:t xml:space="preserve">. </w:t>
-      </w:r>
-      <w:r>
-        <w:rPr>
-          <w:lang w:val="es-419" w:eastAsia="es-CO"/>
-        </w:rPr>
-        <w:t xml:space="preserve">Este método solo funciona cuando hay sol. Se clava en un terreno abierto y llano un palo que proyecte una sombra de unos 30 o 40 cm. Luego de esto marcamos el extremo de la sombra. A continuación, con un cordón de un zapato, una rama u otro método improvisado, se traza una semicircunferencia usando como radio la longitud de la sombra. Ahora es necesario esperar el movimiento del Sol. La sombra se irá reduciendo a medida que nos acercamos a las 12:00 del día. Momento en que alcanzará su menor tamaño para después volver a crecer. En el punto en el que la sombra vuelva a alcanzar la semicircunferencia pondremos una marca. Al unir las dos marcas se traza una línea </w:t>
-      </w:r>
-      <w:r>
-        <w:rPr>
-          <w:lang w:val="es-419" w:eastAsia="es-CO"/>
-        </w:rPr>
-        <w:lastRenderedPageBreak/>
-        <w:t>occidente (primera marca) – oriente (segunda marca). En la perpendicular se encontrarán el norte y el sur. Este método requiere tiempo y condiciones de luz solar adecuadas.</w:t>
-      </w:r>
-    </w:p>
-    <w:p>
-      <w:pPr>
-        <w:rPr>
-          <w:lang w:val="es-419" w:eastAsia="es-CO"/>
-        </w:rPr>
-      </w:pPr>
-      <w:r>
-        <w:rPr>
-          <w:b/>
-          <w:bCs/>
-          <w:lang w:val="es-419" w:eastAsia="es-CO"/>
-        </w:rPr>
         <w:t>Orientación con las estrellas (hemisferio norte)</w:t>
       </w:r>
       <w:r>
         <w:rPr>
           <w:lang w:val="es-419" w:eastAsia="es-CO"/>
         </w:rPr>
-        <w:t xml:space="preserve">. </w:t>
-      </w:r>
-      <w:r>
-        <w:rPr>
-          <w:lang w:val="es-419" w:eastAsia="es-CO"/>
-        </w:rPr>
-        <w:t>En el hemisferio norte del planeta, la estrella polar indica siempre el norte. Esta estrella es la última de la cola de la Osa Menor y, a pesar de que en casi todas las ilustraciones se muestra como una estrella muy brillante, su luz es tan pálida que con frecuencia no es fácil de ver. No obstante, es fácil guiarse por la Osa Mayor para localizar el punto donde se encuentra la estrella polar. Para ello solo tenemos que prolongar cuatro veces la distancia que separa las dos estrellas frontales de la Osa Mayor.</w:t>
+        <w:t>. En el hemisferio norte del planeta, la estrella polar indica siempre el norte. Esta estrella es la última de la cola de la Osa Menor y, a pesar de que en casi todas las ilustraciones se muestra como una estrella muy brillante, su luz es tan pálida que con frecuencia no es fácil de ver. No obstante, es fácil guiarse por la Osa Mayor para localizar el punto donde se encuentra la estrella polar. Para ello solo tenemos que prolongar cuatro veces la distancia que separa las dos estrellas frontales de la Osa Mayor.</w:t>
       </w:r>
     </w:p>
     <w:p>
@@ -9201,13 +9203,8 @@
               <w:t>HOMBRE</w:t>
             </w:r>
             <w:r>
-              <w:t xml:space="preserve">: </w:t>
-            </w:r>
-            <w:proofErr w:type="gramStart"/>
-            <w:r>
-              <w:t>y</w:t>
-            </w:r>
-            <w:proofErr w:type="gramEnd"/>
+              <w:t>: y</w:t>
+            </w:r>
             <w:r>
               <w:t xml:space="preserve"> por último, adaptar el lenguaje al visitante. No es lo mismo hablar con un turista extranjero que con un viajero nacional; o no es lo mismo orientar a una persona mayor que a un joven mochilero.</w:t>
             </w:r>
@@ -12875,7 +12872,7 @@
   <w:abstractNum w:abstractNumId="8" w15:restartNumberingAfterBreak="0">
     <w:nsid w:val="27065D79"/>
     <w:multiLevelType w:val="hybridMultilevel"/>
-    <w:tmpl w:val="E99CA56E"/>
+    <w:tmpl w:val="C3926922"/>
     <w:lvl w:ilvl="0" w:tplc="240A0003">
       <w:start w:val="1"/>
       <w:numFmt w:val="bullet"/>
@@ -17673,6 +17670,17 @@
 </file>
 
 <file path=customXml/item1.xml><?xml version="1.0" encoding="utf-8"?>
+<p:properties xmlns:p="http://schemas.microsoft.com/office/2006/metadata/properties" xmlns:xsi="http://www.w3.org/2001/XMLSchema-instance" xmlns:pc="http://schemas.microsoft.com/office/infopath/2007/PartnerControls">
+  <documentManagement>
+    <TaxCatchAll xmlns="13c90a0b-73bc-4dc0-be5f-28d77b615beb" xsi:nil="true"/>
+    <lcf76f155ced4ddcb4097134ff3c332f xmlns="13c93bba-48ce-428c-bfe5-88b42c19b028">
+      <Terms xmlns="http://schemas.microsoft.com/office/infopath/2007/PartnerControls"/>
+    </lcf76f155ced4ddcb4097134ff3c332f>
+  </documentManagement>
+</p:properties>
+</file>
+
+<file path=customXml/item2.xml><?xml version="1.0" encoding="utf-8"?>
 <ct:contentTypeSchema xmlns:ct="http://schemas.microsoft.com/office/2006/metadata/contentType" xmlns:ma="http://schemas.microsoft.com/office/2006/metadata/properties/metaAttributes" ct:_="" ma:_="" ma:contentTypeName="Documento" ma:contentTypeID="0x0101006A81D6BD42E8DF4C91013959704817E1" ma:contentTypeVersion="15" ma:contentTypeDescription="Crear nuevo documento." ma:contentTypeScope="" ma:versionID="bf4f72ffd194f0963ff564daca6869f7">
   <xsd:schema xmlns:xsd="http://www.w3.org/2001/XMLSchema" xmlns:xs="http://www.w3.org/2001/XMLSchema" xmlns:p="http://schemas.microsoft.com/office/2006/metadata/properties" xmlns:ns2="13c90a0b-73bc-4dc0-be5f-28d77b615beb" xmlns:ns3="13c93bba-48ce-428c-bfe5-88b42c19b028" targetNamespace="http://schemas.microsoft.com/office/2006/metadata/properties" ma:root="true" ma:fieldsID="8718d6f4873a5b1392a45044efa78385" ns2:_="" ns3:_="">
     <xsd:import namespace="13c90a0b-73bc-4dc0-be5f-28d77b615beb"/>
@@ -17907,18 +17915,11 @@
 </ct:contentTypeSchema>
 </file>
 
-<file path=customXml/item2.xml><?xml version="1.0" encoding="utf-8"?>
-<p:properties xmlns:p="http://schemas.microsoft.com/office/2006/metadata/properties" xmlns:xsi="http://www.w3.org/2001/XMLSchema-instance" xmlns:pc="http://schemas.microsoft.com/office/infopath/2007/PartnerControls">
-  <documentManagement>
-    <TaxCatchAll xmlns="13c90a0b-73bc-4dc0-be5f-28d77b615beb" xsi:nil="true"/>
-    <lcf76f155ced4ddcb4097134ff3c332f xmlns="13c93bba-48ce-428c-bfe5-88b42c19b028">
-      <Terms xmlns="http://schemas.microsoft.com/office/infopath/2007/PartnerControls"/>
-    </lcf76f155ced4ddcb4097134ff3c332f>
-  </documentManagement>
-</p:properties>
+<file path=customXml/item3.xml><?xml version="1.0" encoding="utf-8"?>
+<b:Sources xmlns:b="http://schemas.openxmlformats.org/officeDocument/2006/bibliography" xmlns="http://schemas.openxmlformats.org/officeDocument/2006/bibliography" SelectedStyle="\APASixthEditionOfficeOnline.xsl" StyleName="APA" Version="6"/>
 </file>
 
-<file path=customXml/item3.xml><?xml version="1.0" encoding="utf-8"?>
+<file path=customXml/item4.xml><?xml version="1.0" encoding="utf-8"?>
 <?mso-contentType ?>
 <FormTemplates xmlns="http://schemas.microsoft.com/sharepoint/v3/contenttype/forms">
   <Display>DocumentLibraryForm</Display>
@@ -17927,11 +17928,18 @@
 </FormTemplates>
 </file>
 
-<file path=customXml/item4.xml><?xml version="1.0" encoding="utf-8"?>
-<b:Sources xmlns:b="http://schemas.openxmlformats.org/officeDocument/2006/bibliography" xmlns="http://schemas.openxmlformats.org/officeDocument/2006/bibliography" SelectedStyle="\APASixthEditionOfficeOnline.xsl" StyleName="APA" Version="6"/>
+<file path=customXml/itemProps1.xml><?xml version="1.0" encoding="utf-8"?>
+<ds:datastoreItem xmlns:ds="http://schemas.openxmlformats.org/officeDocument/2006/customXml" ds:itemID="{1279454D-02BE-4A9C-A117-DCD1573E2608}">
+  <ds:schemaRefs>
+    <ds:schemaRef ds:uri="http://schemas.microsoft.com/office/2006/metadata/properties"/>
+    <ds:schemaRef ds:uri="http://schemas.microsoft.com/office/infopath/2007/PartnerControls"/>
+    <ds:schemaRef ds:uri="13c90a0b-73bc-4dc0-be5f-28d77b615beb"/>
+    <ds:schemaRef ds:uri="13c93bba-48ce-428c-bfe5-88b42c19b028"/>
+  </ds:schemaRefs>
+</ds:datastoreItem>
 </file>
 
-<file path=customXml/itemProps1.xml><?xml version="1.0" encoding="utf-8"?>
+<file path=customXml/itemProps2.xml><?xml version="1.0" encoding="utf-8"?>
 <ds:datastoreItem xmlns:ds="http://schemas.openxmlformats.org/officeDocument/2006/customXml" ds:itemID="{9C14B031-69D2-4815-A77A-60B4EECF27A0}">
   <ds:schemaRefs>
     <ds:schemaRef ds:uri="http://schemas.microsoft.com/office/2006/metadata/contentType"/>
@@ -17950,29 +17958,18 @@
 </ds:datastoreItem>
 </file>
 
-<file path=customXml/itemProps2.xml><?xml version="1.0" encoding="utf-8"?>
-<ds:datastoreItem xmlns:ds="http://schemas.openxmlformats.org/officeDocument/2006/customXml" ds:itemID="{1279454D-02BE-4A9C-A117-DCD1573E2608}">
+<file path=customXml/itemProps3.xml><?xml version="1.0" encoding="utf-8"?>
+<ds:datastoreItem xmlns:ds="http://schemas.openxmlformats.org/officeDocument/2006/customXml" ds:itemID="{EAE431FD-7059-4C09-804B-C9D69EB7B213}">
   <ds:schemaRefs>
-    <ds:schemaRef ds:uri="http://schemas.microsoft.com/office/2006/metadata/properties"/>
-    <ds:schemaRef ds:uri="http://schemas.microsoft.com/office/infopath/2007/PartnerControls"/>
-    <ds:schemaRef ds:uri="13c90a0b-73bc-4dc0-be5f-28d77b615beb"/>
-    <ds:schemaRef ds:uri="13c93bba-48ce-428c-bfe5-88b42c19b028"/>
+    <ds:schemaRef ds:uri="http://schemas.openxmlformats.org/officeDocument/2006/bibliography"/>
   </ds:schemaRefs>
 </ds:datastoreItem>
 </file>
 
-<file path=customXml/itemProps3.xml><?xml version="1.0" encoding="utf-8"?>
+<file path=customXml/itemProps4.xml><?xml version="1.0" encoding="utf-8"?>
 <ds:datastoreItem xmlns:ds="http://schemas.openxmlformats.org/officeDocument/2006/customXml" ds:itemID="{10663269-2064-4804-8290-36D4A57F5557}">
   <ds:schemaRefs>
     <ds:schemaRef ds:uri="http://schemas.microsoft.com/sharepoint/v3/contenttype/forms"/>
   </ds:schemaRefs>
 </ds:datastoreItem>
-</file>
-
-<file path=customXml/itemProps4.xml><?xml version="1.0" encoding="utf-8"?>
-<ds:datastoreItem xmlns:ds="http://schemas.openxmlformats.org/officeDocument/2006/customXml" ds:itemID="{EAE431FD-7059-4C09-804B-C9D69EB7B213}">
-  <ds:schemaRefs>
-    <ds:schemaRef ds:uri="http://schemas.openxmlformats.org/officeDocument/2006/bibliography"/>
-  </ds:schemaRefs>
-</ds:datastoreItem>
 </file>